--- a/TI 3B_2341720169_Dimas Adi Bayu Samudra_JOBSHEET PRAKTIKUM 2.docx
+++ b/TI 3B_2341720169_Dimas Adi Bayu Samudra_JOBSHEET PRAKTIKUM 2.docx
@@ -879,6 +879,7 @@
             <w:r>
               <w:rPr>
                 <w:rFonts w:eastAsia="Times New Roman" w:cs="Times New Roman"/>
+                <w:noProof/>
                 <w:szCs w:val="24"/>
                 <w:lang w:eastAsia="en-ID"/>
               </w:rPr>
@@ -985,6 +986,7 @@
             <w:r>
               <w:rPr>
                 <w:rFonts w:eastAsia="Times New Roman" w:cs="Times New Roman"/>
+                <w:noProof/>
                 <w:szCs w:val="24"/>
                 <w:lang w:val="it-IT" w:eastAsia="en-ID"/>
               </w:rPr>
@@ -1183,6 +1185,131 @@
               </w:rPr>
               <w:t xml:space="preserve"> </w:t>
             </w:r>
+            <w:r>
+              <w:rPr>
+                <w:rFonts w:eastAsia="Times New Roman" w:cs="Times New Roman"/>
+                <w:szCs w:val="24"/>
+                <w:lang w:val="en-US" w:eastAsia="en-ID"/>
+              </w:rPr>
+              <w:t xml:space="preserve">Routing </w:t>
+            </w:r>
+            <w:proofErr w:type="spellStart"/>
+            <w:r>
+              <w:rPr>
+                <w:rFonts w:eastAsia="Times New Roman" w:cs="Times New Roman"/>
+                <w:szCs w:val="24"/>
+                <w:lang w:val="en-US" w:eastAsia="en-ID"/>
+              </w:rPr>
+              <w:t>Menggunakan</w:t>
+            </w:r>
+            <w:proofErr w:type="spellEnd"/>
+            <w:r>
+              <w:rPr>
+                <w:rFonts w:eastAsia="Times New Roman" w:cs="Times New Roman"/>
+                <w:szCs w:val="24"/>
+                <w:lang w:val="en-US" w:eastAsia="en-ID"/>
+              </w:rPr>
+              <w:t xml:space="preserve"> Folder</w:t>
+            </w:r>
+            <w:r>
+              <w:rPr>
+                <w:rFonts w:eastAsia="Times New Roman" w:cs="Times New Roman"/>
+                <w:szCs w:val="24"/>
+                <w:lang w:val="en-US" w:eastAsia="en-ID"/>
+              </w:rPr>
+              <w:t xml:space="preserve"> dan </w:t>
+            </w:r>
+            <w:proofErr w:type="spellStart"/>
+            <w:r>
+              <w:rPr>
+                <w:rFonts w:eastAsia="Times New Roman" w:cs="Times New Roman"/>
+                <w:szCs w:val="24"/>
+                <w:lang w:val="en-US" w:eastAsia="en-ID"/>
+              </w:rPr>
+              <w:t>merapikan</w:t>
+            </w:r>
+            <w:proofErr w:type="spellEnd"/>
+            <w:r>
+              <w:rPr>
+                <w:rFonts w:eastAsia="Times New Roman" w:cs="Times New Roman"/>
+                <w:szCs w:val="24"/>
+                <w:lang w:val="en-US" w:eastAsia="en-ID"/>
+              </w:rPr>
+              <w:t xml:space="preserve"> </w:t>
+            </w:r>
+            <w:proofErr w:type="spellStart"/>
+            <w:r>
+              <w:rPr>
+                <w:rFonts w:eastAsia="Times New Roman" w:cs="Times New Roman"/>
+                <w:szCs w:val="24"/>
+                <w:lang w:val="en-US" w:eastAsia="en-ID"/>
+              </w:rPr>
+              <w:t>struktur</w:t>
+            </w:r>
+            <w:proofErr w:type="spellEnd"/>
+            <w:r>
+              <w:rPr>
+                <w:rFonts w:eastAsia="Times New Roman" w:cs="Times New Roman"/>
+                <w:szCs w:val="24"/>
+                <w:lang w:val="en-US" w:eastAsia="en-ID"/>
+              </w:rPr>
+              <w:t xml:space="preserve"> pages</w:t>
+            </w:r>
+          </w:p>
+          <w:p>
+            <w:pPr>
+              <w:spacing w:before="60" w:line="360" w:lineRule="auto"/>
+              <w:ind w:firstLine="0"/>
+              <w:jc w:val="left"/>
+              <w:rPr>
+                <w:rFonts w:eastAsia="Times New Roman" w:cs="Times New Roman"/>
+                <w:szCs w:val="24"/>
+                <w:lang w:val="en-US" w:eastAsia="en-ID"/>
+              </w:rPr>
+            </w:pPr>
+            <w:r>
+              <w:rPr>
+                <w:rFonts w:eastAsia="Times New Roman" w:cs="Times New Roman"/>
+                <w:noProof/>
+                <w:szCs w:val="24"/>
+                <w:lang w:val="en-US" w:eastAsia="en-ID"/>
+              </w:rPr>
+              <w:drawing>
+                <wp:inline distT="0" distB="0" distL="0" distR="0" wp14:anchorId="5C006773" wp14:editId="168D93F3">
+                  <wp:extent cx="2257740" cy="4248743"/>
+                  <wp:effectExtent l="0" t="0" r="9525" b="0"/>
+                  <wp:docPr id="1266242088" name="Picture 1"/>
+                  <wp:cNvGraphicFramePr>
+                    <a:graphicFrameLocks xmlns:a="http://schemas.openxmlformats.org/drawingml/2006/main" noChangeAspect="1"/>
+                  </wp:cNvGraphicFramePr>
+                  <a:graphic xmlns:a="http://schemas.openxmlformats.org/drawingml/2006/main">
+                    <a:graphicData uri="http://schemas.openxmlformats.org/drawingml/2006/picture">
+                      <pic:pic xmlns:pic="http://schemas.openxmlformats.org/drawingml/2006/picture">
+                        <pic:nvPicPr>
+                          <pic:cNvPr id="1266242088" name=""/>
+                          <pic:cNvPicPr/>
+                        </pic:nvPicPr>
+                        <pic:blipFill>
+                          <a:blip r:embed="rId9"/>
+                          <a:stretch>
+                            <a:fillRect/>
+                          </a:stretch>
+                        </pic:blipFill>
+                        <pic:spPr>
+                          <a:xfrm>
+                            <a:off x="0" y="0"/>
+                            <a:ext cx="2257740" cy="4248743"/>
+                          </a:xfrm>
+                          <a:prstGeom prst="rect">
+                            <a:avLst/>
+                          </a:prstGeom>
+                        </pic:spPr>
+                      </pic:pic>
+                    </a:graphicData>
+                  </a:graphic>
+                </wp:inline>
+              </w:drawing>
+            </w:r>
           </w:p>
         </w:tc>
       </w:tr>
@@ -1227,14 +1354,15 @@
                 <w:lang w:eastAsia="en-ID"/>
               </w:rPr>
             </w:pPr>
-          </w:p>
-        </w:tc>
-      </w:tr>
-      <w:tr>
-        <w:tc>
-          <w:tcPr>
-            <w:tcW w:w="1129" w:type="dxa"/>
-          </w:tcPr>
+            <w:r>
+              <w:rPr>
+                <w:rFonts w:eastAsia="Times New Roman" w:cs="Times New Roman"/>
+                <w:szCs w:val="24"/>
+                <w:lang w:eastAsia="en-ID"/>
+              </w:rPr>
+              <w:t xml:space="preserve">Dengan perubahan tersebut kita bisa mengakses halaman index.tsx yang ada di folder about menggunakan /about tidak perlu menggunakan link </w:t>
+            </w:r>
+          </w:p>
           <w:p>
             <w:pPr>
               <w:spacing w:before="60" w:line="360" w:lineRule="auto"/>
@@ -1243,78 +1371,52 @@
               <w:rPr>
                 <w:rFonts w:eastAsia="Times New Roman" w:cs="Times New Roman"/>
                 <w:szCs w:val="24"/>
-                <w:lang w:val="en-US" w:eastAsia="en-ID"/>
-              </w:rPr>
-            </w:pPr>
-            <w:r>
-              <w:rPr>
-                <w:rFonts w:eastAsia="Times New Roman" w:cs="Times New Roman"/>
-                <w:szCs w:val="24"/>
-                <w:lang w:val="en-US" w:eastAsia="en-ID"/>
-              </w:rPr>
-              <w:t>3</w:t>
-            </w:r>
-          </w:p>
-        </w:tc>
-        <w:tc>
-          <w:tcPr>
-            <w:tcW w:w="8499" w:type="dxa"/>
-          </w:tcPr>
-          <w:p>
-            <w:pPr>
-              <w:spacing w:before="60" w:line="360" w:lineRule="auto"/>
-              <w:ind w:firstLine="0"/>
-              <w:jc w:val="left"/>
-              <w:rPr>
-                <w:rFonts w:eastAsia="Times New Roman" w:cs="Times New Roman"/>
-                <w:szCs w:val="24"/>
-                <w:lang w:val="en-US" w:eastAsia="en-ID"/>
-              </w:rPr>
-            </w:pPr>
-          </w:p>
-        </w:tc>
-      </w:tr>
-      <w:tr>
-        <w:tc>
-          <w:tcPr>
-            <w:tcW w:w="1129" w:type="dxa"/>
-          </w:tcPr>
-          <w:p>
-            <w:pPr>
-              <w:spacing w:before="60" w:line="360" w:lineRule="auto"/>
-              <w:ind w:firstLine="0"/>
-              <w:jc w:val="left"/>
-              <w:rPr>
-                <w:rFonts w:eastAsia="Times New Roman" w:cs="Times New Roman"/>
-                <w:szCs w:val="24"/>
-                <w:lang w:val="en-US" w:eastAsia="en-ID"/>
-              </w:rPr>
-            </w:pPr>
-            <w:r>
-              <w:rPr>
-                <w:rFonts w:eastAsia="Times New Roman" w:cs="Times New Roman"/>
-                <w:szCs w:val="24"/>
-                <w:lang w:val="en-US" w:eastAsia="en-ID"/>
-              </w:rPr>
-              <w:t>4</w:t>
-            </w:r>
-          </w:p>
-        </w:tc>
-        <w:tc>
-          <w:tcPr>
-            <w:tcW w:w="8499" w:type="dxa"/>
-          </w:tcPr>
-          <w:p>
-            <w:pPr>
-              <w:spacing w:before="60" w:line="360" w:lineRule="auto"/>
-              <w:ind w:firstLine="0"/>
-              <w:jc w:val="left"/>
-              <w:rPr>
-                <w:rFonts w:eastAsia="Times New Roman" w:cs="Times New Roman"/>
-                <w:szCs w:val="24"/>
-                <w:lang w:eastAsia="en-ID"/>
-              </w:rPr>
-            </w:pPr>
+                <w:lang w:eastAsia="en-ID"/>
+              </w:rPr>
+            </w:pPr>
+            <w:r>
+              <w:rPr>
+                <w:rFonts w:eastAsia="Times New Roman" w:cs="Times New Roman"/>
+                <w:noProof/>
+                <w:szCs w:val="24"/>
+                <w:lang w:eastAsia="en-ID"/>
+              </w:rPr>
+              <w:drawing>
+                <wp:inline distT="0" distB="0" distL="0" distR="0" wp14:anchorId="56E801F0" wp14:editId="1D9F3C6A">
+                  <wp:extent cx="3134162" cy="1019317"/>
+                  <wp:effectExtent l="0" t="0" r="9525" b="9525"/>
+                  <wp:docPr id="1919141367" name="Picture 1"/>
+                  <wp:cNvGraphicFramePr>
+                    <a:graphicFrameLocks xmlns:a="http://schemas.openxmlformats.org/drawingml/2006/main" noChangeAspect="1"/>
+                  </wp:cNvGraphicFramePr>
+                  <a:graphic xmlns:a="http://schemas.openxmlformats.org/drawingml/2006/main">
+                    <a:graphicData uri="http://schemas.openxmlformats.org/drawingml/2006/picture">
+                      <pic:pic xmlns:pic="http://schemas.openxmlformats.org/drawingml/2006/picture">
+                        <pic:nvPicPr>
+                          <pic:cNvPr id="1919141367" name=""/>
+                          <pic:cNvPicPr/>
+                        </pic:nvPicPr>
+                        <pic:blipFill>
+                          <a:blip r:embed="rId10"/>
+                          <a:stretch>
+                            <a:fillRect/>
+                          </a:stretch>
+                        </pic:blipFill>
+                        <pic:spPr>
+                          <a:xfrm>
+                            <a:off x="0" y="0"/>
+                            <a:ext cx="3134162" cy="1019317"/>
+                          </a:xfrm>
+                          <a:prstGeom prst="rect">
+                            <a:avLst/>
+                          </a:prstGeom>
+                        </pic:spPr>
+                      </pic:pic>
+                    </a:graphicData>
+                  </a:graphic>
+                </wp:inline>
+              </w:drawing>
+            </w:r>
           </w:p>
         </w:tc>
       </w:tr>
@@ -1350,6 +1452,54 @@
           <w14:ligatures w14:val="none"/>
         </w:rPr>
       </w:pPr>
+    </w:p>
+    <w:p>
+      <w:pPr>
+        <w:spacing w:before="60" w:line="360" w:lineRule="auto"/>
+        <w:ind w:firstLine="0"/>
+        <w:jc w:val="left"/>
+        <w:rPr>
+          <w:rFonts w:eastAsia="Times New Roman" w:cs="Times New Roman"/>
+          <w:b/>
+          <w:bCs/>
+          <w:kern w:val="0"/>
+          <w:szCs w:val="24"/>
+          <w:lang w:eastAsia="en-ID"/>
+          <w14:ligatures w14:val="none"/>
+        </w:rPr>
+      </w:pPr>
+    </w:p>
+    <w:p>
+      <w:pPr>
+        <w:spacing w:before="60" w:line="360" w:lineRule="auto"/>
+        <w:ind w:firstLine="0"/>
+        <w:jc w:val="left"/>
+        <w:rPr>
+          <w:rFonts w:eastAsia="Times New Roman" w:cs="Times New Roman"/>
+          <w:b/>
+          <w:bCs/>
+          <w:kern w:val="0"/>
+          <w:szCs w:val="24"/>
+          <w:lang w:eastAsia="en-ID"/>
+          <w14:ligatures w14:val="none"/>
+        </w:rPr>
+      </w:pPr>
+    </w:p>
+    <w:p>
+      <w:pPr>
+        <w:spacing w:before="60" w:line="360" w:lineRule="auto"/>
+        <w:ind w:firstLine="0"/>
+        <w:jc w:val="left"/>
+        <w:rPr>
+          <w:rFonts w:eastAsia="Times New Roman" w:cs="Times New Roman"/>
+          <w:b/>
+          <w:bCs/>
+          <w:kern w:val="0"/>
+          <w:szCs w:val="24"/>
+          <w:lang w:eastAsia="en-ID"/>
+          <w14:ligatures w14:val="none"/>
+        </w:rPr>
+      </w:pPr>
       <w:proofErr w:type="spellStart"/>
       <w:r>
         <w:rPr>
@@ -1361,6 +1511,7 @@
           <w:lang w:eastAsia="en-ID"/>
           <w14:ligatures w14:val="none"/>
         </w:rPr>
+        <w:lastRenderedPageBreak/>
         <w:t>Praktikum</w:t>
       </w:r>
       <w:proofErr w:type="spellEnd"/>
@@ -1493,6 +1644,75 @@
                 <w:lang w:val="en-US" w:eastAsia="en-ID"/>
               </w:rPr>
             </w:pPr>
+            <w:proofErr w:type="spellStart"/>
+            <w:r>
+              <w:rPr>
+                <w:rFonts w:eastAsia="Times New Roman" w:cs="Times New Roman"/>
+                <w:sz w:val="22"/>
+                <w:lang w:val="en-US" w:eastAsia="en-ID"/>
+              </w:rPr>
+              <w:t>Membuat</w:t>
+            </w:r>
+            <w:proofErr w:type="spellEnd"/>
+            <w:r>
+              <w:rPr>
+                <w:rFonts w:eastAsia="Times New Roman" w:cs="Times New Roman"/>
+                <w:sz w:val="22"/>
+                <w:lang w:val="en-US" w:eastAsia="en-ID"/>
+              </w:rPr>
+              <w:t xml:space="preserve"> nested routing </w:t>
+            </w:r>
+            <w:r>
+              <w:rPr>
+                <w:rFonts w:eastAsia="Times New Roman" w:cs="Times New Roman"/>
+                <w:sz w:val="22"/>
+                <w:lang w:val="en-US" w:eastAsia="en-ID"/>
+              </w:rPr>
+              <w:br/>
+            </w:r>
+            <w:r>
+              <w:rPr>
+                <w:rFonts w:eastAsia="Times New Roman" w:cs="Times New Roman"/>
+                <w:noProof/>
+                <w:sz w:val="22"/>
+                <w:lang w:val="en-US" w:eastAsia="en-ID"/>
+              </w:rPr>
+              <w:drawing>
+                <wp:inline distT="0" distB="0" distL="0" distR="0" wp14:anchorId="1A61D721" wp14:editId="3686C8B5">
+                  <wp:extent cx="2067213" cy="1247949"/>
+                  <wp:effectExtent l="0" t="0" r="9525" b="9525"/>
+                  <wp:docPr id="1127658594" name="Picture 1"/>
+                  <wp:cNvGraphicFramePr>
+                    <a:graphicFrameLocks xmlns:a="http://schemas.openxmlformats.org/drawingml/2006/main" noChangeAspect="1"/>
+                  </wp:cNvGraphicFramePr>
+                  <a:graphic xmlns:a="http://schemas.openxmlformats.org/drawingml/2006/main">
+                    <a:graphicData uri="http://schemas.openxmlformats.org/drawingml/2006/picture">
+                      <pic:pic xmlns:pic="http://schemas.openxmlformats.org/drawingml/2006/picture">
+                        <pic:nvPicPr>
+                          <pic:cNvPr id="1127658594" name=""/>
+                          <pic:cNvPicPr/>
+                        </pic:nvPicPr>
+                        <pic:blipFill>
+                          <a:blip r:embed="rId11"/>
+                          <a:stretch>
+                            <a:fillRect/>
+                          </a:stretch>
+                        </pic:blipFill>
+                        <pic:spPr>
+                          <a:xfrm>
+                            <a:off x="0" y="0"/>
+                            <a:ext cx="2067213" cy="1247949"/>
+                          </a:xfrm>
+                          <a:prstGeom prst="rect">
+                            <a:avLst/>
+                          </a:prstGeom>
+                        </pic:spPr>
+                      </pic:pic>
+                    </a:graphicData>
+                  </a:graphic>
+                </wp:inline>
+              </w:drawing>
+            </w:r>
           </w:p>
         </w:tc>
       </w:tr>
@@ -1537,6 +1757,114 @@
                 <w:lang w:eastAsia="en-ID"/>
               </w:rPr>
             </w:pPr>
+            <w:r>
+              <w:rPr>
+                <w:rFonts w:eastAsia="Times New Roman" w:cs="Times New Roman"/>
+                <w:sz w:val="22"/>
+                <w:lang w:eastAsia="en-ID"/>
+              </w:rPr>
+              <w:t xml:space="preserve">Melakukan modifikasi kode </w:t>
+            </w:r>
+            <w:r>
+              <w:rPr>
+                <w:rFonts w:eastAsia="Times New Roman" w:cs="Times New Roman"/>
+                <w:sz w:val="22"/>
+                <w:lang w:eastAsia="en-ID"/>
+              </w:rPr>
+              <w:br/>
+            </w:r>
+            <w:r>
+              <w:rPr>
+                <w:rFonts w:eastAsia="Times New Roman" w:cs="Times New Roman"/>
+                <w:noProof/>
+                <w:sz w:val="22"/>
+                <w:lang w:eastAsia="en-ID"/>
+              </w:rPr>
+              <w:drawing>
+                <wp:inline distT="0" distB="0" distL="0" distR="0" wp14:anchorId="21907D8E" wp14:editId="3F2D7D17">
+                  <wp:extent cx="4867954" cy="2324424"/>
+                  <wp:effectExtent l="0" t="0" r="8890" b="0"/>
+                  <wp:docPr id="447274211" name="Picture 1"/>
+                  <wp:cNvGraphicFramePr>
+                    <a:graphicFrameLocks xmlns:a="http://schemas.openxmlformats.org/drawingml/2006/main" noChangeAspect="1"/>
+                  </wp:cNvGraphicFramePr>
+                  <a:graphic xmlns:a="http://schemas.openxmlformats.org/drawingml/2006/main">
+                    <a:graphicData uri="http://schemas.openxmlformats.org/drawingml/2006/picture">
+                      <pic:pic xmlns:pic="http://schemas.openxmlformats.org/drawingml/2006/picture">
+                        <pic:nvPicPr>
+                          <pic:cNvPr id="447274211" name=""/>
+                          <pic:cNvPicPr/>
+                        </pic:nvPicPr>
+                        <pic:blipFill>
+                          <a:blip r:embed="rId12"/>
+                          <a:stretch>
+                            <a:fillRect/>
+                          </a:stretch>
+                        </pic:blipFill>
+                        <pic:spPr>
+                          <a:xfrm>
+                            <a:off x="0" y="0"/>
+                            <a:ext cx="4867954" cy="2324424"/>
+                          </a:xfrm>
+                          <a:prstGeom prst="rect">
+                            <a:avLst/>
+                          </a:prstGeom>
+                        </pic:spPr>
+                      </pic:pic>
+                    </a:graphicData>
+                  </a:graphic>
+                </wp:inline>
+              </w:drawing>
+            </w:r>
+            <w:r>
+              <w:rPr>
+                <w:noProof/>
+              </w:rPr>
+              <w:t xml:space="preserve"> </w:t>
+            </w:r>
+            <w:r>
+              <w:rPr>
+                <w:rFonts w:eastAsia="Times New Roman" w:cs="Times New Roman"/>
+                <w:noProof/>
+                <w:sz w:val="22"/>
+                <w:lang w:eastAsia="en-ID"/>
+              </w:rPr>
+              <w:drawing>
+                <wp:inline distT="0" distB="0" distL="0" distR="0" wp14:anchorId="78C802F5" wp14:editId="2C267747">
+                  <wp:extent cx="4858428" cy="2343477"/>
+                  <wp:effectExtent l="0" t="0" r="0" b="0"/>
+                  <wp:docPr id="120945521" name="Picture 1"/>
+                  <wp:cNvGraphicFramePr>
+                    <a:graphicFrameLocks xmlns:a="http://schemas.openxmlformats.org/drawingml/2006/main" noChangeAspect="1"/>
+                  </wp:cNvGraphicFramePr>
+                  <a:graphic xmlns:a="http://schemas.openxmlformats.org/drawingml/2006/main">
+                    <a:graphicData uri="http://schemas.openxmlformats.org/drawingml/2006/picture">
+                      <pic:pic xmlns:pic="http://schemas.openxmlformats.org/drawingml/2006/picture">
+                        <pic:nvPicPr>
+                          <pic:cNvPr id="120945521" name=""/>
+                          <pic:cNvPicPr/>
+                        </pic:nvPicPr>
+                        <pic:blipFill>
+                          <a:blip r:embed="rId13"/>
+                          <a:stretch>
+                            <a:fillRect/>
+                          </a:stretch>
+                        </pic:blipFill>
+                        <pic:spPr>
+                          <a:xfrm>
+                            <a:off x="0" y="0"/>
+                            <a:ext cx="4858428" cy="2343477"/>
+                          </a:xfrm>
+                          <a:prstGeom prst="rect">
+                            <a:avLst/>
+                          </a:prstGeom>
+                        </pic:spPr>
+                      </pic:pic>
+                    </a:graphicData>
+                  </a:graphic>
+                </wp:inline>
+              </w:drawing>
+            </w:r>
           </w:p>
         </w:tc>
       </w:tr>
@@ -1562,6 +1890,7 @@
                 <w:sz w:val="22"/>
                 <w:lang w:val="en-US" w:eastAsia="en-ID"/>
               </w:rPr>
+              <w:lastRenderedPageBreak/>
               <w:t>3</w:t>
             </w:r>
           </w:p>
@@ -1581,6 +1910,142 @@
                 <w:lang w:val="en-US" w:eastAsia="en-ID"/>
               </w:rPr>
             </w:pPr>
+            <w:proofErr w:type="spellStart"/>
+            <w:r>
+              <w:rPr>
+                <w:rFonts w:eastAsia="Times New Roman" w:cs="Times New Roman"/>
+                <w:sz w:val="22"/>
+                <w:lang w:val="en-US" w:eastAsia="en-ID"/>
+              </w:rPr>
+              <w:t>Tampilan</w:t>
+            </w:r>
+            <w:proofErr w:type="spellEnd"/>
+            <w:r>
+              <w:rPr>
+                <w:rFonts w:eastAsia="Times New Roman" w:cs="Times New Roman"/>
+                <w:sz w:val="22"/>
+                <w:lang w:val="en-US" w:eastAsia="en-ID"/>
+              </w:rPr>
+              <w:t xml:space="preserve"> masing </w:t>
+            </w:r>
+            <w:proofErr w:type="spellStart"/>
+            <w:r>
+              <w:rPr>
+                <w:rFonts w:eastAsia="Times New Roman" w:cs="Times New Roman"/>
+                <w:sz w:val="22"/>
+                <w:lang w:val="en-US" w:eastAsia="en-ID"/>
+              </w:rPr>
+              <w:t>masing</w:t>
+            </w:r>
+            <w:proofErr w:type="spellEnd"/>
+            <w:r>
+              <w:rPr>
+                <w:rFonts w:eastAsia="Times New Roman" w:cs="Times New Roman"/>
+                <w:sz w:val="22"/>
+                <w:lang w:val="en-US" w:eastAsia="en-ID"/>
+              </w:rPr>
+              <w:t xml:space="preserve"> file </w:t>
+            </w:r>
+            <w:r>
+              <w:rPr>
+                <w:rFonts w:eastAsia="Times New Roman" w:cs="Times New Roman"/>
+                <w:sz w:val="22"/>
+                <w:lang w:val="en-US" w:eastAsia="en-ID"/>
+              </w:rPr>
+              <w:br/>
+            </w:r>
+            <w:r>
+              <w:rPr>
+                <w:rFonts w:eastAsia="Times New Roman" w:cs="Times New Roman"/>
+                <w:noProof/>
+                <w:sz w:val="22"/>
+                <w:lang w:val="en-US" w:eastAsia="en-ID"/>
+              </w:rPr>
+              <w:drawing>
+                <wp:inline distT="0" distB="0" distL="0" distR="0" wp14:anchorId="0FF629C1" wp14:editId="71AC7EBE">
+                  <wp:extent cx="3296110" cy="905001"/>
+                  <wp:effectExtent l="0" t="0" r="0" b="9525"/>
+                  <wp:docPr id="1660399742" name="Picture 1"/>
+                  <wp:cNvGraphicFramePr>
+                    <a:graphicFrameLocks xmlns:a="http://schemas.openxmlformats.org/drawingml/2006/main" noChangeAspect="1"/>
+                  </wp:cNvGraphicFramePr>
+                  <a:graphic xmlns:a="http://schemas.openxmlformats.org/drawingml/2006/main">
+                    <a:graphicData uri="http://schemas.openxmlformats.org/drawingml/2006/picture">
+                      <pic:pic xmlns:pic="http://schemas.openxmlformats.org/drawingml/2006/picture">
+                        <pic:nvPicPr>
+                          <pic:cNvPr id="1660399742" name=""/>
+                          <pic:cNvPicPr/>
+                        </pic:nvPicPr>
+                        <pic:blipFill>
+                          <a:blip r:embed="rId14"/>
+                          <a:stretch>
+                            <a:fillRect/>
+                          </a:stretch>
+                        </pic:blipFill>
+                        <pic:spPr>
+                          <a:xfrm>
+                            <a:off x="0" y="0"/>
+                            <a:ext cx="3296110" cy="905001"/>
+                          </a:xfrm>
+                          <a:prstGeom prst="rect">
+                            <a:avLst/>
+                          </a:prstGeom>
+                        </pic:spPr>
+                      </pic:pic>
+                    </a:graphicData>
+                  </a:graphic>
+                </wp:inline>
+              </w:drawing>
+            </w:r>
+            <w:r>
+              <w:rPr>
+                <w:noProof/>
+              </w:rPr>
+              <w:t xml:space="preserve"> </w:t>
+            </w:r>
+            <w:r>
+              <w:rPr>
+                <w:rFonts w:eastAsia="Times New Roman" w:cs="Times New Roman"/>
+                <w:noProof/>
+                <w:sz w:val="22"/>
+                <w:lang w:val="en-US" w:eastAsia="en-ID"/>
+              </w:rPr>
+              <w:drawing>
+                <wp:inline distT="0" distB="0" distL="0" distR="0" wp14:anchorId="38F76A29" wp14:editId="06B07AAB">
+                  <wp:extent cx="3324689" cy="714475"/>
+                  <wp:effectExtent l="0" t="0" r="0" b="9525"/>
+                  <wp:docPr id="668478199" name="Picture 1"/>
+                  <wp:cNvGraphicFramePr>
+                    <a:graphicFrameLocks xmlns:a="http://schemas.openxmlformats.org/drawingml/2006/main" noChangeAspect="1"/>
+                  </wp:cNvGraphicFramePr>
+                  <a:graphic xmlns:a="http://schemas.openxmlformats.org/drawingml/2006/main">
+                    <a:graphicData uri="http://schemas.openxmlformats.org/drawingml/2006/picture">
+                      <pic:pic xmlns:pic="http://schemas.openxmlformats.org/drawingml/2006/picture">
+                        <pic:nvPicPr>
+                          <pic:cNvPr id="668478199" name=""/>
+                          <pic:cNvPicPr/>
+                        </pic:nvPicPr>
+                        <pic:blipFill>
+                          <a:blip r:embed="rId15"/>
+                          <a:stretch>
+                            <a:fillRect/>
+                          </a:stretch>
+                        </pic:blipFill>
+                        <pic:spPr>
+                          <a:xfrm>
+                            <a:off x="0" y="0"/>
+                            <a:ext cx="3324689" cy="714475"/>
+                          </a:xfrm>
+                          <a:prstGeom prst="rect">
+                            <a:avLst/>
+                          </a:prstGeom>
+                        </pic:spPr>
+                      </pic:pic>
+                    </a:graphicData>
+                  </a:graphic>
+                </wp:inline>
+              </w:drawing>
+            </w:r>
           </w:p>
         </w:tc>
       </w:tr>
@@ -1625,6 +2090,266 @@
                 <w:lang w:eastAsia="en-ID"/>
               </w:rPr>
             </w:pPr>
+            <w:r>
+              <w:rPr>
+                <w:rFonts w:eastAsia="Times New Roman" w:cs="Times New Roman"/>
+                <w:sz w:val="22"/>
+                <w:lang w:eastAsia="en-ID"/>
+              </w:rPr>
+              <w:t>Nested Lebih Dalam</w:t>
+            </w:r>
+          </w:p>
+          <w:p>
+            <w:pPr>
+              <w:spacing w:before="60" w:line="360" w:lineRule="auto"/>
+              <w:ind w:firstLine="0"/>
+              <w:jc w:val="left"/>
+              <w:rPr>
+                <w:rFonts w:eastAsia="Times New Roman" w:cs="Times New Roman"/>
+                <w:sz w:val="22"/>
+                <w:lang w:eastAsia="en-ID"/>
+              </w:rPr>
+            </w:pPr>
+            <w:r>
+              <w:rPr>
+                <w:rFonts w:eastAsia="Times New Roman" w:cs="Times New Roman"/>
+                <w:noProof/>
+                <w:sz w:val="22"/>
+                <w:lang w:eastAsia="en-ID"/>
+              </w:rPr>
+              <w:drawing>
+                <wp:inline distT="0" distB="0" distL="0" distR="0" wp14:anchorId="1557FCA9" wp14:editId="6B84A2E7">
+                  <wp:extent cx="2124371" cy="1838582"/>
+                  <wp:effectExtent l="0" t="0" r="0" b="9525"/>
+                  <wp:docPr id="2007266434" name="Picture 1"/>
+                  <wp:cNvGraphicFramePr>
+                    <a:graphicFrameLocks xmlns:a="http://schemas.openxmlformats.org/drawingml/2006/main" noChangeAspect="1"/>
+                  </wp:cNvGraphicFramePr>
+                  <a:graphic xmlns:a="http://schemas.openxmlformats.org/drawingml/2006/main">
+                    <a:graphicData uri="http://schemas.openxmlformats.org/drawingml/2006/picture">
+                      <pic:pic xmlns:pic="http://schemas.openxmlformats.org/drawingml/2006/picture">
+                        <pic:nvPicPr>
+                          <pic:cNvPr id="2007266434" name=""/>
+                          <pic:cNvPicPr/>
+                        </pic:nvPicPr>
+                        <pic:blipFill>
+                          <a:blip r:embed="rId16"/>
+                          <a:stretch>
+                            <a:fillRect/>
+                          </a:stretch>
+                        </pic:blipFill>
+                        <pic:spPr>
+                          <a:xfrm>
+                            <a:off x="0" y="0"/>
+                            <a:ext cx="2124371" cy="1838582"/>
+                          </a:xfrm>
+                          <a:prstGeom prst="rect">
+                            <a:avLst/>
+                          </a:prstGeom>
+                        </pic:spPr>
+                      </pic:pic>
+                    </a:graphicData>
+                  </a:graphic>
+                </wp:inline>
+              </w:drawing>
+            </w:r>
+          </w:p>
+          <w:p>
+            <w:pPr>
+              <w:spacing w:before="60" w:line="360" w:lineRule="auto"/>
+              <w:ind w:firstLine="0"/>
+              <w:jc w:val="left"/>
+              <w:rPr>
+                <w:rFonts w:eastAsia="Times New Roman" w:cs="Times New Roman"/>
+                <w:sz w:val="22"/>
+                <w:lang w:eastAsia="en-ID"/>
+              </w:rPr>
+            </w:pPr>
+            <w:r>
+              <w:rPr>
+                <w:rFonts w:eastAsia="Times New Roman" w:cs="Times New Roman"/>
+                <w:noProof/>
+                <w:sz w:val="22"/>
+                <w:lang w:eastAsia="en-ID"/>
+              </w:rPr>
+              <w:drawing>
+                <wp:inline distT="0" distB="0" distL="0" distR="0" wp14:anchorId="2FC47C7D" wp14:editId="1FE88E5F">
+                  <wp:extent cx="2667372" cy="838317"/>
+                  <wp:effectExtent l="0" t="0" r="0" b="0"/>
+                  <wp:docPr id="1641649727" name="Picture 1"/>
+                  <wp:cNvGraphicFramePr>
+                    <a:graphicFrameLocks xmlns:a="http://schemas.openxmlformats.org/drawingml/2006/main" noChangeAspect="1"/>
+                  </wp:cNvGraphicFramePr>
+                  <a:graphic xmlns:a="http://schemas.openxmlformats.org/drawingml/2006/main">
+                    <a:graphicData uri="http://schemas.openxmlformats.org/drawingml/2006/picture">
+                      <pic:pic xmlns:pic="http://schemas.openxmlformats.org/drawingml/2006/picture">
+                        <pic:nvPicPr>
+                          <pic:cNvPr id="1641649727" name=""/>
+                          <pic:cNvPicPr/>
+                        </pic:nvPicPr>
+                        <pic:blipFill>
+                          <a:blip r:embed="rId17"/>
+                          <a:stretch>
+                            <a:fillRect/>
+                          </a:stretch>
+                        </pic:blipFill>
+                        <pic:spPr>
+                          <a:xfrm>
+                            <a:off x="0" y="0"/>
+                            <a:ext cx="2667372" cy="838317"/>
+                          </a:xfrm>
+                          <a:prstGeom prst="rect">
+                            <a:avLst/>
+                          </a:prstGeom>
+                        </pic:spPr>
+                      </pic:pic>
+                    </a:graphicData>
+                  </a:graphic>
+                </wp:inline>
+              </w:drawing>
+            </w:r>
+          </w:p>
+        </w:tc>
+      </w:tr>
+      <w:tr>
+        <w:tc>
+          <w:tcPr>
+            <w:tcW w:w="1129" w:type="dxa"/>
+          </w:tcPr>
+          <w:p>
+            <w:pPr>
+              <w:spacing w:before="60" w:line="360" w:lineRule="auto"/>
+              <w:ind w:firstLine="0"/>
+              <w:jc w:val="left"/>
+              <w:rPr>
+                <w:rFonts w:eastAsia="Times New Roman" w:cs="Times New Roman"/>
+                <w:sz w:val="22"/>
+                <w:lang w:val="en-US" w:eastAsia="en-ID"/>
+              </w:rPr>
+            </w:pPr>
+            <w:r>
+              <w:rPr>
+                <w:rFonts w:eastAsia="Times New Roman" w:cs="Times New Roman"/>
+                <w:sz w:val="22"/>
+                <w:lang w:val="en-US" w:eastAsia="en-ID"/>
+              </w:rPr>
+              <w:t>5</w:t>
+            </w:r>
+          </w:p>
+        </w:tc>
+        <w:tc>
+          <w:tcPr>
+            <w:tcW w:w="8499" w:type="dxa"/>
+          </w:tcPr>
+          <w:p>
+            <w:pPr>
+              <w:spacing w:before="60" w:line="360" w:lineRule="auto"/>
+              <w:ind w:firstLine="0"/>
+              <w:jc w:val="left"/>
+              <w:rPr>
+                <w:rFonts w:eastAsia="Times New Roman" w:cs="Times New Roman"/>
+                <w:sz w:val="22"/>
+                <w:lang w:eastAsia="en-ID"/>
+              </w:rPr>
+            </w:pPr>
+            <w:r>
+              <w:rPr>
+                <w:rFonts w:eastAsia="Times New Roman" w:cs="Times New Roman"/>
+                <w:noProof/>
+                <w:sz w:val="22"/>
+                <w:lang w:eastAsia="en-ID"/>
+              </w:rPr>
+              <w:drawing>
+                <wp:inline distT="0" distB="0" distL="0" distR="0" wp14:anchorId="2D559667" wp14:editId="4777C875">
+                  <wp:extent cx="2181529" cy="1324160"/>
+                  <wp:effectExtent l="0" t="0" r="0" b="9525"/>
+                  <wp:docPr id="1885310856" name="Picture 1"/>
+                  <wp:cNvGraphicFramePr>
+                    <a:graphicFrameLocks xmlns:a="http://schemas.openxmlformats.org/drawingml/2006/main" noChangeAspect="1"/>
+                  </wp:cNvGraphicFramePr>
+                  <a:graphic xmlns:a="http://schemas.openxmlformats.org/drawingml/2006/main">
+                    <a:graphicData uri="http://schemas.openxmlformats.org/drawingml/2006/picture">
+                      <pic:pic xmlns:pic="http://schemas.openxmlformats.org/drawingml/2006/picture">
+                        <pic:nvPicPr>
+                          <pic:cNvPr id="1885310856" name=""/>
+                          <pic:cNvPicPr/>
+                        </pic:nvPicPr>
+                        <pic:blipFill>
+                          <a:blip r:embed="rId18"/>
+                          <a:stretch>
+                            <a:fillRect/>
+                          </a:stretch>
+                        </pic:blipFill>
+                        <pic:spPr>
+                          <a:xfrm>
+                            <a:off x="0" y="0"/>
+                            <a:ext cx="2181529" cy="1324160"/>
+                          </a:xfrm>
+                          <a:prstGeom prst="rect">
+                            <a:avLst/>
+                          </a:prstGeom>
+                        </pic:spPr>
+                      </pic:pic>
+                    </a:graphicData>
+                  </a:graphic>
+                </wp:inline>
+              </w:drawing>
+            </w:r>
+          </w:p>
+          <w:p>
+            <w:pPr>
+              <w:spacing w:before="60" w:line="360" w:lineRule="auto"/>
+              <w:ind w:firstLine="0"/>
+              <w:jc w:val="left"/>
+              <w:rPr>
+                <w:rFonts w:eastAsia="Times New Roman" w:cs="Times New Roman"/>
+                <w:sz w:val="22"/>
+                <w:lang w:eastAsia="en-ID"/>
+              </w:rPr>
+            </w:pPr>
+            <w:r>
+              <w:rPr>
+                <w:rFonts w:eastAsia="Times New Roman" w:cs="Times New Roman"/>
+                <w:noProof/>
+                <w:sz w:val="22"/>
+                <w:lang w:eastAsia="en-ID"/>
+              </w:rPr>
+              <w:drawing>
+                <wp:inline distT="0" distB="0" distL="0" distR="0" wp14:anchorId="4F4D3B01" wp14:editId="60DD7AF7">
+                  <wp:extent cx="4429743" cy="1009791"/>
+                  <wp:effectExtent l="0" t="0" r="0" b="0"/>
+                  <wp:docPr id="1651459907" name="Picture 1"/>
+                  <wp:cNvGraphicFramePr>
+                    <a:graphicFrameLocks xmlns:a="http://schemas.openxmlformats.org/drawingml/2006/main" noChangeAspect="1"/>
+                  </wp:cNvGraphicFramePr>
+                  <a:graphic xmlns:a="http://schemas.openxmlformats.org/drawingml/2006/main">
+                    <a:graphicData uri="http://schemas.openxmlformats.org/drawingml/2006/picture">
+                      <pic:pic xmlns:pic="http://schemas.openxmlformats.org/drawingml/2006/picture">
+                        <pic:nvPicPr>
+                          <pic:cNvPr id="1651459907" name=""/>
+                          <pic:cNvPicPr/>
+                        </pic:nvPicPr>
+                        <pic:blipFill>
+                          <a:blip r:embed="rId19"/>
+                          <a:stretch>
+                            <a:fillRect/>
+                          </a:stretch>
+                        </pic:blipFill>
+                        <pic:spPr>
+                          <a:xfrm>
+                            <a:off x="0" y="0"/>
+                            <a:ext cx="4429743" cy="1009791"/>
+                          </a:xfrm>
+                          <a:prstGeom prst="rect">
+                            <a:avLst/>
+                          </a:prstGeom>
+                        </pic:spPr>
+                      </pic:pic>
+                    </a:graphicData>
+                  </a:graphic>
+                </wp:inline>
+              </w:drawing>
+            </w:r>
           </w:p>
         </w:tc>
       </w:tr>
@@ -1679,6 +2404,7 @@
           <w:lang w:eastAsia="en-ID"/>
           <w14:ligatures w14:val="none"/>
         </w:rPr>
+        <w:lastRenderedPageBreak/>
         <w:t>Praktikum</w:t>
       </w:r>
       <w:proofErr w:type="spellEnd"/>
@@ -1811,6 +2537,335 @@
                 <w:lang w:val="en-US" w:eastAsia="en-ID"/>
               </w:rPr>
             </w:pPr>
+            <w:r>
+              <w:rPr>
+                <w:rFonts w:eastAsia="Times New Roman" w:cs="Times New Roman"/>
+                <w:szCs w:val="24"/>
+                <w:lang w:val="en-US" w:eastAsia="en-ID"/>
+              </w:rPr>
+              <w:t>Dynamic Routing</w:t>
+            </w:r>
+            <w:r>
+              <w:rPr>
+                <w:rFonts w:eastAsia="Times New Roman" w:cs="Times New Roman"/>
+                <w:szCs w:val="24"/>
+                <w:lang w:val="en-US" w:eastAsia="en-ID"/>
+              </w:rPr>
+              <w:t xml:space="preserve"> – </w:t>
+            </w:r>
+            <w:proofErr w:type="spellStart"/>
+            <w:r>
+              <w:rPr>
+                <w:rFonts w:eastAsia="Times New Roman" w:cs="Times New Roman"/>
+                <w:szCs w:val="24"/>
+                <w:lang w:val="en-US" w:eastAsia="en-ID"/>
+              </w:rPr>
+              <w:t>Membuat</w:t>
+            </w:r>
+            <w:proofErr w:type="spellEnd"/>
+            <w:r>
+              <w:rPr>
+                <w:rFonts w:eastAsia="Times New Roman" w:cs="Times New Roman"/>
+                <w:szCs w:val="24"/>
+                <w:lang w:val="en-US" w:eastAsia="en-ID"/>
+              </w:rPr>
+              <w:t xml:space="preserve"> </w:t>
+            </w:r>
+            <w:proofErr w:type="spellStart"/>
+            <w:r>
+              <w:rPr>
+                <w:rFonts w:eastAsia="Times New Roman" w:cs="Times New Roman"/>
+                <w:szCs w:val="24"/>
+                <w:lang w:val="en-US" w:eastAsia="en-ID"/>
+              </w:rPr>
+              <w:t>halaman</w:t>
+            </w:r>
+            <w:proofErr w:type="spellEnd"/>
+            <w:r>
+              <w:rPr>
+                <w:rFonts w:eastAsia="Times New Roman" w:cs="Times New Roman"/>
+                <w:szCs w:val="24"/>
+                <w:lang w:val="en-US" w:eastAsia="en-ID"/>
+              </w:rPr>
+              <w:t xml:space="preserve"> </w:t>
+            </w:r>
+            <w:proofErr w:type="spellStart"/>
+            <w:r>
+              <w:rPr>
+                <w:rFonts w:eastAsia="Times New Roman" w:cs="Times New Roman"/>
+                <w:szCs w:val="24"/>
+                <w:lang w:val="en-US" w:eastAsia="en-ID"/>
+              </w:rPr>
+              <w:t>produk</w:t>
+            </w:r>
+            <w:proofErr w:type="spellEnd"/>
+            <w:r>
+              <w:rPr>
+                <w:rFonts w:eastAsia="Times New Roman" w:cs="Times New Roman"/>
+                <w:szCs w:val="24"/>
+                <w:lang w:val="en-US" w:eastAsia="en-ID"/>
+              </w:rPr>
+              <w:t xml:space="preserve"> </w:t>
+            </w:r>
+            <w:r>
+              <w:rPr>
+                <w:rFonts w:eastAsia="Times New Roman" w:cs="Times New Roman"/>
+                <w:szCs w:val="24"/>
+                <w:lang w:val="en-US" w:eastAsia="en-ID"/>
+              </w:rPr>
+              <w:br/>
+            </w:r>
+            <w:r>
+              <w:rPr>
+                <w:rFonts w:eastAsia="Times New Roman" w:cs="Times New Roman"/>
+                <w:noProof/>
+                <w:szCs w:val="24"/>
+                <w:lang w:val="en-US" w:eastAsia="en-ID"/>
+              </w:rPr>
+              <w:drawing>
+                <wp:inline distT="0" distB="0" distL="0" distR="0" wp14:anchorId="3AECE043" wp14:editId="2C64496D">
+                  <wp:extent cx="2286319" cy="1705213"/>
+                  <wp:effectExtent l="0" t="0" r="0" b="9525"/>
+                  <wp:docPr id="24717291" name="Picture 1"/>
+                  <wp:cNvGraphicFramePr>
+                    <a:graphicFrameLocks xmlns:a="http://schemas.openxmlformats.org/drawingml/2006/main" noChangeAspect="1"/>
+                  </wp:cNvGraphicFramePr>
+                  <a:graphic xmlns:a="http://schemas.openxmlformats.org/drawingml/2006/main">
+                    <a:graphicData uri="http://schemas.openxmlformats.org/drawingml/2006/picture">
+                      <pic:pic xmlns:pic="http://schemas.openxmlformats.org/drawingml/2006/picture">
+                        <pic:nvPicPr>
+                          <pic:cNvPr id="24717291" name=""/>
+                          <pic:cNvPicPr/>
+                        </pic:nvPicPr>
+                        <pic:blipFill>
+                          <a:blip r:embed="rId20"/>
+                          <a:stretch>
+                            <a:fillRect/>
+                          </a:stretch>
+                        </pic:blipFill>
+                        <pic:spPr>
+                          <a:xfrm>
+                            <a:off x="0" y="0"/>
+                            <a:ext cx="2286319" cy="1705213"/>
+                          </a:xfrm>
+                          <a:prstGeom prst="rect">
+                            <a:avLst/>
+                          </a:prstGeom>
+                        </pic:spPr>
+                      </pic:pic>
+                    </a:graphicData>
+                  </a:graphic>
+                </wp:inline>
+              </w:drawing>
+            </w:r>
+            <w:r>
+              <w:rPr>
+                <w:rFonts w:eastAsia="Times New Roman" w:cs="Times New Roman"/>
+                <w:szCs w:val="24"/>
+                <w:lang w:val="en-US" w:eastAsia="en-ID"/>
+              </w:rPr>
+              <w:br/>
+            </w:r>
+            <w:r>
+              <w:rPr>
+                <w:rFonts w:eastAsia="Times New Roman" w:cs="Times New Roman"/>
+                <w:noProof/>
+                <w:szCs w:val="24"/>
+                <w:lang w:val="en-US" w:eastAsia="en-ID"/>
+              </w:rPr>
+              <w:drawing>
+                <wp:inline distT="0" distB="0" distL="0" distR="0" wp14:anchorId="53D54222" wp14:editId="3756F436">
+                  <wp:extent cx="3858163" cy="2124371"/>
+                  <wp:effectExtent l="0" t="0" r="9525" b="9525"/>
+                  <wp:docPr id="813958589" name="Picture 1"/>
+                  <wp:cNvGraphicFramePr>
+                    <a:graphicFrameLocks xmlns:a="http://schemas.openxmlformats.org/drawingml/2006/main" noChangeAspect="1"/>
+                  </wp:cNvGraphicFramePr>
+                  <a:graphic xmlns:a="http://schemas.openxmlformats.org/drawingml/2006/main">
+                    <a:graphicData uri="http://schemas.openxmlformats.org/drawingml/2006/picture">
+                      <pic:pic xmlns:pic="http://schemas.openxmlformats.org/drawingml/2006/picture">
+                        <pic:nvPicPr>
+                          <pic:cNvPr id="813958589" name=""/>
+                          <pic:cNvPicPr/>
+                        </pic:nvPicPr>
+                        <pic:blipFill>
+                          <a:blip r:embed="rId21"/>
+                          <a:stretch>
+                            <a:fillRect/>
+                          </a:stretch>
+                        </pic:blipFill>
+                        <pic:spPr>
+                          <a:xfrm>
+                            <a:off x="0" y="0"/>
+                            <a:ext cx="3858163" cy="2124371"/>
+                          </a:xfrm>
+                          <a:prstGeom prst="rect">
+                            <a:avLst/>
+                          </a:prstGeom>
+                        </pic:spPr>
+                      </pic:pic>
+                    </a:graphicData>
+                  </a:graphic>
+                </wp:inline>
+              </w:drawing>
+            </w:r>
+          </w:p>
+          <w:p>
+            <w:pPr>
+              <w:spacing w:before="60" w:line="360" w:lineRule="auto"/>
+              <w:ind w:firstLine="0"/>
+              <w:jc w:val="left"/>
+              <w:rPr>
+                <w:rFonts w:eastAsia="Times New Roman" w:cs="Times New Roman"/>
+                <w:szCs w:val="24"/>
+                <w:lang w:val="en-US" w:eastAsia="en-ID"/>
+              </w:rPr>
+            </w:pPr>
+            <w:r>
+              <w:rPr>
+                <w:rFonts w:eastAsia="Times New Roman" w:cs="Times New Roman"/>
+                <w:noProof/>
+                <w:szCs w:val="24"/>
+                <w:lang w:val="en-US" w:eastAsia="en-ID"/>
+              </w:rPr>
+              <w:drawing>
+                <wp:inline distT="0" distB="0" distL="0" distR="0" wp14:anchorId="1997A566" wp14:editId="69B10B33">
+                  <wp:extent cx="4801270" cy="2400635"/>
+                  <wp:effectExtent l="0" t="0" r="0" b="0"/>
+                  <wp:docPr id="1460300376" name="Picture 1"/>
+                  <wp:cNvGraphicFramePr>
+                    <a:graphicFrameLocks xmlns:a="http://schemas.openxmlformats.org/drawingml/2006/main" noChangeAspect="1"/>
+                  </wp:cNvGraphicFramePr>
+                  <a:graphic xmlns:a="http://schemas.openxmlformats.org/drawingml/2006/main">
+                    <a:graphicData uri="http://schemas.openxmlformats.org/drawingml/2006/picture">
+                      <pic:pic xmlns:pic="http://schemas.openxmlformats.org/drawingml/2006/picture">
+                        <pic:nvPicPr>
+                          <pic:cNvPr id="1460300376" name=""/>
+                          <pic:cNvPicPr/>
+                        </pic:nvPicPr>
+                        <pic:blipFill>
+                          <a:blip r:embed="rId22"/>
+                          <a:stretch>
+                            <a:fillRect/>
+                          </a:stretch>
+                        </pic:blipFill>
+                        <pic:spPr>
+                          <a:xfrm>
+                            <a:off x="0" y="0"/>
+                            <a:ext cx="4801270" cy="2400635"/>
+                          </a:xfrm>
+                          <a:prstGeom prst="rect">
+                            <a:avLst/>
+                          </a:prstGeom>
+                        </pic:spPr>
+                      </pic:pic>
+                    </a:graphicData>
+                  </a:graphic>
+                </wp:inline>
+              </w:drawing>
+            </w:r>
+          </w:p>
+          <w:p>
+            <w:pPr>
+              <w:spacing w:before="60" w:line="360" w:lineRule="auto"/>
+              <w:ind w:firstLine="0"/>
+              <w:jc w:val="left"/>
+              <w:rPr>
+                <w:rFonts w:eastAsia="Times New Roman" w:cs="Times New Roman"/>
+                <w:szCs w:val="24"/>
+                <w:lang w:val="en-US" w:eastAsia="en-ID"/>
+              </w:rPr>
+            </w:pPr>
+            <w:proofErr w:type="spellStart"/>
+            <w:r>
+              <w:rPr>
+                <w:rFonts w:eastAsia="Times New Roman" w:cs="Times New Roman"/>
+                <w:szCs w:val="24"/>
+                <w:lang w:val="en-US" w:eastAsia="en-ID"/>
+              </w:rPr>
+              <w:t>Menampilkan</w:t>
+            </w:r>
+            <w:proofErr w:type="spellEnd"/>
+            <w:r>
+              <w:rPr>
+                <w:rFonts w:eastAsia="Times New Roman" w:cs="Times New Roman"/>
+                <w:szCs w:val="24"/>
+                <w:lang w:val="en-US" w:eastAsia="en-ID"/>
+              </w:rPr>
+              <w:t xml:space="preserve"> nama </w:t>
+            </w:r>
+            <w:proofErr w:type="spellStart"/>
+            <w:r>
+              <w:rPr>
+                <w:rFonts w:eastAsia="Times New Roman" w:cs="Times New Roman"/>
+                <w:szCs w:val="24"/>
+                <w:lang w:val="en-US" w:eastAsia="en-ID"/>
+              </w:rPr>
+              <w:t>produk</w:t>
+            </w:r>
+            <w:proofErr w:type="spellEnd"/>
+            <w:r>
+              <w:rPr>
+                <w:rFonts w:eastAsia="Times New Roman" w:cs="Times New Roman"/>
+                <w:szCs w:val="24"/>
+                <w:lang w:val="en-US" w:eastAsia="en-ID"/>
+              </w:rPr>
+              <w:t xml:space="preserve"> </w:t>
+            </w:r>
+            <w:proofErr w:type="spellStart"/>
+            <w:r>
+              <w:rPr>
+                <w:rFonts w:eastAsia="Times New Roman" w:cs="Times New Roman"/>
+                <w:szCs w:val="24"/>
+                <w:lang w:val="en-US" w:eastAsia="en-ID"/>
+              </w:rPr>
+              <w:t>sesuai</w:t>
+            </w:r>
+            <w:proofErr w:type="spellEnd"/>
+            <w:r>
+              <w:rPr>
+                <w:rFonts w:eastAsia="Times New Roman" w:cs="Times New Roman"/>
+                <w:szCs w:val="24"/>
+                <w:lang w:val="en-US" w:eastAsia="en-ID"/>
+              </w:rPr>
+              <w:t xml:space="preserve"> </w:t>
+            </w:r>
+            <w:proofErr w:type="spellStart"/>
+            <w:r>
+              <w:rPr>
+                <w:rFonts w:eastAsia="Times New Roman" w:cs="Times New Roman"/>
+                <w:szCs w:val="24"/>
+                <w:lang w:val="en-US" w:eastAsia="en-ID"/>
+              </w:rPr>
+              <w:t>dengan</w:t>
+            </w:r>
+            <w:proofErr w:type="spellEnd"/>
+            <w:r>
+              <w:rPr>
+                <w:rFonts w:eastAsia="Times New Roman" w:cs="Times New Roman"/>
+                <w:szCs w:val="24"/>
+                <w:lang w:val="en-US" w:eastAsia="en-ID"/>
+              </w:rPr>
+              <w:t xml:space="preserve"> yang </w:t>
+            </w:r>
+            <w:proofErr w:type="spellStart"/>
+            <w:r>
+              <w:rPr>
+                <w:rFonts w:eastAsia="Times New Roman" w:cs="Times New Roman"/>
+                <w:szCs w:val="24"/>
+                <w:lang w:val="en-US" w:eastAsia="en-ID"/>
+              </w:rPr>
+              <w:t>diinginkan</w:t>
+            </w:r>
+            <w:proofErr w:type="spellEnd"/>
+            <w:r>
+              <w:rPr>
+                <w:rFonts w:eastAsia="Times New Roman" w:cs="Times New Roman"/>
+                <w:szCs w:val="24"/>
+                <w:lang w:val="en-US" w:eastAsia="en-ID"/>
+              </w:rPr>
+              <w:t xml:space="preserve"> </w:t>
+            </w:r>
           </w:p>
         </w:tc>
       </w:tr>
@@ -1836,6 +2891,7 @@
                 <w:szCs w:val="24"/>
                 <w:lang w:val="en-US" w:eastAsia="en-ID"/>
               </w:rPr>
+              <w:lastRenderedPageBreak/>
               <w:t>2</w:t>
             </w:r>
           </w:p>
@@ -1851,18 +2907,55 @@
               <w:jc w:val="left"/>
               <w:rPr>
                 <w:rFonts w:eastAsia="Times New Roman" w:cs="Times New Roman"/>
-                <w:szCs w:val="24"/>
-                <w:lang w:eastAsia="en-ID"/>
-              </w:rPr>
-            </w:pPr>
-          </w:p>
-        </w:tc>
-      </w:tr>
-      <w:tr>
-        <w:tc>
-          <w:tcPr>
-            <w:tcW w:w="1129" w:type="dxa"/>
-          </w:tcPr>
+                <w:noProof/>
+                <w:szCs w:val="24"/>
+                <w:lang w:val="en-US" w:eastAsia="en-ID"/>
+              </w:rPr>
+            </w:pPr>
+            <w:r>
+              <w:rPr>
+                <w:rFonts w:eastAsia="Times New Roman" w:cs="Times New Roman"/>
+                <w:noProof/>
+                <w:szCs w:val="24"/>
+                <w:lang w:val="en-US" w:eastAsia="en-ID"/>
+              </w:rPr>
+              <w:drawing>
+                <wp:inline distT="0" distB="0" distL="0" distR="0" wp14:anchorId="5B17EC7C" wp14:editId="3FD82677">
+                  <wp:extent cx="5259705" cy="3014345"/>
+                  <wp:effectExtent l="0" t="0" r="0" b="0"/>
+                  <wp:docPr id="1869987567" name="Picture 1"/>
+                  <wp:cNvGraphicFramePr>
+                    <a:graphicFrameLocks xmlns:a="http://schemas.openxmlformats.org/drawingml/2006/main" noChangeAspect="1"/>
+                  </wp:cNvGraphicFramePr>
+                  <a:graphic xmlns:a="http://schemas.openxmlformats.org/drawingml/2006/main">
+                    <a:graphicData uri="http://schemas.openxmlformats.org/drawingml/2006/picture">
+                      <pic:pic xmlns:pic="http://schemas.openxmlformats.org/drawingml/2006/picture">
+                        <pic:nvPicPr>
+                          <pic:cNvPr id="1869987567" name=""/>
+                          <pic:cNvPicPr/>
+                        </pic:nvPicPr>
+                        <pic:blipFill>
+                          <a:blip r:embed="rId23"/>
+                          <a:stretch>
+                            <a:fillRect/>
+                          </a:stretch>
+                        </pic:blipFill>
+                        <pic:spPr>
+                          <a:xfrm>
+                            <a:off x="0" y="0"/>
+                            <a:ext cx="5259705" cy="3014345"/>
+                          </a:xfrm>
+                          <a:prstGeom prst="rect">
+                            <a:avLst/>
+                          </a:prstGeom>
+                        </pic:spPr>
+                      </pic:pic>
+                    </a:graphicData>
+                  </a:graphic>
+                </wp:inline>
+              </w:drawing>
+            </w:r>
+          </w:p>
           <w:p>
             <w:pPr>
               <w:spacing w:before="60" w:line="360" w:lineRule="auto"/>
@@ -1871,23 +2964,53 @@
               <w:rPr>
                 <w:rFonts w:eastAsia="Times New Roman" w:cs="Times New Roman"/>
                 <w:szCs w:val="24"/>
-                <w:lang w:val="en-US" w:eastAsia="en-ID"/>
-              </w:rPr>
-            </w:pPr>
-            <w:r>
-              <w:rPr>
-                <w:rFonts w:eastAsia="Times New Roman" w:cs="Times New Roman"/>
-                <w:szCs w:val="24"/>
-                <w:lang w:val="en-US" w:eastAsia="en-ID"/>
-              </w:rPr>
-              <w:t>3</w:t>
-            </w:r>
-          </w:p>
-        </w:tc>
-        <w:tc>
-          <w:tcPr>
-            <w:tcW w:w="8499" w:type="dxa"/>
-          </w:tcPr>
+                <w:lang w:eastAsia="en-ID"/>
+              </w:rPr>
+            </w:pPr>
+            <w:r>
+              <w:rPr>
+                <w:rFonts w:eastAsia="Times New Roman" w:cs="Times New Roman"/>
+                <w:noProof/>
+                <w:szCs w:val="24"/>
+                <w:lang w:val="en-US" w:eastAsia="en-ID"/>
+              </w:rPr>
+              <w:drawing>
+                <wp:inline distT="0" distB="0" distL="0" distR="0" wp14:anchorId="2C464766" wp14:editId="1F2DE940">
+                  <wp:extent cx="3858163" cy="2124371"/>
+                  <wp:effectExtent l="0" t="0" r="9525" b="9525"/>
+                  <wp:docPr id="1527261994" name="Picture 1"/>
+                  <wp:cNvGraphicFramePr>
+                    <a:graphicFrameLocks xmlns:a="http://schemas.openxmlformats.org/drawingml/2006/main" noChangeAspect="1"/>
+                  </wp:cNvGraphicFramePr>
+                  <a:graphic xmlns:a="http://schemas.openxmlformats.org/drawingml/2006/main">
+                    <a:graphicData uri="http://schemas.openxmlformats.org/drawingml/2006/picture">
+                      <pic:pic xmlns:pic="http://schemas.openxmlformats.org/drawingml/2006/picture">
+                        <pic:nvPicPr>
+                          <pic:cNvPr id="813958589" name=""/>
+                          <pic:cNvPicPr/>
+                        </pic:nvPicPr>
+                        <pic:blipFill>
+                          <a:blip r:embed="rId21"/>
+                          <a:stretch>
+                            <a:fillRect/>
+                          </a:stretch>
+                        </pic:blipFill>
+                        <pic:spPr>
+                          <a:xfrm>
+                            <a:off x="0" y="0"/>
+                            <a:ext cx="3858163" cy="2124371"/>
+                          </a:xfrm>
+                          <a:prstGeom prst="rect">
+                            <a:avLst/>
+                          </a:prstGeom>
+                        </pic:spPr>
+                      </pic:pic>
+                    </a:graphicData>
+                  </a:graphic>
+                </wp:inline>
+              </w:drawing>
+            </w:r>
+          </w:p>
           <w:p>
             <w:pPr>
               <w:spacing w:before="60" w:line="360" w:lineRule="auto"/>
@@ -1896,53 +3019,51 @@
               <w:rPr>
                 <w:rFonts w:eastAsia="Times New Roman" w:cs="Times New Roman"/>
                 <w:szCs w:val="24"/>
-                <w:lang w:val="en-US" w:eastAsia="en-ID"/>
-              </w:rPr>
-            </w:pPr>
-          </w:p>
-        </w:tc>
-      </w:tr>
-      <w:tr>
-        <w:tc>
-          <w:tcPr>
-            <w:tcW w:w="1129" w:type="dxa"/>
-          </w:tcPr>
-          <w:p>
-            <w:pPr>
-              <w:spacing w:before="60" w:line="360" w:lineRule="auto"/>
-              <w:ind w:firstLine="0"/>
-              <w:jc w:val="left"/>
-              <w:rPr>
-                <w:rFonts w:eastAsia="Times New Roman" w:cs="Times New Roman"/>
-                <w:szCs w:val="24"/>
-                <w:lang w:val="en-US" w:eastAsia="en-ID"/>
-              </w:rPr>
-            </w:pPr>
-            <w:r>
-              <w:rPr>
-                <w:rFonts w:eastAsia="Times New Roman" w:cs="Times New Roman"/>
-                <w:szCs w:val="24"/>
-                <w:lang w:val="en-US" w:eastAsia="en-ID"/>
-              </w:rPr>
-              <w:t>4</w:t>
-            </w:r>
-          </w:p>
-        </w:tc>
-        <w:tc>
-          <w:tcPr>
-            <w:tcW w:w="8499" w:type="dxa"/>
-          </w:tcPr>
-          <w:p>
-            <w:pPr>
-              <w:spacing w:before="60" w:line="360" w:lineRule="auto"/>
-              <w:ind w:firstLine="0"/>
-              <w:jc w:val="left"/>
-              <w:rPr>
-                <w:rFonts w:eastAsia="Times New Roman" w:cs="Times New Roman"/>
-                <w:szCs w:val="24"/>
-                <w:lang w:eastAsia="en-ID"/>
-              </w:rPr>
-            </w:pPr>
+                <w:lang w:eastAsia="en-ID"/>
+              </w:rPr>
+            </w:pPr>
+            <w:r>
+              <w:rPr>
+                <w:rFonts w:eastAsia="Times New Roman" w:cs="Times New Roman"/>
+                <w:szCs w:val="24"/>
+                <w:lang w:eastAsia="en-ID"/>
+              </w:rPr>
+              <w:drawing>
+                <wp:inline distT="0" distB="0" distL="0" distR="0" wp14:anchorId="1852A508" wp14:editId="128DA55F">
+                  <wp:extent cx="4461164" cy="2352035"/>
+                  <wp:effectExtent l="0" t="0" r="0" b="0"/>
+                  <wp:docPr id="2015589990" name="Picture 1"/>
+                  <wp:cNvGraphicFramePr>
+                    <a:graphicFrameLocks xmlns:a="http://schemas.openxmlformats.org/drawingml/2006/main" noChangeAspect="1"/>
+                  </wp:cNvGraphicFramePr>
+                  <a:graphic xmlns:a="http://schemas.openxmlformats.org/drawingml/2006/main">
+                    <a:graphicData uri="http://schemas.openxmlformats.org/drawingml/2006/picture">
+                      <pic:pic xmlns:pic="http://schemas.openxmlformats.org/drawingml/2006/picture">
+                        <pic:nvPicPr>
+                          <pic:cNvPr id="2015589990" name=""/>
+                          <pic:cNvPicPr/>
+                        </pic:nvPicPr>
+                        <pic:blipFill>
+                          <a:blip r:embed="rId24"/>
+                          <a:stretch>
+                            <a:fillRect/>
+                          </a:stretch>
+                        </pic:blipFill>
+                        <pic:spPr>
+                          <a:xfrm>
+                            <a:off x="0" y="0"/>
+                            <a:ext cx="4467461" cy="2355355"/>
+                          </a:xfrm>
+                          <a:prstGeom prst="rect">
+                            <a:avLst/>
+                          </a:prstGeom>
+                        </pic:spPr>
+                      </pic:pic>
+                    </a:graphicData>
+                  </a:graphic>
+                </wp:inline>
+              </w:drawing>
+            </w:r>
           </w:p>
         </w:tc>
       </w:tr>
@@ -1962,22 +3083,6 @@
           <w14:ligatures w14:val="none"/>
         </w:rPr>
       </w:pPr>
-    </w:p>
-    <w:p>
-      <w:pPr>
-        <w:spacing w:before="60" w:line="360" w:lineRule="auto"/>
-        <w:ind w:firstLine="0"/>
-        <w:jc w:val="left"/>
-        <w:rPr>
-          <w:rFonts w:eastAsia="Times New Roman" w:cs="Times New Roman"/>
-          <w:b/>
-          <w:bCs/>
-          <w:kern w:val="0"/>
-          <w:szCs w:val="24"/>
-          <w:lang w:eastAsia="en-ID"/>
-          <w14:ligatures w14:val="none"/>
-        </w:rPr>
-      </w:pPr>
       <w:proofErr w:type="spellStart"/>
       <w:r>
         <w:rPr>
@@ -1989,6 +3094,7 @@
           <w:lang w:eastAsia="en-ID"/>
           <w14:ligatures w14:val="none"/>
         </w:rPr>
+        <w:lastRenderedPageBreak/>
         <w:t>Praktikum</w:t>
       </w:r>
       <w:proofErr w:type="spellEnd"/>
@@ -2075,7 +3181,7 @@
                 <w:szCs w:val="24"/>
                 <w:lang w:eastAsia="en-ID"/>
               </w:rPr>
-              <w:t>Jawaban/Deskripsi</w:t>
+              <w:t>Jawaban/Deskrips</w:t>
             </w:r>
           </w:p>
         </w:tc>
@@ -2121,6 +3227,96 @@
                 <w:lang w:val="en-US" w:eastAsia="en-ID"/>
               </w:rPr>
             </w:pPr>
+            <w:proofErr w:type="spellStart"/>
+            <w:r>
+              <w:rPr>
+                <w:rFonts w:eastAsia="Times New Roman" w:cs="Times New Roman"/>
+                <w:szCs w:val="24"/>
+                <w:lang w:val="en-US" w:eastAsia="en-ID"/>
+              </w:rPr>
+              <w:t>Membuat</w:t>
+            </w:r>
+            <w:proofErr w:type="spellEnd"/>
+            <w:r>
+              <w:rPr>
+                <w:rFonts w:eastAsia="Times New Roman" w:cs="Times New Roman"/>
+                <w:szCs w:val="24"/>
+                <w:lang w:val="en-US" w:eastAsia="en-ID"/>
+              </w:rPr>
+              <w:t xml:space="preserve"> </w:t>
+            </w:r>
+            <w:proofErr w:type="spellStart"/>
+            <w:r>
+              <w:rPr>
+                <w:rFonts w:eastAsia="Times New Roman" w:cs="Times New Roman"/>
+                <w:szCs w:val="24"/>
+                <w:lang w:val="en-US" w:eastAsia="en-ID"/>
+              </w:rPr>
+              <w:t>Komponen</w:t>
+            </w:r>
+            <w:proofErr w:type="spellEnd"/>
+            <w:r>
+              <w:rPr>
+                <w:rFonts w:eastAsia="Times New Roman" w:cs="Times New Roman"/>
+                <w:szCs w:val="24"/>
+                <w:lang w:val="en-US" w:eastAsia="en-ID"/>
+              </w:rPr>
+              <w:t xml:space="preserve"> Navbar</w:t>
+            </w:r>
+          </w:p>
+          <w:p>
+            <w:pPr>
+              <w:spacing w:before="60" w:line="360" w:lineRule="auto"/>
+              <w:ind w:firstLine="0"/>
+              <w:jc w:val="left"/>
+              <w:rPr>
+                <w:rFonts w:eastAsia="Times New Roman" w:cs="Times New Roman"/>
+                <w:szCs w:val="24"/>
+                <w:lang w:val="en-US" w:eastAsia="en-ID"/>
+              </w:rPr>
+            </w:pPr>
+            <w:r>
+              <w:rPr>
+                <w:rFonts w:eastAsia="Times New Roman" w:cs="Times New Roman"/>
+                <w:szCs w:val="24"/>
+                <w:lang w:val="en-US" w:eastAsia="en-ID"/>
+              </w:rPr>
+              <w:drawing>
+                <wp:inline distT="0" distB="0" distL="0" distR="0" wp14:anchorId="215E96D8" wp14:editId="44CD8E72">
+                  <wp:extent cx="3134162" cy="1600423"/>
+                  <wp:effectExtent l="0" t="0" r="9525" b="0"/>
+                  <wp:docPr id="174786219" name="Picture 1"/>
+                  <wp:cNvGraphicFramePr>
+                    <a:graphicFrameLocks xmlns:a="http://schemas.openxmlformats.org/drawingml/2006/main" noChangeAspect="1"/>
+                  </wp:cNvGraphicFramePr>
+                  <a:graphic xmlns:a="http://schemas.openxmlformats.org/drawingml/2006/main">
+                    <a:graphicData uri="http://schemas.openxmlformats.org/drawingml/2006/picture">
+                      <pic:pic xmlns:pic="http://schemas.openxmlformats.org/drawingml/2006/picture">
+                        <pic:nvPicPr>
+                          <pic:cNvPr id="174786219" name=""/>
+                          <pic:cNvPicPr/>
+                        </pic:nvPicPr>
+                        <pic:blipFill>
+                          <a:blip r:embed="rId25"/>
+                          <a:stretch>
+                            <a:fillRect/>
+                          </a:stretch>
+                        </pic:blipFill>
+                        <pic:spPr>
+                          <a:xfrm>
+                            <a:off x="0" y="0"/>
+                            <a:ext cx="3134162" cy="1600423"/>
+                          </a:xfrm>
+                          <a:prstGeom prst="rect">
+                            <a:avLst/>
+                          </a:prstGeom>
+                        </pic:spPr>
+                      </pic:pic>
+                    </a:graphicData>
+                  </a:graphic>
+                </wp:inline>
+              </w:drawing>
+            </w:r>
           </w:p>
         </w:tc>
       </w:tr>
@@ -2165,6 +3361,68 @@
                 <w:lang w:eastAsia="en-ID"/>
               </w:rPr>
             </w:pPr>
+            <w:r>
+              <w:rPr>
+                <w:rFonts w:eastAsia="Times New Roman" w:cs="Times New Roman"/>
+                <w:szCs w:val="24"/>
+                <w:lang w:eastAsia="en-ID"/>
+              </w:rPr>
+              <w:t>Memodifikasi index.tsx</w:t>
+            </w:r>
+          </w:p>
+          <w:p>
+            <w:pPr>
+              <w:spacing w:before="60" w:line="360" w:lineRule="auto"/>
+              <w:ind w:firstLine="0"/>
+              <w:jc w:val="left"/>
+              <w:rPr>
+                <w:rFonts w:eastAsia="Times New Roman" w:cs="Times New Roman"/>
+                <w:szCs w:val="24"/>
+                <w:lang w:eastAsia="en-ID"/>
+              </w:rPr>
+            </w:pPr>
+            <w:r>
+              <w:rPr>
+                <w:rFonts w:eastAsia="Times New Roman" w:cs="Times New Roman"/>
+                <w:szCs w:val="24"/>
+                <w:lang w:eastAsia="en-ID"/>
+              </w:rPr>
+              <w:drawing>
+                <wp:inline distT="0" distB="0" distL="0" distR="0" wp14:anchorId="565EDB2A" wp14:editId="100AB66C">
+                  <wp:extent cx="4791744" cy="3248478"/>
+                  <wp:effectExtent l="0" t="0" r="8890" b="9525"/>
+                  <wp:docPr id="789902871" name="Picture 1"/>
+                  <wp:cNvGraphicFramePr>
+                    <a:graphicFrameLocks xmlns:a="http://schemas.openxmlformats.org/drawingml/2006/main" noChangeAspect="1"/>
+                  </wp:cNvGraphicFramePr>
+                  <a:graphic xmlns:a="http://schemas.openxmlformats.org/drawingml/2006/main">
+                    <a:graphicData uri="http://schemas.openxmlformats.org/drawingml/2006/picture">
+                      <pic:pic xmlns:pic="http://schemas.openxmlformats.org/drawingml/2006/picture">
+                        <pic:nvPicPr>
+                          <pic:cNvPr id="789902871" name=""/>
+                          <pic:cNvPicPr/>
+                        </pic:nvPicPr>
+                        <pic:blipFill>
+                          <a:blip r:embed="rId26"/>
+                          <a:stretch>
+                            <a:fillRect/>
+                          </a:stretch>
+                        </pic:blipFill>
+                        <pic:spPr>
+                          <a:xfrm>
+                            <a:off x="0" y="0"/>
+                            <a:ext cx="4791744" cy="3248478"/>
+                          </a:xfrm>
+                          <a:prstGeom prst="rect">
+                            <a:avLst/>
+                          </a:prstGeom>
+                        </pic:spPr>
+                      </pic:pic>
+                    </a:graphicData>
+                  </a:graphic>
+                </wp:inline>
+              </w:drawing>
+            </w:r>
           </w:p>
         </w:tc>
       </w:tr>
@@ -2209,6 +3467,188 @@
                 <w:lang w:val="en-US" w:eastAsia="en-ID"/>
               </w:rPr>
             </w:pPr>
+            <w:proofErr w:type="spellStart"/>
+            <w:r>
+              <w:rPr>
+                <w:rFonts w:eastAsia="Times New Roman" w:cs="Times New Roman"/>
+                <w:szCs w:val="24"/>
+                <w:lang w:val="en-US" w:eastAsia="en-ID"/>
+              </w:rPr>
+              <w:t>Modifikasi</w:t>
+            </w:r>
+            <w:proofErr w:type="spellEnd"/>
+            <w:r>
+              <w:rPr>
+                <w:rFonts w:eastAsia="Times New Roman" w:cs="Times New Roman"/>
+                <w:szCs w:val="24"/>
+                <w:lang w:val="en-US" w:eastAsia="en-ID"/>
+              </w:rPr>
+              <w:t xml:space="preserve"> global.css</w:t>
+            </w:r>
+          </w:p>
+          <w:p>
+            <w:pPr>
+              <w:spacing w:before="60" w:line="360" w:lineRule="auto"/>
+              <w:ind w:firstLine="0"/>
+              <w:jc w:val="left"/>
+              <w:rPr>
+                <w:rFonts w:eastAsia="Times New Roman" w:cs="Times New Roman"/>
+                <w:szCs w:val="24"/>
+                <w:lang w:val="en-US" w:eastAsia="en-ID"/>
+              </w:rPr>
+            </w:pPr>
+            <w:r>
+              <w:rPr>
+                <w:rFonts w:eastAsia="Times New Roman" w:cs="Times New Roman"/>
+                <w:szCs w:val="24"/>
+                <w:lang w:val="en-US" w:eastAsia="en-ID"/>
+              </w:rPr>
+              <w:lastRenderedPageBreak/>
+              <w:drawing>
+                <wp:inline distT="0" distB="0" distL="0" distR="0" wp14:anchorId="3AD90180" wp14:editId="321B5E26">
+                  <wp:extent cx="4363059" cy="4429743"/>
+                  <wp:effectExtent l="0" t="0" r="0" b="9525"/>
+                  <wp:docPr id="809633672" name="Picture 1"/>
+                  <wp:cNvGraphicFramePr>
+                    <a:graphicFrameLocks xmlns:a="http://schemas.openxmlformats.org/drawingml/2006/main" noChangeAspect="1"/>
+                  </wp:cNvGraphicFramePr>
+                  <a:graphic xmlns:a="http://schemas.openxmlformats.org/drawingml/2006/main">
+                    <a:graphicData uri="http://schemas.openxmlformats.org/drawingml/2006/picture">
+                      <pic:pic xmlns:pic="http://schemas.openxmlformats.org/drawingml/2006/picture">
+                        <pic:nvPicPr>
+                          <pic:cNvPr id="809633672" name=""/>
+                          <pic:cNvPicPr/>
+                        </pic:nvPicPr>
+                        <pic:blipFill>
+                          <a:blip r:embed="rId27"/>
+                          <a:stretch>
+                            <a:fillRect/>
+                          </a:stretch>
+                        </pic:blipFill>
+                        <pic:spPr>
+                          <a:xfrm>
+                            <a:off x="0" y="0"/>
+                            <a:ext cx="4363059" cy="4429743"/>
+                          </a:xfrm>
+                          <a:prstGeom prst="rect">
+                            <a:avLst/>
+                          </a:prstGeom>
+                        </pic:spPr>
+                      </pic:pic>
+                    </a:graphicData>
+                  </a:graphic>
+                </wp:inline>
+              </w:drawing>
+            </w:r>
+          </w:p>
+          <w:p>
+            <w:pPr>
+              <w:spacing w:before="60" w:line="360" w:lineRule="auto"/>
+              <w:ind w:firstLine="0"/>
+              <w:jc w:val="left"/>
+              <w:rPr>
+                <w:rFonts w:eastAsia="Times New Roman" w:cs="Times New Roman"/>
+                <w:szCs w:val="24"/>
+                <w:lang w:val="en-US" w:eastAsia="en-ID"/>
+              </w:rPr>
+            </w:pPr>
+            <w:r>
+              <w:rPr>
+                <w:rFonts w:eastAsia="Times New Roman" w:cs="Times New Roman"/>
+                <w:szCs w:val="24"/>
+                <w:lang w:val="en-US" w:eastAsia="en-ID"/>
+              </w:rPr>
+              <w:lastRenderedPageBreak/>
+              <w:drawing>
+                <wp:inline distT="0" distB="0" distL="0" distR="0" wp14:anchorId="05A80881" wp14:editId="1A5B0180">
+                  <wp:extent cx="5259705" cy="4347210"/>
+                  <wp:effectExtent l="0" t="0" r="0" b="0"/>
+                  <wp:docPr id="13216099" name="Picture 1"/>
+                  <wp:cNvGraphicFramePr>
+                    <a:graphicFrameLocks xmlns:a="http://schemas.openxmlformats.org/drawingml/2006/main" noChangeAspect="1"/>
+                  </wp:cNvGraphicFramePr>
+                  <a:graphic xmlns:a="http://schemas.openxmlformats.org/drawingml/2006/main">
+                    <a:graphicData uri="http://schemas.openxmlformats.org/drawingml/2006/picture">
+                      <pic:pic xmlns:pic="http://schemas.openxmlformats.org/drawingml/2006/picture">
+                        <pic:nvPicPr>
+                          <pic:cNvPr id="13216099" name=""/>
+                          <pic:cNvPicPr/>
+                        </pic:nvPicPr>
+                        <pic:blipFill>
+                          <a:blip r:embed="rId28"/>
+                          <a:stretch>
+                            <a:fillRect/>
+                          </a:stretch>
+                        </pic:blipFill>
+                        <pic:spPr>
+                          <a:xfrm>
+                            <a:off x="0" y="0"/>
+                            <a:ext cx="5259705" cy="4347210"/>
+                          </a:xfrm>
+                          <a:prstGeom prst="rect">
+                            <a:avLst/>
+                          </a:prstGeom>
+                        </pic:spPr>
+                      </pic:pic>
+                    </a:graphicData>
+                  </a:graphic>
+                </wp:inline>
+              </w:drawing>
+            </w:r>
+          </w:p>
+          <w:p>
+            <w:pPr>
+              <w:spacing w:before="60" w:line="360" w:lineRule="auto"/>
+              <w:ind w:firstLine="0"/>
+              <w:jc w:val="left"/>
+              <w:rPr>
+                <w:rFonts w:eastAsia="Times New Roman" w:cs="Times New Roman"/>
+                <w:szCs w:val="24"/>
+                <w:lang w:val="en-US" w:eastAsia="en-ID"/>
+              </w:rPr>
+            </w:pPr>
+            <w:r>
+              <w:rPr>
+                <w:rFonts w:eastAsia="Times New Roman" w:cs="Times New Roman"/>
+                <w:szCs w:val="24"/>
+                <w:lang w:val="en-US" w:eastAsia="en-ID"/>
+              </w:rPr>
+              <w:drawing>
+                <wp:inline distT="0" distB="0" distL="0" distR="0" wp14:anchorId="3A17A76A" wp14:editId="387E5E35">
+                  <wp:extent cx="5068007" cy="2848373"/>
+                  <wp:effectExtent l="0" t="0" r="0" b="9525"/>
+                  <wp:docPr id="560851233" name="Picture 1"/>
+                  <wp:cNvGraphicFramePr>
+                    <a:graphicFrameLocks xmlns:a="http://schemas.openxmlformats.org/drawingml/2006/main" noChangeAspect="1"/>
+                  </wp:cNvGraphicFramePr>
+                  <a:graphic xmlns:a="http://schemas.openxmlformats.org/drawingml/2006/main">
+                    <a:graphicData uri="http://schemas.openxmlformats.org/drawingml/2006/picture">
+                      <pic:pic xmlns:pic="http://schemas.openxmlformats.org/drawingml/2006/picture">
+                        <pic:nvPicPr>
+                          <pic:cNvPr id="560851233" name=""/>
+                          <pic:cNvPicPr/>
+                        </pic:nvPicPr>
+                        <pic:blipFill>
+                          <a:blip r:embed="rId29"/>
+                          <a:stretch>
+                            <a:fillRect/>
+                          </a:stretch>
+                        </pic:blipFill>
+                        <pic:spPr>
+                          <a:xfrm>
+                            <a:off x="0" y="0"/>
+                            <a:ext cx="5068007" cy="2848373"/>
+                          </a:xfrm>
+                          <a:prstGeom prst="rect">
+                            <a:avLst/>
+                          </a:prstGeom>
+                        </pic:spPr>
+                      </pic:pic>
+                    </a:graphicData>
+                  </a:graphic>
+                </wp:inline>
+              </w:drawing>
+            </w:r>
           </w:p>
         </w:tc>
       </w:tr>
@@ -2254,6 +3694,220 @@
                 <w:lang w:eastAsia="en-ID"/>
               </w:rPr>
             </w:pPr>
+            <w:r>
+              <w:rPr>
+                <w:rFonts w:eastAsia="Times New Roman" w:cs="Times New Roman"/>
+                <w:szCs w:val="24"/>
+                <w:lang w:eastAsia="en-ID"/>
+              </w:rPr>
+              <w:t>Menjalankan di web</w:t>
+            </w:r>
+            <w:r>
+              <w:rPr>
+                <w:rFonts w:eastAsia="Times New Roman" w:cs="Times New Roman"/>
+                <w:szCs w:val="24"/>
+                <w:lang w:eastAsia="en-ID"/>
+              </w:rPr>
+              <w:br/>
+            </w:r>
+            <w:r>
+              <w:rPr>
+                <w:rFonts w:eastAsia="Times New Roman" w:cs="Times New Roman"/>
+                <w:szCs w:val="24"/>
+                <w:lang w:eastAsia="en-ID"/>
+              </w:rPr>
+              <w:drawing>
+                <wp:inline distT="0" distB="0" distL="0" distR="0" wp14:anchorId="781A067E" wp14:editId="19780BEF">
+                  <wp:extent cx="5182323" cy="1667108"/>
+                  <wp:effectExtent l="0" t="0" r="0" b="9525"/>
+                  <wp:docPr id="524848770" name="Picture 1"/>
+                  <wp:cNvGraphicFramePr>
+                    <a:graphicFrameLocks xmlns:a="http://schemas.openxmlformats.org/drawingml/2006/main" noChangeAspect="1"/>
+                  </wp:cNvGraphicFramePr>
+                  <a:graphic xmlns:a="http://schemas.openxmlformats.org/drawingml/2006/main">
+                    <a:graphicData uri="http://schemas.openxmlformats.org/drawingml/2006/picture">
+                      <pic:pic xmlns:pic="http://schemas.openxmlformats.org/drawingml/2006/picture">
+                        <pic:nvPicPr>
+                          <pic:cNvPr id="524848770" name=""/>
+                          <pic:cNvPicPr/>
+                        </pic:nvPicPr>
+                        <pic:blipFill>
+                          <a:blip r:embed="rId30"/>
+                          <a:stretch>
+                            <a:fillRect/>
+                          </a:stretch>
+                        </pic:blipFill>
+                        <pic:spPr>
+                          <a:xfrm>
+                            <a:off x="0" y="0"/>
+                            <a:ext cx="5182323" cy="1667108"/>
+                          </a:xfrm>
+                          <a:prstGeom prst="rect">
+                            <a:avLst/>
+                          </a:prstGeom>
+                        </pic:spPr>
+                      </pic:pic>
+                    </a:graphicData>
+                  </a:graphic>
+                </wp:inline>
+              </w:drawing>
+            </w:r>
+          </w:p>
+        </w:tc>
+      </w:tr>
+      <w:tr>
+        <w:tc>
+          <w:tcPr>
+            <w:tcW w:w="1129" w:type="dxa"/>
+          </w:tcPr>
+          <w:p>
+            <w:pPr>
+              <w:spacing w:before="60" w:line="360" w:lineRule="auto"/>
+              <w:ind w:firstLine="0"/>
+              <w:jc w:val="left"/>
+              <w:rPr>
+                <w:rFonts w:eastAsia="Times New Roman" w:cs="Times New Roman"/>
+                <w:szCs w:val="24"/>
+                <w:lang w:val="en-US" w:eastAsia="en-ID"/>
+              </w:rPr>
+            </w:pPr>
+            <w:r>
+              <w:rPr>
+                <w:rFonts w:eastAsia="Times New Roman" w:cs="Times New Roman"/>
+                <w:szCs w:val="24"/>
+                <w:lang w:val="en-US" w:eastAsia="en-ID"/>
+              </w:rPr>
+              <w:t>5</w:t>
+            </w:r>
+          </w:p>
+        </w:tc>
+        <w:tc>
+          <w:tcPr>
+            <w:tcW w:w="8499" w:type="dxa"/>
+          </w:tcPr>
+          <w:p>
+            <w:pPr>
+              <w:spacing w:before="60" w:line="360" w:lineRule="auto"/>
+              <w:ind w:firstLine="0"/>
+              <w:jc w:val="left"/>
+              <w:rPr>
+                <w:rFonts w:eastAsia="Times New Roman" w:cs="Times New Roman"/>
+                <w:szCs w:val="24"/>
+                <w:lang w:eastAsia="en-ID"/>
+              </w:rPr>
+            </w:pPr>
+            <w:r>
+              <w:rPr>
+                <w:rFonts w:eastAsia="Times New Roman" w:cs="Times New Roman"/>
+                <w:szCs w:val="24"/>
+                <w:lang w:eastAsia="en-ID"/>
+              </w:rPr>
+              <w:t xml:space="preserve">Memperbaiki app.tsx agar navbar bisa tampil di semua tampilan </w:t>
+            </w:r>
+            <w:r>
+              <w:rPr>
+                <w:rFonts w:eastAsia="Times New Roman" w:cs="Times New Roman"/>
+                <w:szCs w:val="24"/>
+                <w:lang w:eastAsia="en-ID"/>
+              </w:rPr>
+              <w:br/>
+            </w:r>
+            <w:r>
+              <w:rPr>
+                <w:rFonts w:eastAsia="Times New Roman" w:cs="Times New Roman"/>
+                <w:szCs w:val="24"/>
+                <w:lang w:eastAsia="en-ID"/>
+              </w:rPr>
+              <w:drawing>
+                <wp:inline distT="0" distB="0" distL="0" distR="0" wp14:anchorId="65A38F32" wp14:editId="1FD216E0">
+                  <wp:extent cx="4281055" cy="3148294"/>
+                  <wp:effectExtent l="0" t="0" r="5715" b="0"/>
+                  <wp:docPr id="2078427821" name="Picture 1"/>
+                  <wp:cNvGraphicFramePr>
+                    <a:graphicFrameLocks xmlns:a="http://schemas.openxmlformats.org/drawingml/2006/main" noChangeAspect="1"/>
+                  </wp:cNvGraphicFramePr>
+                  <a:graphic xmlns:a="http://schemas.openxmlformats.org/drawingml/2006/main">
+                    <a:graphicData uri="http://schemas.openxmlformats.org/drawingml/2006/picture">
+                      <pic:pic xmlns:pic="http://schemas.openxmlformats.org/drawingml/2006/picture">
+                        <pic:nvPicPr>
+                          <pic:cNvPr id="2078427821" name=""/>
+                          <pic:cNvPicPr/>
+                        </pic:nvPicPr>
+                        <pic:blipFill>
+                          <a:blip r:embed="rId31"/>
+                          <a:stretch>
+                            <a:fillRect/>
+                          </a:stretch>
+                        </pic:blipFill>
+                        <pic:spPr>
+                          <a:xfrm>
+                            <a:off x="0" y="0"/>
+                            <a:ext cx="4291999" cy="3156343"/>
+                          </a:xfrm>
+                          <a:prstGeom prst="rect">
+                            <a:avLst/>
+                          </a:prstGeom>
+                        </pic:spPr>
+                      </pic:pic>
+                    </a:graphicData>
+                  </a:graphic>
+                </wp:inline>
+              </w:drawing>
+            </w:r>
+          </w:p>
+          <w:p>
+            <w:pPr>
+              <w:spacing w:before="60" w:line="360" w:lineRule="auto"/>
+              <w:ind w:firstLine="0"/>
+              <w:jc w:val="left"/>
+              <w:rPr>
+                <w:rFonts w:eastAsia="Times New Roman" w:cs="Times New Roman"/>
+                <w:szCs w:val="24"/>
+                <w:lang w:eastAsia="en-ID"/>
+              </w:rPr>
+            </w:pPr>
+            <w:r>
+              <w:rPr>
+                <w:rFonts w:eastAsia="Times New Roman" w:cs="Times New Roman"/>
+                <w:szCs w:val="24"/>
+                <w:lang w:eastAsia="en-ID"/>
+              </w:rPr>
+              <w:drawing>
+                <wp:inline distT="0" distB="0" distL="0" distR="0" wp14:anchorId="416244EB" wp14:editId="71FACBCD">
+                  <wp:extent cx="5259705" cy="2068195"/>
+                  <wp:effectExtent l="0" t="0" r="0" b="8255"/>
+                  <wp:docPr id="1544386012" name="Picture 1"/>
+                  <wp:cNvGraphicFramePr>
+                    <a:graphicFrameLocks xmlns:a="http://schemas.openxmlformats.org/drawingml/2006/main" noChangeAspect="1"/>
+                  </wp:cNvGraphicFramePr>
+                  <a:graphic xmlns:a="http://schemas.openxmlformats.org/drawingml/2006/main">
+                    <a:graphicData uri="http://schemas.openxmlformats.org/drawingml/2006/picture">
+                      <pic:pic xmlns:pic="http://schemas.openxmlformats.org/drawingml/2006/picture">
+                        <pic:nvPicPr>
+                          <pic:cNvPr id="1544386012" name=""/>
+                          <pic:cNvPicPr/>
+                        </pic:nvPicPr>
+                        <pic:blipFill>
+                          <a:blip r:embed="rId32"/>
+                          <a:stretch>
+                            <a:fillRect/>
+                          </a:stretch>
+                        </pic:blipFill>
+                        <pic:spPr>
+                          <a:xfrm>
+                            <a:off x="0" y="0"/>
+                            <a:ext cx="5259705" cy="2068195"/>
+                          </a:xfrm>
+                          <a:prstGeom prst="rect">
+                            <a:avLst/>
+                          </a:prstGeom>
+                        </pic:spPr>
+                      </pic:pic>
+                    </a:graphicData>
+                  </a:graphic>
+                </wp:inline>
+              </w:drawing>
+            </w:r>
           </w:p>
         </w:tc>
       </w:tr>
@@ -2300,6 +3954,7 @@
           <w:lang w:eastAsia="en-ID"/>
           <w14:ligatures w14:val="none"/>
         </w:rPr>
+        <w:lastRenderedPageBreak/>
         <w:t>Praktikum</w:t>
       </w:r>
       <w:proofErr w:type="spellEnd"/>
@@ -2432,14 +4087,121 @@
                 <w:lang w:val="en-US" w:eastAsia="en-ID"/>
               </w:rPr>
             </w:pPr>
-          </w:p>
-        </w:tc>
-      </w:tr>
-      <w:tr>
-        <w:tc>
-          <w:tcPr>
-            <w:tcW w:w="1129" w:type="dxa"/>
-          </w:tcPr>
+            <w:proofErr w:type="spellStart"/>
+            <w:r>
+              <w:rPr>
+                <w:rFonts w:eastAsia="Times New Roman" w:cs="Times New Roman"/>
+                <w:szCs w:val="24"/>
+                <w:lang w:val="en-US" w:eastAsia="en-ID"/>
+              </w:rPr>
+              <w:t>Membuat</w:t>
+            </w:r>
+            <w:proofErr w:type="spellEnd"/>
+            <w:r>
+              <w:rPr>
+                <w:rFonts w:eastAsia="Times New Roman" w:cs="Times New Roman"/>
+                <w:szCs w:val="24"/>
+                <w:lang w:val="en-US" w:eastAsia="en-ID"/>
+              </w:rPr>
+              <w:t xml:space="preserve"> layout global </w:t>
+            </w:r>
+            <w:proofErr w:type="spellStart"/>
+            <w:r>
+              <w:rPr>
+                <w:rFonts w:eastAsia="Times New Roman" w:cs="Times New Roman"/>
+                <w:szCs w:val="24"/>
+                <w:lang w:val="en-US" w:eastAsia="en-ID"/>
+              </w:rPr>
+              <w:t>dengan</w:t>
+            </w:r>
+            <w:proofErr w:type="spellEnd"/>
+            <w:r>
+              <w:rPr>
+                <w:rFonts w:eastAsia="Times New Roman" w:cs="Times New Roman"/>
+                <w:szCs w:val="24"/>
+                <w:lang w:val="en-US" w:eastAsia="en-ID"/>
+              </w:rPr>
+              <w:t xml:space="preserve"> </w:t>
+            </w:r>
+            <w:proofErr w:type="spellStart"/>
+            <w:r>
+              <w:rPr>
+                <w:rFonts w:eastAsia="Times New Roman" w:cs="Times New Roman"/>
+                <w:szCs w:val="24"/>
+                <w:lang w:val="en-US" w:eastAsia="en-ID"/>
+              </w:rPr>
+              <w:t>menggunakan</w:t>
+            </w:r>
+            <w:proofErr w:type="spellEnd"/>
+            <w:r>
+              <w:rPr>
+                <w:rFonts w:eastAsia="Times New Roman" w:cs="Times New Roman"/>
+                <w:szCs w:val="24"/>
+                <w:lang w:val="en-US" w:eastAsia="en-ID"/>
+              </w:rPr>
+              <w:t xml:space="preserve"> </w:t>
+            </w:r>
+            <w:proofErr w:type="spellStart"/>
+            <w:r>
+              <w:rPr>
+                <w:rFonts w:eastAsia="Times New Roman" w:cs="Times New Roman"/>
+                <w:szCs w:val="24"/>
+                <w:lang w:val="en-US" w:eastAsia="en-ID"/>
+              </w:rPr>
+              <w:t>Appshell</w:t>
+            </w:r>
+            <w:proofErr w:type="spellEnd"/>
+            <w:r>
+              <w:rPr>
+                <w:rFonts w:eastAsia="Times New Roman" w:cs="Times New Roman"/>
+                <w:szCs w:val="24"/>
+                <w:lang w:val="en-US" w:eastAsia="en-ID"/>
+              </w:rPr>
+              <w:br/>
+            </w:r>
+            <w:r>
+              <w:rPr>
+                <w:rFonts w:eastAsia="Times New Roman" w:cs="Times New Roman"/>
+                <w:szCs w:val="24"/>
+                <w:lang w:val="en-US" w:eastAsia="en-ID"/>
+              </w:rPr>
+              <w:drawing>
+                <wp:inline distT="0" distB="0" distL="0" distR="0" wp14:anchorId="34E61B8D" wp14:editId="7ABBADF6">
+                  <wp:extent cx="2905530" cy="1600423"/>
+                  <wp:effectExtent l="0" t="0" r="9525" b="0"/>
+                  <wp:docPr id="1446704350" name="Picture 1"/>
+                  <wp:cNvGraphicFramePr>
+                    <a:graphicFrameLocks xmlns:a="http://schemas.openxmlformats.org/drawingml/2006/main" noChangeAspect="1"/>
+                  </wp:cNvGraphicFramePr>
+                  <a:graphic xmlns:a="http://schemas.openxmlformats.org/drawingml/2006/main">
+                    <a:graphicData uri="http://schemas.openxmlformats.org/drawingml/2006/picture">
+                      <pic:pic xmlns:pic="http://schemas.openxmlformats.org/drawingml/2006/picture">
+                        <pic:nvPicPr>
+                          <pic:cNvPr id="1446704350" name=""/>
+                          <pic:cNvPicPr/>
+                        </pic:nvPicPr>
+                        <pic:blipFill>
+                          <a:blip r:embed="rId33"/>
+                          <a:stretch>
+                            <a:fillRect/>
+                          </a:stretch>
+                        </pic:blipFill>
+                        <pic:spPr>
+                          <a:xfrm>
+                            <a:off x="0" y="0"/>
+                            <a:ext cx="2905530" cy="1600423"/>
+                          </a:xfrm>
+                          <a:prstGeom prst="rect">
+                            <a:avLst/>
+                          </a:prstGeom>
+                        </pic:spPr>
+                      </pic:pic>
+                    </a:graphicData>
+                  </a:graphic>
+                </wp:inline>
+              </w:drawing>
+            </w:r>
+          </w:p>
           <w:p>
             <w:pPr>
               <w:spacing w:before="60" w:line="360" w:lineRule="auto"/>
@@ -2457,113 +4219,42 @@
                 <w:szCs w:val="24"/>
                 <w:lang w:val="en-US" w:eastAsia="en-ID"/>
               </w:rPr>
-              <w:t>2</w:t>
-            </w:r>
-          </w:p>
-        </w:tc>
-        <w:tc>
-          <w:tcPr>
-            <w:tcW w:w="8499" w:type="dxa"/>
-          </w:tcPr>
-          <w:p>
-            <w:pPr>
-              <w:spacing w:before="60" w:line="360" w:lineRule="auto"/>
-              <w:ind w:firstLine="0"/>
-              <w:jc w:val="left"/>
-              <w:rPr>
-                <w:rFonts w:eastAsia="Times New Roman" w:cs="Times New Roman"/>
-                <w:szCs w:val="24"/>
-                <w:lang w:eastAsia="en-ID"/>
-              </w:rPr>
-            </w:pPr>
-          </w:p>
-        </w:tc>
-      </w:tr>
-      <w:tr>
-        <w:tc>
-          <w:tcPr>
-            <w:tcW w:w="1129" w:type="dxa"/>
-          </w:tcPr>
-          <w:p>
-            <w:pPr>
-              <w:spacing w:before="60" w:line="360" w:lineRule="auto"/>
-              <w:ind w:firstLine="0"/>
-              <w:jc w:val="left"/>
-              <w:rPr>
-                <w:rFonts w:eastAsia="Times New Roman" w:cs="Times New Roman"/>
-                <w:szCs w:val="24"/>
-                <w:lang w:val="en-US" w:eastAsia="en-ID"/>
-              </w:rPr>
-            </w:pPr>
-            <w:r>
-              <w:rPr>
-                <w:rFonts w:eastAsia="Times New Roman" w:cs="Times New Roman"/>
-                <w:szCs w:val="24"/>
-                <w:lang w:val="en-US" w:eastAsia="en-ID"/>
-              </w:rPr>
-              <w:t>3</w:t>
-            </w:r>
-          </w:p>
-        </w:tc>
-        <w:tc>
-          <w:tcPr>
-            <w:tcW w:w="8499" w:type="dxa"/>
-          </w:tcPr>
-          <w:p>
-            <w:pPr>
-              <w:spacing w:before="60" w:line="360" w:lineRule="auto"/>
-              <w:ind w:firstLine="0"/>
-              <w:jc w:val="left"/>
-              <w:rPr>
-                <w:rFonts w:eastAsia="Times New Roman" w:cs="Times New Roman"/>
-                <w:szCs w:val="24"/>
-                <w:lang w:val="en-US" w:eastAsia="en-ID"/>
-              </w:rPr>
-            </w:pPr>
-          </w:p>
-        </w:tc>
-      </w:tr>
-      <w:tr>
-        <w:tc>
-          <w:tcPr>
-            <w:tcW w:w="1129" w:type="dxa"/>
-          </w:tcPr>
-          <w:p>
-            <w:pPr>
-              <w:spacing w:before="60" w:line="360" w:lineRule="auto"/>
-              <w:ind w:firstLine="0"/>
-              <w:jc w:val="left"/>
-              <w:rPr>
-                <w:rFonts w:eastAsia="Times New Roman" w:cs="Times New Roman"/>
-                <w:szCs w:val="24"/>
-                <w:lang w:val="en-US" w:eastAsia="en-ID"/>
-              </w:rPr>
-            </w:pPr>
-            <w:r>
-              <w:rPr>
-                <w:rFonts w:eastAsia="Times New Roman" w:cs="Times New Roman"/>
-                <w:szCs w:val="24"/>
-                <w:lang w:val="en-US" w:eastAsia="en-ID"/>
-              </w:rPr>
-              <w:t>4</w:t>
-            </w:r>
-          </w:p>
-        </w:tc>
-        <w:tc>
-          <w:tcPr>
-            <w:tcW w:w="8499" w:type="dxa"/>
-          </w:tcPr>
-          <w:p>
-            <w:pPr>
-              <w:spacing w:before="60" w:line="360" w:lineRule="auto"/>
-              <w:ind w:firstLine="0"/>
-              <w:jc w:val="left"/>
-              <w:rPr>
-                <w:rFonts w:eastAsia="Times New Roman" w:cs="Times New Roman"/>
-                <w:szCs w:val="24"/>
-                <w:lang w:eastAsia="en-ID"/>
-              </w:rPr>
-            </w:pPr>
+              <w:drawing>
+                <wp:inline distT="0" distB="0" distL="0" distR="0" wp14:anchorId="5EE9E828" wp14:editId="559341DD">
+                  <wp:extent cx="3616070" cy="2697537"/>
+                  <wp:effectExtent l="0" t="0" r="3810" b="7620"/>
+                  <wp:docPr id="675349668" name="Picture 1"/>
+                  <wp:cNvGraphicFramePr>
+                    <a:graphicFrameLocks xmlns:a="http://schemas.openxmlformats.org/drawingml/2006/main" noChangeAspect="1"/>
+                  </wp:cNvGraphicFramePr>
+                  <a:graphic xmlns:a="http://schemas.openxmlformats.org/drawingml/2006/main">
+                    <a:graphicData uri="http://schemas.openxmlformats.org/drawingml/2006/picture">
+                      <pic:pic xmlns:pic="http://schemas.openxmlformats.org/drawingml/2006/picture">
+                        <pic:nvPicPr>
+                          <pic:cNvPr id="675349668" name=""/>
+                          <pic:cNvPicPr/>
+                        </pic:nvPicPr>
+                        <pic:blipFill>
+                          <a:blip r:embed="rId34"/>
+                          <a:stretch>
+                            <a:fillRect/>
+                          </a:stretch>
+                        </pic:blipFill>
+                        <pic:spPr>
+                          <a:xfrm>
+                            <a:off x="0" y="0"/>
+                            <a:ext cx="3636097" cy="2712477"/>
+                          </a:xfrm>
+                          <a:prstGeom prst="rect">
+                            <a:avLst/>
+                          </a:prstGeom>
+                        </pic:spPr>
+                      </pic:pic>
+                    </a:graphicData>
+                  </a:graphic>
+                </wp:inline>
+              </w:drawing>
+            </w:r>
           </w:p>
         </w:tc>
       </w:tr>
@@ -2742,6 +4433,125 @@
                 <w:lang w:val="en-US" w:eastAsia="en-ID"/>
               </w:rPr>
             </w:pPr>
+            <w:proofErr w:type="spellStart"/>
+            <w:r>
+              <w:rPr>
+                <w:rFonts w:eastAsia="Times New Roman" w:cs="Times New Roman"/>
+                <w:szCs w:val="24"/>
+                <w:lang w:val="en-US" w:eastAsia="en-ID"/>
+              </w:rPr>
+              <w:t>Mengimplementasikan</w:t>
+            </w:r>
+            <w:proofErr w:type="spellEnd"/>
+            <w:r>
+              <w:rPr>
+                <w:rFonts w:eastAsia="Times New Roman" w:cs="Times New Roman"/>
+                <w:szCs w:val="24"/>
+                <w:lang w:val="en-US" w:eastAsia="en-ID"/>
+              </w:rPr>
+              <w:t xml:space="preserve"> </w:t>
+            </w:r>
+            <w:proofErr w:type="spellStart"/>
+            <w:r>
+              <w:rPr>
+                <w:rFonts w:eastAsia="Times New Roman" w:cs="Times New Roman"/>
+                <w:szCs w:val="24"/>
+                <w:lang w:val="en-US" w:eastAsia="en-ID"/>
+              </w:rPr>
+              <w:t>Appshell</w:t>
+            </w:r>
+            <w:proofErr w:type="spellEnd"/>
+            <w:r>
+              <w:rPr>
+                <w:rFonts w:eastAsia="Times New Roman" w:cs="Times New Roman"/>
+                <w:szCs w:val="24"/>
+                <w:lang w:val="en-US" w:eastAsia="en-ID"/>
+              </w:rPr>
+              <w:t xml:space="preserve"> </w:t>
+            </w:r>
+            <w:proofErr w:type="spellStart"/>
+            <w:r>
+              <w:rPr>
+                <w:rFonts w:eastAsia="Times New Roman" w:cs="Times New Roman"/>
+                <w:szCs w:val="24"/>
+                <w:lang w:val="en-US" w:eastAsia="en-ID"/>
+              </w:rPr>
+              <w:t>kedalam</w:t>
+            </w:r>
+            <w:proofErr w:type="spellEnd"/>
+            <w:r>
+              <w:rPr>
+                <w:rFonts w:eastAsia="Times New Roman" w:cs="Times New Roman"/>
+                <w:szCs w:val="24"/>
+                <w:lang w:val="en-US" w:eastAsia="en-ID"/>
+              </w:rPr>
+              <w:t xml:space="preserve"> </w:t>
+            </w:r>
+            <w:proofErr w:type="spellStart"/>
+            <w:r>
+              <w:rPr>
+                <w:rFonts w:eastAsia="Times New Roman" w:cs="Times New Roman"/>
+                <w:szCs w:val="24"/>
+                <w:lang w:val="en-US" w:eastAsia="en-ID"/>
+              </w:rPr>
+              <w:t>app.tsx</w:t>
+            </w:r>
+            <w:proofErr w:type="spellEnd"/>
+          </w:p>
+          <w:p>
+            <w:pPr>
+              <w:spacing w:before="60" w:line="360" w:lineRule="auto"/>
+              <w:ind w:firstLine="0"/>
+              <w:jc w:val="left"/>
+              <w:rPr>
+                <w:rFonts w:eastAsia="Times New Roman" w:cs="Times New Roman"/>
+                <w:szCs w:val="24"/>
+                <w:lang w:val="en-US" w:eastAsia="en-ID"/>
+              </w:rPr>
+            </w:pPr>
+            <w:r>
+              <w:rPr>
+                <w:rFonts w:eastAsia="Times New Roman" w:cs="Times New Roman"/>
+                <w:szCs w:val="24"/>
+                <w:lang w:val="en-US" w:eastAsia="en-ID"/>
+              </w:rPr>
+              <w:lastRenderedPageBreak/>
+              <w:drawing>
+                <wp:inline distT="0" distB="0" distL="0" distR="0" wp14:anchorId="7A8630AC" wp14:editId="09063C03">
+                  <wp:extent cx="5259705" cy="3261360"/>
+                  <wp:effectExtent l="0" t="0" r="0" b="0"/>
+                  <wp:docPr id="1687897589" name="Picture 1"/>
+                  <wp:cNvGraphicFramePr>
+                    <a:graphicFrameLocks xmlns:a="http://schemas.openxmlformats.org/drawingml/2006/main" noChangeAspect="1"/>
+                  </wp:cNvGraphicFramePr>
+                  <a:graphic xmlns:a="http://schemas.openxmlformats.org/drawingml/2006/main">
+                    <a:graphicData uri="http://schemas.openxmlformats.org/drawingml/2006/picture">
+                      <pic:pic xmlns:pic="http://schemas.openxmlformats.org/drawingml/2006/picture">
+                        <pic:nvPicPr>
+                          <pic:cNvPr id="1687897589" name=""/>
+                          <pic:cNvPicPr/>
+                        </pic:nvPicPr>
+                        <pic:blipFill>
+                          <a:blip r:embed="rId35"/>
+                          <a:stretch>
+                            <a:fillRect/>
+                          </a:stretch>
+                        </pic:blipFill>
+                        <pic:spPr>
+                          <a:xfrm>
+                            <a:off x="0" y="0"/>
+                            <a:ext cx="5259705" cy="3261360"/>
+                          </a:xfrm>
+                          <a:prstGeom prst="rect">
+                            <a:avLst/>
+                          </a:prstGeom>
+                        </pic:spPr>
+                      </pic:pic>
+                    </a:graphicData>
+                  </a:graphic>
+                </wp:inline>
+              </w:drawing>
+            </w:r>
           </w:p>
         </w:tc>
       </w:tr>
@@ -2767,6 +4577,7 @@
                 <w:szCs w:val="24"/>
                 <w:lang w:val="en-US" w:eastAsia="en-ID"/>
               </w:rPr>
+              <w:lastRenderedPageBreak/>
               <w:t>2</w:t>
             </w:r>
           </w:p>
@@ -2786,14 +4597,65 @@
                 <w:lang w:eastAsia="en-ID"/>
               </w:rPr>
             </w:pPr>
-          </w:p>
-        </w:tc>
-      </w:tr>
-      <w:tr>
-        <w:tc>
-          <w:tcPr>
-            <w:tcW w:w="1129" w:type="dxa"/>
-          </w:tcPr>
+            <w:r>
+              <w:rPr>
+                <w:rFonts w:eastAsia="Times New Roman" w:cs="Times New Roman"/>
+                <w:szCs w:val="24"/>
+                <w:lang w:eastAsia="en-ID"/>
+              </w:rPr>
+              <w:t>Modifikasi pada index.tsx di appshell</w:t>
+            </w:r>
+            <w:r>
+              <w:rPr>
+                <w:rFonts w:eastAsia="Times New Roman" w:cs="Times New Roman"/>
+                <w:szCs w:val="24"/>
+                <w:lang w:eastAsia="en-ID"/>
+              </w:rPr>
+              <w:br/>
+            </w:r>
+            <w:r>
+              <w:rPr>
+                <w:rFonts w:eastAsia="Times New Roman" w:cs="Times New Roman"/>
+                <w:szCs w:val="24"/>
+                <w:lang w:eastAsia="en-ID"/>
+              </w:rPr>
+              <w:drawing>
+                <wp:inline distT="0" distB="0" distL="0" distR="0" wp14:anchorId="5DA7ACB9" wp14:editId="049A290D">
+                  <wp:extent cx="5259705" cy="4516120"/>
+                  <wp:effectExtent l="0" t="0" r="0" b="0"/>
+                  <wp:docPr id="1601889221" name="Picture 1"/>
+                  <wp:cNvGraphicFramePr>
+                    <a:graphicFrameLocks xmlns:a="http://schemas.openxmlformats.org/drawingml/2006/main" noChangeAspect="1"/>
+                  </wp:cNvGraphicFramePr>
+                  <a:graphic xmlns:a="http://schemas.openxmlformats.org/drawingml/2006/main">
+                    <a:graphicData uri="http://schemas.openxmlformats.org/drawingml/2006/picture">
+                      <pic:pic xmlns:pic="http://schemas.openxmlformats.org/drawingml/2006/picture">
+                        <pic:nvPicPr>
+                          <pic:cNvPr id="1601889221" name=""/>
+                          <pic:cNvPicPr/>
+                        </pic:nvPicPr>
+                        <pic:blipFill>
+                          <a:blip r:embed="rId36"/>
+                          <a:stretch>
+                            <a:fillRect/>
+                          </a:stretch>
+                        </pic:blipFill>
+                        <pic:spPr>
+                          <a:xfrm>
+                            <a:off x="0" y="0"/>
+                            <a:ext cx="5259705" cy="4516120"/>
+                          </a:xfrm>
+                          <a:prstGeom prst="rect">
+                            <a:avLst/>
+                          </a:prstGeom>
+                        </pic:spPr>
+                      </pic:pic>
+                    </a:graphicData>
+                  </a:graphic>
+                </wp:inline>
+              </w:drawing>
+            </w:r>
+          </w:p>
           <w:p>
             <w:pPr>
               <w:spacing w:before="60" w:line="360" w:lineRule="auto"/>
@@ -2802,23 +4664,18 @@
               <w:rPr>
                 <w:rFonts w:eastAsia="Times New Roman" w:cs="Times New Roman"/>
                 <w:szCs w:val="24"/>
-                <w:lang w:val="en-US" w:eastAsia="en-ID"/>
-              </w:rPr>
-            </w:pPr>
-            <w:r>
-              <w:rPr>
-                <w:rFonts w:eastAsia="Times New Roman" w:cs="Times New Roman"/>
-                <w:szCs w:val="24"/>
-                <w:lang w:val="en-US" w:eastAsia="en-ID"/>
-              </w:rPr>
-              <w:t>3</w:t>
-            </w:r>
-          </w:p>
-        </w:tc>
-        <w:tc>
-          <w:tcPr>
-            <w:tcW w:w="8499" w:type="dxa"/>
-          </w:tcPr>
+                <w:lang w:eastAsia="en-ID"/>
+              </w:rPr>
+            </w:pPr>
+            <w:r>
+              <w:rPr>
+                <w:rFonts w:eastAsia="Times New Roman" w:cs="Times New Roman"/>
+                <w:szCs w:val="24"/>
+                <w:lang w:eastAsia="en-ID"/>
+              </w:rPr>
+              <w:t>Hasil :</w:t>
+            </w:r>
+          </w:p>
           <w:p>
             <w:pPr>
               <w:spacing w:before="60" w:line="360" w:lineRule="auto"/>
@@ -2827,53 +4684,52 @@
               <w:rPr>
                 <w:rFonts w:eastAsia="Times New Roman" w:cs="Times New Roman"/>
                 <w:szCs w:val="24"/>
-                <w:lang w:val="en-US" w:eastAsia="en-ID"/>
-              </w:rPr>
-            </w:pPr>
-          </w:p>
-        </w:tc>
-      </w:tr>
-      <w:tr>
-        <w:tc>
-          <w:tcPr>
-            <w:tcW w:w="1129" w:type="dxa"/>
-          </w:tcPr>
-          <w:p>
-            <w:pPr>
-              <w:spacing w:before="60" w:line="360" w:lineRule="auto"/>
-              <w:ind w:firstLine="0"/>
-              <w:jc w:val="left"/>
-              <w:rPr>
-                <w:rFonts w:eastAsia="Times New Roman" w:cs="Times New Roman"/>
-                <w:szCs w:val="24"/>
-                <w:lang w:val="en-US" w:eastAsia="en-ID"/>
-              </w:rPr>
-            </w:pPr>
-            <w:r>
-              <w:rPr>
-                <w:rFonts w:eastAsia="Times New Roman" w:cs="Times New Roman"/>
-                <w:szCs w:val="24"/>
-                <w:lang w:val="en-US" w:eastAsia="en-ID"/>
-              </w:rPr>
-              <w:t>4</w:t>
-            </w:r>
-          </w:p>
-        </w:tc>
-        <w:tc>
-          <w:tcPr>
-            <w:tcW w:w="8499" w:type="dxa"/>
-          </w:tcPr>
-          <w:p>
-            <w:pPr>
-              <w:spacing w:before="60" w:line="360" w:lineRule="auto"/>
-              <w:ind w:firstLine="0"/>
-              <w:jc w:val="left"/>
-              <w:rPr>
-                <w:rFonts w:eastAsia="Times New Roman" w:cs="Times New Roman"/>
-                <w:szCs w:val="24"/>
-                <w:lang w:eastAsia="en-ID"/>
-              </w:rPr>
-            </w:pPr>
+                <w:lang w:eastAsia="en-ID"/>
+              </w:rPr>
+            </w:pPr>
+            <w:r>
+              <w:rPr>
+                <w:rFonts w:eastAsia="Times New Roman" w:cs="Times New Roman"/>
+                <w:szCs w:val="24"/>
+                <w:lang w:eastAsia="en-ID"/>
+              </w:rPr>
+              <w:lastRenderedPageBreak/>
+              <w:drawing>
+                <wp:inline distT="0" distB="0" distL="0" distR="0" wp14:anchorId="46BFBE16" wp14:editId="44EC3D5D">
+                  <wp:extent cx="4972744" cy="3067478"/>
+                  <wp:effectExtent l="0" t="0" r="0" b="0"/>
+                  <wp:docPr id="1535359067" name="Picture 1"/>
+                  <wp:cNvGraphicFramePr>
+                    <a:graphicFrameLocks xmlns:a="http://schemas.openxmlformats.org/drawingml/2006/main" noChangeAspect="1"/>
+                  </wp:cNvGraphicFramePr>
+                  <a:graphic xmlns:a="http://schemas.openxmlformats.org/drawingml/2006/main">
+                    <a:graphicData uri="http://schemas.openxmlformats.org/drawingml/2006/picture">
+                      <pic:pic xmlns:pic="http://schemas.openxmlformats.org/drawingml/2006/picture">
+                        <pic:nvPicPr>
+                          <pic:cNvPr id="1535359067" name=""/>
+                          <pic:cNvPicPr/>
+                        </pic:nvPicPr>
+                        <pic:blipFill>
+                          <a:blip r:embed="rId37"/>
+                          <a:stretch>
+                            <a:fillRect/>
+                          </a:stretch>
+                        </pic:blipFill>
+                        <pic:spPr>
+                          <a:xfrm>
+                            <a:off x="0" y="0"/>
+                            <a:ext cx="4972744" cy="3067478"/>
+                          </a:xfrm>
+                          <a:prstGeom prst="rect">
+                            <a:avLst/>
+                          </a:prstGeom>
+                        </pic:spPr>
+                      </pic:pic>
+                    </a:graphicData>
+                  </a:graphic>
+                </wp:inline>
+              </w:drawing>
+            </w:r>
           </w:p>
         </w:tc>
       </w:tr>
@@ -3040,6 +4896,92 @@
                 <w:lang w:val="en-US" w:eastAsia="en-ID"/>
               </w:rPr>
             </w:pPr>
+            <w:proofErr w:type="spellStart"/>
+            <w:r>
+              <w:rPr>
+                <w:rFonts w:eastAsia="Times New Roman" w:cs="Times New Roman"/>
+                <w:szCs w:val="24"/>
+                <w:lang w:val="en-US" w:eastAsia="en-ID"/>
+              </w:rPr>
+              <w:t>Membuat</w:t>
+            </w:r>
+            <w:proofErr w:type="spellEnd"/>
+            <w:r>
+              <w:rPr>
+                <w:rFonts w:eastAsia="Times New Roman" w:cs="Times New Roman"/>
+                <w:szCs w:val="24"/>
+                <w:lang w:val="en-US" w:eastAsia="en-ID"/>
+              </w:rPr>
+              <w:t xml:space="preserve"> </w:t>
+            </w:r>
+            <w:proofErr w:type="spellStart"/>
+            <w:r>
+              <w:rPr>
+                <w:rFonts w:eastAsia="Times New Roman" w:cs="Times New Roman"/>
+                <w:szCs w:val="24"/>
+                <w:lang w:val="en-US" w:eastAsia="en-ID"/>
+              </w:rPr>
+              <w:t>struktur</w:t>
+            </w:r>
+            <w:proofErr w:type="spellEnd"/>
+            <w:r>
+              <w:rPr>
+                <w:rFonts w:eastAsia="Times New Roman" w:cs="Times New Roman"/>
+                <w:szCs w:val="24"/>
+                <w:lang w:val="en-US" w:eastAsia="en-ID"/>
+              </w:rPr>
+              <w:t xml:space="preserve"> file routing </w:t>
+            </w:r>
+            <w:r>
+              <w:rPr>
+                <w:rFonts w:eastAsia="Times New Roman" w:cs="Times New Roman"/>
+                <w:szCs w:val="24"/>
+                <w:lang w:val="en-US" w:eastAsia="en-ID"/>
+              </w:rPr>
+              <w:br/>
+            </w:r>
+            <w:r>
+              <w:rPr>
+                <w:rFonts w:eastAsia="Times New Roman" w:cs="Times New Roman"/>
+                <w:szCs w:val="24"/>
+                <w:lang w:val="en-US" w:eastAsia="en-ID"/>
+              </w:rPr>
+              <w:drawing>
+                <wp:inline distT="0" distB="0" distL="0" distR="0" wp14:anchorId="17DB9A1E" wp14:editId="5EB41FBA">
+                  <wp:extent cx="2781688" cy="2143424"/>
+                  <wp:effectExtent l="0" t="0" r="0" b="9525"/>
+                  <wp:docPr id="452365503" name="Picture 1"/>
+                  <wp:cNvGraphicFramePr>
+                    <a:graphicFrameLocks xmlns:a="http://schemas.openxmlformats.org/drawingml/2006/main" noChangeAspect="1"/>
+                  </wp:cNvGraphicFramePr>
+                  <a:graphic xmlns:a="http://schemas.openxmlformats.org/drawingml/2006/main">
+                    <a:graphicData uri="http://schemas.openxmlformats.org/drawingml/2006/picture">
+                      <pic:pic xmlns:pic="http://schemas.openxmlformats.org/drawingml/2006/picture">
+                        <pic:nvPicPr>
+                          <pic:cNvPr id="452365503" name=""/>
+                          <pic:cNvPicPr/>
+                        </pic:nvPicPr>
+                        <pic:blipFill>
+                          <a:blip r:embed="rId38"/>
+                          <a:stretch>
+                            <a:fillRect/>
+                          </a:stretch>
+                        </pic:blipFill>
+                        <pic:spPr>
+                          <a:xfrm>
+                            <a:off x="0" y="0"/>
+                            <a:ext cx="2781688" cy="2143424"/>
+                          </a:xfrm>
+                          <a:prstGeom prst="rect">
+                            <a:avLst/>
+                          </a:prstGeom>
+                        </pic:spPr>
+                      </pic:pic>
+                    </a:graphicData>
+                  </a:graphic>
+                </wp:inline>
+              </w:drawing>
+            </w:r>
           </w:p>
         </w:tc>
       </w:tr>
@@ -3084,14 +5026,15 @@
                 <w:lang w:eastAsia="en-ID"/>
               </w:rPr>
             </w:pPr>
-          </w:p>
-        </w:tc>
-      </w:tr>
-      <w:tr>
-        <w:tc>
-          <w:tcPr>
-            <w:tcW w:w="1129" w:type="dxa"/>
-          </w:tcPr>
+            <w:r>
+              <w:rPr>
+                <w:rFonts w:eastAsia="Times New Roman" w:cs="Times New Roman"/>
+                <w:szCs w:val="24"/>
+                <w:lang w:eastAsia="en-ID"/>
+              </w:rPr>
+              <w:t>Kode dari profile dan edit</w:t>
+            </w:r>
+          </w:p>
           <w:p>
             <w:pPr>
               <w:spacing w:before="60" w:line="360" w:lineRule="auto"/>
@@ -3100,23 +5043,53 @@
               <w:rPr>
                 <w:rFonts w:eastAsia="Times New Roman" w:cs="Times New Roman"/>
                 <w:szCs w:val="24"/>
-                <w:lang w:val="en-US" w:eastAsia="en-ID"/>
-              </w:rPr>
-            </w:pPr>
-            <w:r>
-              <w:rPr>
-                <w:rFonts w:eastAsia="Times New Roman" w:cs="Times New Roman"/>
-                <w:szCs w:val="24"/>
-                <w:lang w:val="en-US" w:eastAsia="en-ID"/>
-              </w:rPr>
-              <w:t>3</w:t>
-            </w:r>
-          </w:p>
-        </w:tc>
-        <w:tc>
-          <w:tcPr>
-            <w:tcW w:w="8499" w:type="dxa"/>
-          </w:tcPr>
+                <w:lang w:eastAsia="en-ID"/>
+              </w:rPr>
+            </w:pPr>
+            <w:r>
+              <w:rPr>
+                <w:rFonts w:eastAsia="Times New Roman" w:cs="Times New Roman"/>
+                <w:szCs w:val="24"/>
+                <w:lang w:eastAsia="en-ID"/>
+              </w:rPr>
+              <w:lastRenderedPageBreak/>
+              <w:drawing>
+                <wp:inline distT="0" distB="0" distL="0" distR="0" wp14:anchorId="1AD52B1C" wp14:editId="7EE3858B">
+                  <wp:extent cx="4677428" cy="3124636"/>
+                  <wp:effectExtent l="0" t="0" r="8890" b="0"/>
+                  <wp:docPr id="1586239945" name="Picture 1"/>
+                  <wp:cNvGraphicFramePr>
+                    <a:graphicFrameLocks xmlns:a="http://schemas.openxmlformats.org/drawingml/2006/main" noChangeAspect="1"/>
+                  </wp:cNvGraphicFramePr>
+                  <a:graphic xmlns:a="http://schemas.openxmlformats.org/drawingml/2006/main">
+                    <a:graphicData uri="http://schemas.openxmlformats.org/drawingml/2006/picture">
+                      <pic:pic xmlns:pic="http://schemas.openxmlformats.org/drawingml/2006/picture">
+                        <pic:nvPicPr>
+                          <pic:cNvPr id="1586239945" name=""/>
+                          <pic:cNvPicPr/>
+                        </pic:nvPicPr>
+                        <pic:blipFill>
+                          <a:blip r:embed="rId39"/>
+                          <a:stretch>
+                            <a:fillRect/>
+                          </a:stretch>
+                        </pic:blipFill>
+                        <pic:spPr>
+                          <a:xfrm>
+                            <a:off x="0" y="0"/>
+                            <a:ext cx="4677428" cy="3124636"/>
+                          </a:xfrm>
+                          <a:prstGeom prst="rect">
+                            <a:avLst/>
+                          </a:prstGeom>
+                        </pic:spPr>
+                      </pic:pic>
+                    </a:graphicData>
+                  </a:graphic>
+                </wp:inline>
+              </w:drawing>
+            </w:r>
+          </w:p>
           <w:p>
             <w:pPr>
               <w:spacing w:before="60" w:line="360" w:lineRule="auto"/>
@@ -3125,17 +5098,52 @@
               <w:rPr>
                 <w:rFonts w:eastAsia="Times New Roman" w:cs="Times New Roman"/>
                 <w:szCs w:val="24"/>
-                <w:lang w:val="en-US" w:eastAsia="en-ID"/>
-              </w:rPr>
-            </w:pPr>
-          </w:p>
-        </w:tc>
-      </w:tr>
-      <w:tr>
-        <w:tc>
-          <w:tcPr>
-            <w:tcW w:w="1129" w:type="dxa"/>
-          </w:tcPr>
+                <w:lang w:eastAsia="en-ID"/>
+              </w:rPr>
+            </w:pPr>
+            <w:r>
+              <w:rPr>
+                <w:rFonts w:eastAsia="Times New Roman" w:cs="Times New Roman"/>
+                <w:szCs w:val="24"/>
+                <w:lang w:eastAsia="en-ID"/>
+              </w:rPr>
+              <w:drawing>
+                <wp:inline distT="0" distB="0" distL="0" distR="0" wp14:anchorId="20A125B2" wp14:editId="612FD9D4">
+                  <wp:extent cx="5259705" cy="2681605"/>
+                  <wp:effectExtent l="0" t="0" r="0" b="4445"/>
+                  <wp:docPr id="917151982" name="Picture 1"/>
+                  <wp:cNvGraphicFramePr>
+                    <a:graphicFrameLocks xmlns:a="http://schemas.openxmlformats.org/drawingml/2006/main" noChangeAspect="1"/>
+                  </wp:cNvGraphicFramePr>
+                  <a:graphic xmlns:a="http://schemas.openxmlformats.org/drawingml/2006/main">
+                    <a:graphicData uri="http://schemas.openxmlformats.org/drawingml/2006/picture">
+                      <pic:pic xmlns:pic="http://schemas.openxmlformats.org/drawingml/2006/picture">
+                        <pic:nvPicPr>
+                          <pic:cNvPr id="917151982" name=""/>
+                          <pic:cNvPicPr/>
+                        </pic:nvPicPr>
+                        <pic:blipFill>
+                          <a:blip r:embed="rId40"/>
+                          <a:stretch>
+                            <a:fillRect/>
+                          </a:stretch>
+                        </pic:blipFill>
+                        <pic:spPr>
+                          <a:xfrm>
+                            <a:off x="0" y="0"/>
+                            <a:ext cx="5259705" cy="2681605"/>
+                          </a:xfrm>
+                          <a:prstGeom prst="rect">
+                            <a:avLst/>
+                          </a:prstGeom>
+                        </pic:spPr>
+                      </pic:pic>
+                    </a:graphicData>
+                  </a:graphic>
+                </wp:inline>
+              </w:drawing>
+            </w:r>
+          </w:p>
           <w:p>
             <w:pPr>
               <w:spacing w:before="60" w:line="360" w:lineRule="auto"/>
@@ -3144,23 +5152,69 @@
               <w:rPr>
                 <w:rFonts w:eastAsia="Times New Roman" w:cs="Times New Roman"/>
                 <w:szCs w:val="24"/>
-                <w:lang w:val="en-US" w:eastAsia="en-ID"/>
-              </w:rPr>
-            </w:pPr>
-            <w:r>
-              <w:rPr>
-                <w:rFonts w:eastAsia="Times New Roman" w:cs="Times New Roman"/>
-                <w:szCs w:val="24"/>
-                <w:lang w:val="en-US" w:eastAsia="en-ID"/>
-              </w:rPr>
-              <w:t>4</w:t>
-            </w:r>
-          </w:p>
-        </w:tc>
-        <w:tc>
-          <w:tcPr>
-            <w:tcW w:w="8499" w:type="dxa"/>
-          </w:tcPr>
+                <w:lang w:eastAsia="en-ID"/>
+              </w:rPr>
+            </w:pPr>
+            <w:r>
+              <w:rPr>
+                <w:rFonts w:eastAsia="Times New Roman" w:cs="Times New Roman"/>
+                <w:szCs w:val="24"/>
+                <w:lang w:eastAsia="en-ID"/>
+              </w:rPr>
+              <w:lastRenderedPageBreak/>
+              <w:t>Tampilan profile dan edit</w:t>
+            </w:r>
+            <w:r>
+              <w:rPr>
+                <w:rFonts w:eastAsia="Times New Roman" w:cs="Times New Roman"/>
+                <w:szCs w:val="24"/>
+                <w:lang w:eastAsia="en-ID"/>
+              </w:rPr>
+              <w:br/>
+            </w:r>
+            <w:r>
+              <w:rPr>
+                <w:rFonts w:eastAsia="Times New Roman" w:cs="Times New Roman"/>
+                <w:szCs w:val="24"/>
+                <w:lang w:eastAsia="en-ID"/>
+              </w:rPr>
+              <w:drawing>
+                <wp:inline distT="0" distB="0" distL="0" distR="0" wp14:anchorId="4DADC9B0" wp14:editId="1F1F3962">
+                  <wp:extent cx="4248743" cy="1962424"/>
+                  <wp:effectExtent l="0" t="0" r="0" b="0"/>
+                  <wp:docPr id="2054706201" name="Picture 1"/>
+                  <wp:cNvGraphicFramePr>
+                    <a:graphicFrameLocks xmlns:a="http://schemas.openxmlformats.org/drawingml/2006/main" noChangeAspect="1"/>
+                  </wp:cNvGraphicFramePr>
+                  <a:graphic xmlns:a="http://schemas.openxmlformats.org/drawingml/2006/main">
+                    <a:graphicData uri="http://schemas.openxmlformats.org/drawingml/2006/picture">
+                      <pic:pic xmlns:pic="http://schemas.openxmlformats.org/drawingml/2006/picture">
+                        <pic:nvPicPr>
+                          <pic:cNvPr id="2054706201" name=""/>
+                          <pic:cNvPicPr/>
+                        </pic:nvPicPr>
+                        <pic:blipFill>
+                          <a:blip r:embed="rId41"/>
+                          <a:stretch>
+                            <a:fillRect/>
+                          </a:stretch>
+                        </pic:blipFill>
+                        <pic:spPr>
+                          <a:xfrm>
+                            <a:off x="0" y="0"/>
+                            <a:ext cx="4248743" cy="1962424"/>
+                          </a:xfrm>
+                          <a:prstGeom prst="rect">
+                            <a:avLst/>
+                          </a:prstGeom>
+                        </pic:spPr>
+                      </pic:pic>
+                    </a:graphicData>
+                  </a:graphic>
+                </wp:inline>
+              </w:drawing>
+            </w:r>
+          </w:p>
           <w:p>
             <w:pPr>
               <w:spacing w:before="60" w:line="360" w:lineRule="auto"/>
@@ -3172,6 +5226,48 @@
                 <w:lang w:eastAsia="en-ID"/>
               </w:rPr>
             </w:pPr>
+            <w:r>
+              <w:rPr>
+                <w:rFonts w:eastAsia="Times New Roman" w:cs="Times New Roman"/>
+                <w:szCs w:val="24"/>
+                <w:lang w:eastAsia="en-ID"/>
+              </w:rPr>
+              <w:drawing>
+                <wp:inline distT="0" distB="0" distL="0" distR="0" wp14:anchorId="08B6C12E" wp14:editId="661DA453">
+                  <wp:extent cx="5020376" cy="2172003"/>
+                  <wp:effectExtent l="0" t="0" r="8890" b="0"/>
+                  <wp:docPr id="516558720" name="Picture 1"/>
+                  <wp:cNvGraphicFramePr>
+                    <a:graphicFrameLocks xmlns:a="http://schemas.openxmlformats.org/drawingml/2006/main" noChangeAspect="1"/>
+                  </wp:cNvGraphicFramePr>
+                  <a:graphic xmlns:a="http://schemas.openxmlformats.org/drawingml/2006/main">
+                    <a:graphicData uri="http://schemas.openxmlformats.org/drawingml/2006/picture">
+                      <pic:pic xmlns:pic="http://schemas.openxmlformats.org/drawingml/2006/picture">
+                        <pic:nvPicPr>
+                          <pic:cNvPr id="516558720" name=""/>
+                          <pic:cNvPicPr/>
+                        </pic:nvPicPr>
+                        <pic:blipFill>
+                          <a:blip r:embed="rId42"/>
+                          <a:stretch>
+                            <a:fillRect/>
+                          </a:stretch>
+                        </pic:blipFill>
+                        <pic:spPr>
+                          <a:xfrm>
+                            <a:off x="0" y="0"/>
+                            <a:ext cx="5020376" cy="2172003"/>
+                          </a:xfrm>
+                          <a:prstGeom prst="rect">
+                            <a:avLst/>
+                          </a:prstGeom>
+                        </pic:spPr>
+                      </pic:pic>
+                    </a:graphicData>
+                  </a:graphic>
+                </wp:inline>
+              </w:drawing>
+            </w:r>
           </w:p>
         </w:tc>
       </w:tr>
@@ -3331,6 +5427,7 @@
                 <w:szCs w:val="24"/>
                 <w:lang w:val="en-US" w:eastAsia="en-ID"/>
               </w:rPr>
+              <w:lastRenderedPageBreak/>
               <w:t>1</w:t>
             </w:r>
           </w:p>
@@ -3350,6 +5447,92 @@
                 <w:lang w:val="en-US" w:eastAsia="en-ID"/>
               </w:rPr>
             </w:pPr>
+            <w:proofErr w:type="spellStart"/>
+            <w:r>
+              <w:rPr>
+                <w:rFonts w:eastAsia="Times New Roman" w:cs="Times New Roman"/>
+                <w:szCs w:val="24"/>
+                <w:lang w:val="en-US" w:eastAsia="en-ID"/>
+              </w:rPr>
+              <w:t>Membuat</w:t>
+            </w:r>
+            <w:proofErr w:type="spellEnd"/>
+            <w:r>
+              <w:rPr>
+                <w:rFonts w:eastAsia="Times New Roman" w:cs="Times New Roman"/>
+                <w:szCs w:val="24"/>
+                <w:lang w:val="en-US" w:eastAsia="en-ID"/>
+              </w:rPr>
+              <w:t xml:space="preserve"> File </w:t>
+            </w:r>
+            <w:proofErr w:type="spellStart"/>
+            <w:r>
+              <w:rPr>
+                <w:rFonts w:eastAsia="Times New Roman" w:cs="Times New Roman"/>
+                <w:szCs w:val="24"/>
+                <w:lang w:val="en-US" w:eastAsia="en-ID"/>
+              </w:rPr>
+              <w:t>struktur</w:t>
+            </w:r>
+            <w:proofErr w:type="spellEnd"/>
+            <w:r>
+              <w:rPr>
+                <w:rFonts w:eastAsia="Times New Roman" w:cs="Times New Roman"/>
+                <w:szCs w:val="24"/>
+                <w:lang w:val="en-US" w:eastAsia="en-ID"/>
+              </w:rPr>
+              <w:t xml:space="preserve"> Dynamic routing</w:t>
+            </w:r>
+            <w:r>
+              <w:rPr>
+                <w:rFonts w:eastAsia="Times New Roman" w:cs="Times New Roman"/>
+                <w:szCs w:val="24"/>
+                <w:lang w:val="en-US" w:eastAsia="en-ID"/>
+              </w:rPr>
+              <w:br/>
+            </w:r>
+            <w:r>
+              <w:rPr>
+                <w:rFonts w:eastAsia="Times New Roman" w:cs="Times New Roman"/>
+                <w:szCs w:val="24"/>
+                <w:lang w:val="en-US" w:eastAsia="en-ID"/>
+              </w:rPr>
+              <w:drawing>
+                <wp:inline distT="0" distB="0" distL="0" distR="0" wp14:anchorId="447C9A0E" wp14:editId="7B2EEFF0">
+                  <wp:extent cx="2791215" cy="2610214"/>
+                  <wp:effectExtent l="0" t="0" r="9525" b="0"/>
+                  <wp:docPr id="820169110" name="Picture 1"/>
+                  <wp:cNvGraphicFramePr>
+                    <a:graphicFrameLocks xmlns:a="http://schemas.openxmlformats.org/drawingml/2006/main" noChangeAspect="1"/>
+                  </wp:cNvGraphicFramePr>
+                  <a:graphic xmlns:a="http://schemas.openxmlformats.org/drawingml/2006/main">
+                    <a:graphicData uri="http://schemas.openxmlformats.org/drawingml/2006/picture">
+                      <pic:pic xmlns:pic="http://schemas.openxmlformats.org/drawingml/2006/picture">
+                        <pic:nvPicPr>
+                          <pic:cNvPr id="820169110" name=""/>
+                          <pic:cNvPicPr/>
+                        </pic:nvPicPr>
+                        <pic:blipFill>
+                          <a:blip r:embed="rId43"/>
+                          <a:stretch>
+                            <a:fillRect/>
+                          </a:stretch>
+                        </pic:blipFill>
+                        <pic:spPr>
+                          <a:xfrm>
+                            <a:off x="0" y="0"/>
+                            <a:ext cx="2791215" cy="2610214"/>
+                          </a:xfrm>
+                          <a:prstGeom prst="rect">
+                            <a:avLst/>
+                          </a:prstGeom>
+                        </pic:spPr>
+                      </pic:pic>
+                    </a:graphicData>
+                  </a:graphic>
+                </wp:inline>
+              </w:drawing>
+            </w:r>
           </w:p>
         </w:tc>
       </w:tr>
@@ -3375,7 +5558,6 @@
                 <w:szCs w:val="24"/>
                 <w:lang w:val="en-US" w:eastAsia="en-ID"/>
               </w:rPr>
-              <w:lastRenderedPageBreak/>
               <w:t>2</w:t>
             </w:r>
           </w:p>
@@ -3395,6 +5577,123 @@
                 <w:lang w:eastAsia="en-ID"/>
               </w:rPr>
             </w:pPr>
+            <w:r>
+              <w:rPr>
+                <w:rFonts w:eastAsia="Times New Roman" w:cs="Times New Roman"/>
+                <w:szCs w:val="24"/>
+                <w:lang w:eastAsia="en-ID"/>
+              </w:rPr>
+              <w:t>Memodifikasi isi file index.tsx dan [slug].tsx pada blog</w:t>
+            </w:r>
+          </w:p>
+          <w:p>
+            <w:pPr>
+              <w:spacing w:before="60" w:line="360" w:lineRule="auto"/>
+              <w:ind w:firstLine="0"/>
+              <w:jc w:val="left"/>
+              <w:rPr>
+                <w:rFonts w:eastAsia="Times New Roman" w:cs="Times New Roman"/>
+                <w:szCs w:val="24"/>
+                <w:lang w:eastAsia="en-ID"/>
+              </w:rPr>
+            </w:pPr>
+            <w:r>
+              <w:rPr>
+                <w:rFonts w:eastAsia="Times New Roman" w:cs="Times New Roman"/>
+                <w:szCs w:val="24"/>
+                <w:lang w:eastAsia="en-ID"/>
+              </w:rPr>
+              <w:drawing>
+                <wp:inline distT="0" distB="0" distL="0" distR="0" wp14:anchorId="35618145" wp14:editId="78A900CA">
+                  <wp:extent cx="5259705" cy="3008630"/>
+                  <wp:effectExtent l="0" t="0" r="0" b="1270"/>
+                  <wp:docPr id="517571321" name="Picture 1"/>
+                  <wp:cNvGraphicFramePr>
+                    <a:graphicFrameLocks xmlns:a="http://schemas.openxmlformats.org/drawingml/2006/main" noChangeAspect="1"/>
+                  </wp:cNvGraphicFramePr>
+                  <a:graphic xmlns:a="http://schemas.openxmlformats.org/drawingml/2006/main">
+                    <a:graphicData uri="http://schemas.openxmlformats.org/drawingml/2006/picture">
+                      <pic:pic xmlns:pic="http://schemas.openxmlformats.org/drawingml/2006/picture">
+                        <pic:nvPicPr>
+                          <pic:cNvPr id="517571321" name=""/>
+                          <pic:cNvPicPr/>
+                        </pic:nvPicPr>
+                        <pic:blipFill>
+                          <a:blip r:embed="rId44"/>
+                          <a:stretch>
+                            <a:fillRect/>
+                          </a:stretch>
+                        </pic:blipFill>
+                        <pic:spPr>
+                          <a:xfrm>
+                            <a:off x="0" y="0"/>
+                            <a:ext cx="5259705" cy="3008630"/>
+                          </a:xfrm>
+                          <a:prstGeom prst="rect">
+                            <a:avLst/>
+                          </a:prstGeom>
+                        </pic:spPr>
+                      </pic:pic>
+                    </a:graphicData>
+                  </a:graphic>
+                </wp:inline>
+              </w:drawing>
+            </w:r>
+          </w:p>
+          <w:p>
+            <w:pPr>
+              <w:spacing w:before="60" w:line="360" w:lineRule="auto"/>
+              <w:ind w:firstLine="0"/>
+              <w:jc w:val="left"/>
+              <w:rPr>
+                <w:rFonts w:eastAsia="Times New Roman" w:cs="Times New Roman"/>
+                <w:szCs w:val="24"/>
+                <w:lang w:eastAsia="en-ID"/>
+              </w:rPr>
+            </w:pPr>
+            <w:r>
+              <w:rPr>
+                <w:rFonts w:eastAsia="Times New Roman" w:cs="Times New Roman"/>
+                <w:szCs w:val="24"/>
+                <w:lang w:eastAsia="en-ID"/>
+              </w:rPr>
+              <w:lastRenderedPageBreak/>
+              <w:drawing>
+                <wp:inline distT="0" distB="0" distL="0" distR="0" wp14:anchorId="73F14D3D" wp14:editId="0B2D00BE">
+                  <wp:extent cx="5259705" cy="5384165"/>
+                  <wp:effectExtent l="0" t="0" r="0" b="6985"/>
+                  <wp:docPr id="1306234859" name="Picture 1"/>
+                  <wp:cNvGraphicFramePr>
+                    <a:graphicFrameLocks xmlns:a="http://schemas.openxmlformats.org/drawingml/2006/main" noChangeAspect="1"/>
+                  </wp:cNvGraphicFramePr>
+                  <a:graphic xmlns:a="http://schemas.openxmlformats.org/drawingml/2006/main">
+                    <a:graphicData uri="http://schemas.openxmlformats.org/drawingml/2006/picture">
+                      <pic:pic xmlns:pic="http://schemas.openxmlformats.org/drawingml/2006/picture">
+                        <pic:nvPicPr>
+                          <pic:cNvPr id="1306234859" name=""/>
+                          <pic:cNvPicPr/>
+                        </pic:nvPicPr>
+                        <pic:blipFill>
+                          <a:blip r:embed="rId45"/>
+                          <a:stretch>
+                            <a:fillRect/>
+                          </a:stretch>
+                        </pic:blipFill>
+                        <pic:spPr>
+                          <a:xfrm>
+                            <a:off x="0" y="0"/>
+                            <a:ext cx="5259705" cy="5384165"/>
+                          </a:xfrm>
+                          <a:prstGeom prst="rect">
+                            <a:avLst/>
+                          </a:prstGeom>
+                        </pic:spPr>
+                      </pic:pic>
+                    </a:graphicData>
+                  </a:graphic>
+                </wp:inline>
+              </w:drawing>
+            </w:r>
           </w:p>
         </w:tc>
       </w:tr>
@@ -3420,6 +5719,7 @@
                 <w:szCs w:val="24"/>
                 <w:lang w:val="en-US" w:eastAsia="en-ID"/>
               </w:rPr>
+              <w:lastRenderedPageBreak/>
               <w:t>3</w:t>
             </w:r>
           </w:p>
@@ -3439,14 +5739,43 @@
                 <w:lang w:val="en-US" w:eastAsia="en-ID"/>
               </w:rPr>
             </w:pPr>
-          </w:p>
-        </w:tc>
-      </w:tr>
-      <w:tr>
-        <w:tc>
-          <w:tcPr>
-            <w:tcW w:w="1129" w:type="dxa"/>
-          </w:tcPr>
+            <w:proofErr w:type="spellStart"/>
+            <w:r>
+              <w:rPr>
+                <w:rFonts w:eastAsia="Times New Roman" w:cs="Times New Roman"/>
+                <w:szCs w:val="24"/>
+                <w:lang w:val="en-US" w:eastAsia="en-ID"/>
+              </w:rPr>
+              <w:t>Tampilan</w:t>
+            </w:r>
+            <w:proofErr w:type="spellEnd"/>
+            <w:r>
+              <w:rPr>
+                <w:rFonts w:eastAsia="Times New Roman" w:cs="Times New Roman"/>
+                <w:szCs w:val="24"/>
+                <w:lang w:val="en-US" w:eastAsia="en-ID"/>
+              </w:rPr>
+              <w:t xml:space="preserve"> </w:t>
+            </w:r>
+            <w:proofErr w:type="spellStart"/>
+            <w:r>
+              <w:rPr>
+                <w:rFonts w:eastAsia="Times New Roman" w:cs="Times New Roman"/>
+                <w:szCs w:val="24"/>
+                <w:lang w:val="en-US" w:eastAsia="en-ID"/>
+              </w:rPr>
+              <w:t>nilai</w:t>
+            </w:r>
+            <w:proofErr w:type="spellEnd"/>
+            <w:r>
+              <w:rPr>
+                <w:rFonts w:eastAsia="Times New Roman" w:cs="Times New Roman"/>
+                <w:szCs w:val="24"/>
+                <w:lang w:val="en-US" w:eastAsia="en-ID"/>
+              </w:rPr>
+              <w:t xml:space="preserve"> slug</w:t>
+            </w:r>
+          </w:p>
           <w:p>
             <w:pPr>
               <w:spacing w:before="60" w:line="360" w:lineRule="auto"/>
@@ -3464,25 +5793,43 @@
                 <w:szCs w:val="24"/>
                 <w:lang w:val="en-US" w:eastAsia="en-ID"/>
               </w:rPr>
-              <w:t>4</w:t>
-            </w:r>
-          </w:p>
-        </w:tc>
-        <w:tc>
-          <w:tcPr>
-            <w:tcW w:w="8499" w:type="dxa"/>
-          </w:tcPr>
-          <w:p>
-            <w:pPr>
-              <w:spacing w:before="60" w:line="360" w:lineRule="auto"/>
-              <w:ind w:firstLine="0"/>
-              <w:jc w:val="left"/>
-              <w:rPr>
-                <w:rFonts w:eastAsia="Times New Roman" w:cs="Times New Roman"/>
-                <w:szCs w:val="24"/>
-                <w:lang w:eastAsia="en-ID"/>
-              </w:rPr>
-            </w:pPr>
+              <w:lastRenderedPageBreak/>
+              <w:drawing>
+                <wp:inline distT="0" distB="0" distL="0" distR="0" wp14:anchorId="228069B5" wp14:editId="33640BC9">
+                  <wp:extent cx="5259705" cy="2847975"/>
+                  <wp:effectExtent l="0" t="0" r="0" b="9525"/>
+                  <wp:docPr id="370431171" name="Picture 1"/>
+                  <wp:cNvGraphicFramePr>
+                    <a:graphicFrameLocks xmlns:a="http://schemas.openxmlformats.org/drawingml/2006/main" noChangeAspect="1"/>
+                  </wp:cNvGraphicFramePr>
+                  <a:graphic xmlns:a="http://schemas.openxmlformats.org/drawingml/2006/main">
+                    <a:graphicData uri="http://schemas.openxmlformats.org/drawingml/2006/picture">
+                      <pic:pic xmlns:pic="http://schemas.openxmlformats.org/drawingml/2006/picture">
+                        <pic:nvPicPr>
+                          <pic:cNvPr id="370431171" name=""/>
+                          <pic:cNvPicPr/>
+                        </pic:nvPicPr>
+                        <pic:blipFill>
+                          <a:blip r:embed="rId46"/>
+                          <a:stretch>
+                            <a:fillRect/>
+                          </a:stretch>
+                        </pic:blipFill>
+                        <pic:spPr>
+                          <a:xfrm>
+                            <a:off x="0" y="0"/>
+                            <a:ext cx="5259705" cy="2847975"/>
+                          </a:xfrm>
+                          <a:prstGeom prst="rect">
+                            <a:avLst/>
+                          </a:prstGeom>
+                        </pic:spPr>
+                      </pic:pic>
+                    </a:graphicData>
+                  </a:graphic>
+                </wp:inline>
+              </w:drawing>
+            </w:r>
           </w:p>
         </w:tc>
       </w:tr>
@@ -3661,14 +6008,43 @@
                 <w:lang w:val="en-US" w:eastAsia="en-ID"/>
               </w:rPr>
             </w:pPr>
-          </w:p>
-        </w:tc>
-      </w:tr>
-      <w:tr>
-        <w:tc>
-          <w:tcPr>
-            <w:tcW w:w="1129" w:type="dxa"/>
-          </w:tcPr>
+            <w:proofErr w:type="spellStart"/>
+            <w:r>
+              <w:rPr>
+                <w:rFonts w:eastAsia="Times New Roman" w:cs="Times New Roman"/>
+                <w:szCs w:val="24"/>
+                <w:lang w:val="en-US" w:eastAsia="en-ID"/>
+              </w:rPr>
+              <w:t>Membuat</w:t>
+            </w:r>
+            <w:proofErr w:type="spellEnd"/>
+            <w:r>
+              <w:rPr>
+                <w:rFonts w:eastAsia="Times New Roman" w:cs="Times New Roman"/>
+                <w:szCs w:val="24"/>
+                <w:lang w:val="en-US" w:eastAsia="en-ID"/>
+              </w:rPr>
+              <w:t xml:space="preserve"> footer </w:t>
+            </w:r>
+            <w:proofErr w:type="spellStart"/>
+            <w:r>
+              <w:rPr>
+                <w:rFonts w:eastAsia="Times New Roman" w:cs="Times New Roman"/>
+                <w:szCs w:val="24"/>
+                <w:lang w:val="en-US" w:eastAsia="en-ID"/>
+              </w:rPr>
+              <w:t>seperti</w:t>
+            </w:r>
+            <w:proofErr w:type="spellEnd"/>
+            <w:r>
+              <w:rPr>
+                <w:rFonts w:eastAsia="Times New Roman" w:cs="Times New Roman"/>
+                <w:szCs w:val="24"/>
+                <w:lang w:val="en-US" w:eastAsia="en-ID"/>
+              </w:rPr>
+              <w:t xml:space="preserve"> konsep navbar</w:t>
+            </w:r>
+          </w:p>
           <w:p>
             <w:pPr>
               <w:spacing w:before="60" w:line="360" w:lineRule="auto"/>
@@ -3686,14 +6062,94 @@
                 <w:szCs w:val="24"/>
                 <w:lang w:val="en-US" w:eastAsia="en-ID"/>
               </w:rPr>
-              <w:t>2</w:t>
-            </w:r>
-          </w:p>
-        </w:tc>
-        <w:tc>
-          <w:tcPr>
-            <w:tcW w:w="8499" w:type="dxa"/>
-          </w:tcPr>
+              <w:lastRenderedPageBreak/>
+              <w:drawing>
+                <wp:inline distT="0" distB="0" distL="0" distR="0" wp14:anchorId="1592423F" wp14:editId="27041500">
+                  <wp:extent cx="2734057" cy="1905266"/>
+                  <wp:effectExtent l="0" t="0" r="9525" b="0"/>
+                  <wp:docPr id="1984475509" name="Picture 1"/>
+                  <wp:cNvGraphicFramePr>
+                    <a:graphicFrameLocks xmlns:a="http://schemas.openxmlformats.org/drawingml/2006/main" noChangeAspect="1"/>
+                  </wp:cNvGraphicFramePr>
+                  <a:graphic xmlns:a="http://schemas.openxmlformats.org/drawingml/2006/main">
+                    <a:graphicData uri="http://schemas.openxmlformats.org/drawingml/2006/picture">
+                      <pic:pic xmlns:pic="http://schemas.openxmlformats.org/drawingml/2006/picture">
+                        <pic:nvPicPr>
+                          <pic:cNvPr id="1984475509" name=""/>
+                          <pic:cNvPicPr/>
+                        </pic:nvPicPr>
+                        <pic:blipFill>
+                          <a:blip r:embed="rId47"/>
+                          <a:stretch>
+                            <a:fillRect/>
+                          </a:stretch>
+                        </pic:blipFill>
+                        <pic:spPr>
+                          <a:xfrm>
+                            <a:off x="0" y="0"/>
+                            <a:ext cx="2734057" cy="1905266"/>
+                          </a:xfrm>
+                          <a:prstGeom prst="rect">
+                            <a:avLst/>
+                          </a:prstGeom>
+                        </pic:spPr>
+                      </pic:pic>
+                    </a:graphicData>
+                  </a:graphic>
+                </wp:inline>
+              </w:drawing>
+            </w:r>
+            <w:r>
+              <w:rPr>
+                <w:rFonts w:eastAsia="Times New Roman" w:cs="Times New Roman"/>
+                <w:szCs w:val="24"/>
+                <w:lang w:val="en-US" w:eastAsia="en-ID"/>
+              </w:rPr>
+              <w:br/>
+            </w:r>
+            <w:r>
+              <w:rPr>
+                <w:rFonts w:eastAsia="Times New Roman" w:cs="Times New Roman"/>
+                <w:szCs w:val="24"/>
+                <w:lang w:val="en-US" w:eastAsia="en-ID"/>
+              </w:rPr>
+              <w:drawing>
+                <wp:inline distT="0" distB="0" distL="0" distR="0" wp14:anchorId="244EA3F7" wp14:editId="77F50668">
+                  <wp:extent cx="5259705" cy="3965575"/>
+                  <wp:effectExtent l="0" t="0" r="0" b="0"/>
+                  <wp:docPr id="87737826" name="Picture 1"/>
+                  <wp:cNvGraphicFramePr>
+                    <a:graphicFrameLocks xmlns:a="http://schemas.openxmlformats.org/drawingml/2006/main" noChangeAspect="1"/>
+                  </wp:cNvGraphicFramePr>
+                  <a:graphic xmlns:a="http://schemas.openxmlformats.org/drawingml/2006/main">
+                    <a:graphicData uri="http://schemas.openxmlformats.org/drawingml/2006/picture">
+                      <pic:pic xmlns:pic="http://schemas.openxmlformats.org/drawingml/2006/picture">
+                        <pic:nvPicPr>
+                          <pic:cNvPr id="87737826" name=""/>
+                          <pic:cNvPicPr/>
+                        </pic:nvPicPr>
+                        <pic:blipFill>
+                          <a:blip r:embed="rId48"/>
+                          <a:stretch>
+                            <a:fillRect/>
+                          </a:stretch>
+                        </pic:blipFill>
+                        <pic:spPr>
+                          <a:xfrm>
+                            <a:off x="0" y="0"/>
+                            <a:ext cx="5259705" cy="3965575"/>
+                          </a:xfrm>
+                          <a:prstGeom prst="rect">
+                            <a:avLst/>
+                          </a:prstGeom>
+                        </pic:spPr>
+                      </pic:pic>
+                    </a:graphicData>
+                  </a:graphic>
+                </wp:inline>
+              </w:drawing>
+            </w:r>
+          </w:p>
           <w:p>
             <w:pPr>
               <w:spacing w:before="60" w:line="360" w:lineRule="auto"/>
@@ -3702,17 +6158,53 @@
               <w:rPr>
                 <w:rFonts w:eastAsia="Times New Roman" w:cs="Times New Roman"/>
                 <w:szCs w:val="24"/>
-                <w:lang w:eastAsia="en-ID"/>
-              </w:rPr>
-            </w:pPr>
-          </w:p>
-        </w:tc>
-      </w:tr>
-      <w:tr>
-        <w:tc>
-          <w:tcPr>
-            <w:tcW w:w="1129" w:type="dxa"/>
-          </w:tcPr>
+                <w:lang w:val="en-US" w:eastAsia="en-ID"/>
+              </w:rPr>
+            </w:pPr>
+            <w:r>
+              <w:rPr>
+                <w:rFonts w:eastAsia="Times New Roman" w:cs="Times New Roman"/>
+                <w:szCs w:val="24"/>
+                <w:lang w:val="en-US" w:eastAsia="en-ID"/>
+              </w:rPr>
+              <w:lastRenderedPageBreak/>
+              <w:drawing>
+                <wp:inline distT="0" distB="0" distL="0" distR="0" wp14:anchorId="73447CB7" wp14:editId="25716308">
+                  <wp:extent cx="5239481" cy="4820323"/>
+                  <wp:effectExtent l="0" t="0" r="0" b="0"/>
+                  <wp:docPr id="1063579168" name="Picture 1"/>
+                  <wp:cNvGraphicFramePr>
+                    <a:graphicFrameLocks xmlns:a="http://schemas.openxmlformats.org/drawingml/2006/main" noChangeAspect="1"/>
+                  </wp:cNvGraphicFramePr>
+                  <a:graphic xmlns:a="http://schemas.openxmlformats.org/drawingml/2006/main">
+                    <a:graphicData uri="http://schemas.openxmlformats.org/drawingml/2006/picture">
+                      <pic:pic xmlns:pic="http://schemas.openxmlformats.org/drawingml/2006/picture">
+                        <pic:nvPicPr>
+                          <pic:cNvPr id="1063579168" name=""/>
+                          <pic:cNvPicPr/>
+                        </pic:nvPicPr>
+                        <pic:blipFill>
+                          <a:blip r:embed="rId49"/>
+                          <a:stretch>
+                            <a:fillRect/>
+                          </a:stretch>
+                        </pic:blipFill>
+                        <pic:spPr>
+                          <a:xfrm>
+                            <a:off x="0" y="0"/>
+                            <a:ext cx="5239481" cy="4820323"/>
+                          </a:xfrm>
+                          <a:prstGeom prst="rect">
+                            <a:avLst/>
+                          </a:prstGeom>
+                        </pic:spPr>
+                      </pic:pic>
+                    </a:graphicData>
+                  </a:graphic>
+                </wp:inline>
+              </w:drawing>
+            </w:r>
+          </w:p>
           <w:p>
             <w:pPr>
               <w:spacing w:before="60" w:line="360" w:lineRule="auto"/>
@@ -3730,14 +6222,43 @@
                 <w:szCs w:val="24"/>
                 <w:lang w:val="en-US" w:eastAsia="en-ID"/>
               </w:rPr>
-              <w:t>3</w:t>
-            </w:r>
-          </w:p>
-        </w:tc>
-        <w:tc>
-          <w:tcPr>
-            <w:tcW w:w="8499" w:type="dxa"/>
-          </w:tcPr>
+              <w:drawing>
+                <wp:inline distT="0" distB="0" distL="0" distR="0" wp14:anchorId="75984FB0" wp14:editId="6F35FFBB">
+                  <wp:extent cx="5259705" cy="1638300"/>
+                  <wp:effectExtent l="0" t="0" r="0" b="0"/>
+                  <wp:docPr id="2064519147" name="Picture 1"/>
+                  <wp:cNvGraphicFramePr>
+                    <a:graphicFrameLocks xmlns:a="http://schemas.openxmlformats.org/drawingml/2006/main" noChangeAspect="1"/>
+                  </wp:cNvGraphicFramePr>
+                  <a:graphic xmlns:a="http://schemas.openxmlformats.org/drawingml/2006/main">
+                    <a:graphicData uri="http://schemas.openxmlformats.org/drawingml/2006/picture">
+                      <pic:pic xmlns:pic="http://schemas.openxmlformats.org/drawingml/2006/picture">
+                        <pic:nvPicPr>
+                          <pic:cNvPr id="2064519147" name=""/>
+                          <pic:cNvPicPr/>
+                        </pic:nvPicPr>
+                        <pic:blipFill>
+                          <a:blip r:embed="rId50"/>
+                          <a:stretch>
+                            <a:fillRect/>
+                          </a:stretch>
+                        </pic:blipFill>
+                        <pic:spPr>
+                          <a:xfrm>
+                            <a:off x="0" y="0"/>
+                            <a:ext cx="5259705" cy="1638300"/>
+                          </a:xfrm>
+                          <a:prstGeom prst="rect">
+                            <a:avLst/>
+                          </a:prstGeom>
+                        </pic:spPr>
+                      </pic:pic>
+                    </a:graphicData>
+                  </a:graphic>
+                </wp:inline>
+              </w:drawing>
+            </w:r>
+          </w:p>
           <w:p>
             <w:pPr>
               <w:spacing w:before="60" w:line="360" w:lineRule="auto"/>
@@ -3749,14 +6270,49 @@
                 <w:lang w:val="en-US" w:eastAsia="en-ID"/>
               </w:rPr>
             </w:pPr>
-          </w:p>
-        </w:tc>
-      </w:tr>
-      <w:tr>
-        <w:tc>
-          <w:tcPr>
-            <w:tcW w:w="1129" w:type="dxa"/>
-          </w:tcPr>
+            <w:r>
+              <w:rPr>
+                <w:rFonts w:eastAsia="Times New Roman" w:cs="Times New Roman"/>
+                <w:szCs w:val="24"/>
+                <w:lang w:val="en-US" w:eastAsia="en-ID"/>
+              </w:rPr>
+              <w:drawing>
+                <wp:inline distT="0" distB="0" distL="0" distR="0" wp14:anchorId="13154387" wp14:editId="31CC54CE">
+                  <wp:extent cx="5259705" cy="1203960"/>
+                  <wp:effectExtent l="0" t="0" r="0" b="0"/>
+                  <wp:docPr id="690987419" name="Picture 1"/>
+                  <wp:cNvGraphicFramePr>
+                    <a:graphicFrameLocks xmlns:a="http://schemas.openxmlformats.org/drawingml/2006/main" noChangeAspect="1"/>
+                  </wp:cNvGraphicFramePr>
+                  <a:graphic xmlns:a="http://schemas.openxmlformats.org/drawingml/2006/main">
+                    <a:graphicData uri="http://schemas.openxmlformats.org/drawingml/2006/picture">
+                      <pic:pic xmlns:pic="http://schemas.openxmlformats.org/drawingml/2006/picture">
+                        <pic:nvPicPr>
+                          <pic:cNvPr id="690987419" name=""/>
+                          <pic:cNvPicPr/>
+                        </pic:nvPicPr>
+                        <pic:blipFill>
+                          <a:blip r:embed="rId51"/>
+                          <a:stretch>
+                            <a:fillRect/>
+                          </a:stretch>
+                        </pic:blipFill>
+                        <pic:spPr>
+                          <a:xfrm>
+                            <a:off x="0" y="0"/>
+                            <a:ext cx="5259705" cy="1203960"/>
+                          </a:xfrm>
+                          <a:prstGeom prst="rect">
+                            <a:avLst/>
+                          </a:prstGeom>
+                        </pic:spPr>
+                      </pic:pic>
+                    </a:graphicData>
+                  </a:graphic>
+                </wp:inline>
+              </w:drawing>
+            </w:r>
+          </w:p>
           <w:p>
             <w:pPr>
               <w:spacing w:before="60" w:line="360" w:lineRule="auto"/>
@@ -3774,25 +6330,43 @@
                 <w:szCs w:val="24"/>
                 <w:lang w:val="en-US" w:eastAsia="en-ID"/>
               </w:rPr>
-              <w:t>4</w:t>
-            </w:r>
-          </w:p>
-        </w:tc>
-        <w:tc>
-          <w:tcPr>
-            <w:tcW w:w="8499" w:type="dxa"/>
-          </w:tcPr>
-          <w:p>
-            <w:pPr>
-              <w:spacing w:before="60" w:line="360" w:lineRule="auto"/>
-              <w:ind w:firstLine="0"/>
-              <w:jc w:val="left"/>
-              <w:rPr>
-                <w:rFonts w:eastAsia="Times New Roman" w:cs="Times New Roman"/>
-                <w:szCs w:val="24"/>
-                <w:lang w:eastAsia="en-ID"/>
-              </w:rPr>
-            </w:pPr>
+              <w:lastRenderedPageBreak/>
+              <w:drawing>
+                <wp:inline distT="0" distB="0" distL="0" distR="0" wp14:anchorId="6BDB3B4B" wp14:editId="547EA4A8">
+                  <wp:extent cx="5259705" cy="1412240"/>
+                  <wp:effectExtent l="0" t="0" r="0" b="0"/>
+                  <wp:docPr id="1683809472" name="Picture 1"/>
+                  <wp:cNvGraphicFramePr>
+                    <a:graphicFrameLocks xmlns:a="http://schemas.openxmlformats.org/drawingml/2006/main" noChangeAspect="1"/>
+                  </wp:cNvGraphicFramePr>
+                  <a:graphic xmlns:a="http://schemas.openxmlformats.org/drawingml/2006/main">
+                    <a:graphicData uri="http://schemas.openxmlformats.org/drawingml/2006/picture">
+                      <pic:pic xmlns:pic="http://schemas.openxmlformats.org/drawingml/2006/picture">
+                        <pic:nvPicPr>
+                          <pic:cNvPr id="1683809472" name=""/>
+                          <pic:cNvPicPr/>
+                        </pic:nvPicPr>
+                        <pic:blipFill>
+                          <a:blip r:embed="rId52"/>
+                          <a:stretch>
+                            <a:fillRect/>
+                          </a:stretch>
+                        </pic:blipFill>
+                        <pic:spPr>
+                          <a:xfrm>
+                            <a:off x="0" y="0"/>
+                            <a:ext cx="5259705" cy="1412240"/>
+                          </a:xfrm>
+                          <a:prstGeom prst="rect">
+                            <a:avLst/>
+                          </a:prstGeom>
+                        </pic:spPr>
+                      </pic:pic>
+                    </a:graphicData>
+                  </a:graphic>
+                </wp:inline>
+              </w:drawing>
+            </w:r>
           </w:p>
         </w:tc>
       </w:tr>
@@ -3947,6 +6521,339 @@
                 <w:lang w:val="en-US" w:eastAsia="en-ID"/>
               </w:rPr>
             </w:pPr>
+            <w:r>
+              <w:rPr>
+                <w:rFonts w:eastAsia="Times New Roman" w:cs="Times New Roman"/>
+                <w:szCs w:val="24"/>
+                <w:lang w:val="en-US" w:eastAsia="en-ID"/>
+              </w:rPr>
+              <w:t xml:space="preserve">Apa </w:t>
+            </w:r>
+            <w:proofErr w:type="spellStart"/>
+            <w:r>
+              <w:rPr>
+                <w:rFonts w:eastAsia="Times New Roman" w:cs="Times New Roman"/>
+                <w:szCs w:val="24"/>
+                <w:lang w:val="en-US" w:eastAsia="en-ID"/>
+              </w:rPr>
+              <w:t>perbedaan</w:t>
+            </w:r>
+            <w:proofErr w:type="spellEnd"/>
+            <w:r>
+              <w:rPr>
+                <w:rFonts w:eastAsia="Times New Roman" w:cs="Times New Roman"/>
+                <w:szCs w:val="24"/>
+                <w:lang w:val="en-US" w:eastAsia="en-ID"/>
+              </w:rPr>
+              <w:t xml:space="preserve"> routing </w:t>
+            </w:r>
+            <w:proofErr w:type="spellStart"/>
+            <w:r>
+              <w:rPr>
+                <w:rFonts w:eastAsia="Times New Roman" w:cs="Times New Roman"/>
+                <w:szCs w:val="24"/>
+                <w:lang w:val="en-US" w:eastAsia="en-ID"/>
+              </w:rPr>
+              <w:t>berbasis</w:t>
+            </w:r>
+            <w:proofErr w:type="spellEnd"/>
+            <w:r>
+              <w:rPr>
+                <w:rFonts w:eastAsia="Times New Roman" w:cs="Times New Roman"/>
+                <w:szCs w:val="24"/>
+                <w:lang w:val="en-US" w:eastAsia="en-ID"/>
+              </w:rPr>
+              <w:t xml:space="preserve"> file dan routing manual?</w:t>
+            </w:r>
+            <w:r>
+              <w:rPr>
+                <w:rFonts w:eastAsia="Times New Roman" w:cs="Times New Roman"/>
+                <w:szCs w:val="24"/>
+                <w:lang w:val="en-US" w:eastAsia="en-ID"/>
+              </w:rPr>
+              <w:br/>
+              <w:t xml:space="preserve">Routing </w:t>
+            </w:r>
+            <w:proofErr w:type="spellStart"/>
+            <w:r>
+              <w:rPr>
+                <w:rFonts w:eastAsia="Times New Roman" w:cs="Times New Roman"/>
+                <w:szCs w:val="24"/>
+                <w:lang w:val="en-US" w:eastAsia="en-ID"/>
+              </w:rPr>
+              <w:t>berbasis</w:t>
+            </w:r>
+            <w:proofErr w:type="spellEnd"/>
+            <w:r>
+              <w:rPr>
+                <w:rFonts w:eastAsia="Times New Roman" w:cs="Times New Roman"/>
+                <w:szCs w:val="24"/>
+                <w:lang w:val="en-US" w:eastAsia="en-ID"/>
+              </w:rPr>
+              <w:t xml:space="preserve"> file </w:t>
+            </w:r>
+            <w:proofErr w:type="spellStart"/>
+            <w:r>
+              <w:rPr>
+                <w:rFonts w:eastAsia="Times New Roman" w:cs="Times New Roman"/>
+                <w:szCs w:val="24"/>
+                <w:lang w:val="en-US" w:eastAsia="en-ID"/>
+              </w:rPr>
+              <w:t>lebih</w:t>
+            </w:r>
+            <w:proofErr w:type="spellEnd"/>
+            <w:r>
+              <w:rPr>
+                <w:rFonts w:eastAsia="Times New Roman" w:cs="Times New Roman"/>
+                <w:szCs w:val="24"/>
+                <w:lang w:val="en-US" w:eastAsia="en-ID"/>
+              </w:rPr>
+              <w:t xml:space="preserve"> </w:t>
+            </w:r>
+            <w:proofErr w:type="spellStart"/>
+            <w:r>
+              <w:rPr>
+                <w:rFonts w:eastAsia="Times New Roman" w:cs="Times New Roman"/>
+                <w:szCs w:val="24"/>
+                <w:lang w:val="en-US" w:eastAsia="en-ID"/>
+              </w:rPr>
+              <w:t>mudah</w:t>
+            </w:r>
+            <w:proofErr w:type="spellEnd"/>
+            <w:r>
+              <w:rPr>
+                <w:rFonts w:eastAsia="Times New Roman" w:cs="Times New Roman"/>
+                <w:szCs w:val="24"/>
+                <w:lang w:val="en-US" w:eastAsia="en-ID"/>
+              </w:rPr>
+              <w:t xml:space="preserve"> di </w:t>
+            </w:r>
+            <w:proofErr w:type="spellStart"/>
+            <w:r>
+              <w:rPr>
+                <w:rFonts w:eastAsia="Times New Roman" w:cs="Times New Roman"/>
+                <w:szCs w:val="24"/>
+                <w:lang w:val="en-US" w:eastAsia="en-ID"/>
+              </w:rPr>
+              <w:t>akses</w:t>
+            </w:r>
+            <w:proofErr w:type="spellEnd"/>
+            <w:r>
+              <w:rPr>
+                <w:rFonts w:eastAsia="Times New Roman" w:cs="Times New Roman"/>
+                <w:szCs w:val="24"/>
+                <w:lang w:val="en-US" w:eastAsia="en-ID"/>
+              </w:rPr>
+              <w:t xml:space="preserve"> </w:t>
+            </w:r>
+            <w:proofErr w:type="spellStart"/>
+            <w:r>
+              <w:rPr>
+                <w:rFonts w:eastAsia="Times New Roman" w:cs="Times New Roman"/>
+                <w:szCs w:val="24"/>
+                <w:lang w:val="en-US" w:eastAsia="en-ID"/>
+              </w:rPr>
+              <w:t>hanya</w:t>
+            </w:r>
+            <w:proofErr w:type="spellEnd"/>
+            <w:r>
+              <w:rPr>
+                <w:rFonts w:eastAsia="Times New Roman" w:cs="Times New Roman"/>
+                <w:szCs w:val="24"/>
+                <w:lang w:val="en-US" w:eastAsia="en-ID"/>
+              </w:rPr>
+              <w:t xml:space="preserve"> </w:t>
+            </w:r>
+            <w:proofErr w:type="spellStart"/>
+            <w:r>
+              <w:rPr>
+                <w:rFonts w:eastAsia="Times New Roman" w:cs="Times New Roman"/>
+                <w:szCs w:val="24"/>
+                <w:lang w:val="en-US" w:eastAsia="en-ID"/>
+              </w:rPr>
+              <w:t>dengan</w:t>
+            </w:r>
+            <w:proofErr w:type="spellEnd"/>
+            <w:r>
+              <w:rPr>
+                <w:rFonts w:eastAsia="Times New Roman" w:cs="Times New Roman"/>
+                <w:szCs w:val="24"/>
+                <w:lang w:val="en-US" w:eastAsia="en-ID"/>
+              </w:rPr>
+              <w:t xml:space="preserve"> </w:t>
+            </w:r>
+            <w:proofErr w:type="spellStart"/>
+            <w:r>
+              <w:rPr>
+                <w:rFonts w:eastAsia="Times New Roman" w:cs="Times New Roman"/>
+                <w:szCs w:val="24"/>
+                <w:lang w:val="en-US" w:eastAsia="en-ID"/>
+              </w:rPr>
+              <w:t>menggunakan</w:t>
+            </w:r>
+            <w:proofErr w:type="spellEnd"/>
+            <w:r>
+              <w:rPr>
+                <w:rFonts w:eastAsia="Times New Roman" w:cs="Times New Roman"/>
+                <w:szCs w:val="24"/>
+                <w:lang w:val="en-US" w:eastAsia="en-ID"/>
+              </w:rPr>
+              <w:t xml:space="preserve"> /</w:t>
+            </w:r>
+            <w:proofErr w:type="spellStart"/>
+            <w:proofErr w:type="gramStart"/>
+            <w:r>
+              <w:rPr>
+                <w:rFonts w:eastAsia="Times New Roman" w:cs="Times New Roman"/>
+                <w:szCs w:val="24"/>
+                <w:lang w:val="en-US" w:eastAsia="en-ID"/>
+              </w:rPr>
+              <w:t>namafile</w:t>
+            </w:r>
+            <w:proofErr w:type="spellEnd"/>
+            <w:r>
+              <w:rPr>
+                <w:rFonts w:eastAsia="Times New Roman" w:cs="Times New Roman"/>
+                <w:szCs w:val="24"/>
+                <w:lang w:val="en-US" w:eastAsia="en-ID"/>
+              </w:rPr>
+              <w:t xml:space="preserve"> ,</w:t>
+            </w:r>
+            <w:proofErr w:type="gramEnd"/>
+            <w:r>
+              <w:rPr>
+                <w:rFonts w:eastAsia="Times New Roman" w:cs="Times New Roman"/>
+                <w:szCs w:val="24"/>
+                <w:lang w:val="en-US" w:eastAsia="en-ID"/>
+              </w:rPr>
+              <w:t xml:space="preserve"> </w:t>
+            </w:r>
+            <w:proofErr w:type="spellStart"/>
+            <w:r>
+              <w:rPr>
+                <w:rFonts w:eastAsia="Times New Roman" w:cs="Times New Roman"/>
+                <w:szCs w:val="24"/>
+                <w:lang w:val="en-US" w:eastAsia="en-ID"/>
+              </w:rPr>
+              <w:t>jika</w:t>
+            </w:r>
+            <w:proofErr w:type="spellEnd"/>
+            <w:r>
+              <w:rPr>
+                <w:rFonts w:eastAsia="Times New Roman" w:cs="Times New Roman"/>
+                <w:szCs w:val="24"/>
+                <w:lang w:val="en-US" w:eastAsia="en-ID"/>
+              </w:rPr>
+              <w:t xml:space="preserve"> routing manual </w:t>
+            </w:r>
+            <w:proofErr w:type="spellStart"/>
+            <w:r>
+              <w:rPr>
+                <w:rFonts w:eastAsia="Times New Roman" w:cs="Times New Roman"/>
+                <w:szCs w:val="24"/>
+                <w:lang w:val="en-US" w:eastAsia="en-ID"/>
+              </w:rPr>
+              <w:t>biasanya</w:t>
+            </w:r>
+            <w:proofErr w:type="spellEnd"/>
+            <w:r>
+              <w:rPr>
+                <w:rFonts w:eastAsia="Times New Roman" w:cs="Times New Roman"/>
+                <w:szCs w:val="24"/>
+                <w:lang w:val="en-US" w:eastAsia="en-ID"/>
+              </w:rPr>
+              <w:t xml:space="preserve"> </w:t>
+            </w:r>
+            <w:proofErr w:type="spellStart"/>
+            <w:r>
+              <w:rPr>
+                <w:rFonts w:eastAsia="Times New Roman" w:cs="Times New Roman"/>
+                <w:szCs w:val="24"/>
+                <w:lang w:val="en-US" w:eastAsia="en-ID"/>
+              </w:rPr>
+              <w:t>harus</w:t>
+            </w:r>
+            <w:proofErr w:type="spellEnd"/>
+            <w:r>
+              <w:rPr>
+                <w:rFonts w:eastAsia="Times New Roman" w:cs="Times New Roman"/>
+                <w:szCs w:val="24"/>
+                <w:lang w:val="en-US" w:eastAsia="en-ID"/>
+              </w:rPr>
+              <w:t xml:space="preserve"> </w:t>
+            </w:r>
+            <w:proofErr w:type="spellStart"/>
+            <w:r>
+              <w:rPr>
+                <w:rFonts w:eastAsia="Times New Roman" w:cs="Times New Roman"/>
+                <w:szCs w:val="24"/>
+                <w:lang w:val="en-US" w:eastAsia="en-ID"/>
+              </w:rPr>
+              <w:t>menggunakan</w:t>
+            </w:r>
+            <w:proofErr w:type="spellEnd"/>
+            <w:r>
+              <w:rPr>
+                <w:rFonts w:eastAsia="Times New Roman" w:cs="Times New Roman"/>
+                <w:szCs w:val="24"/>
+                <w:lang w:val="en-US" w:eastAsia="en-ID"/>
+              </w:rPr>
+              <w:t xml:space="preserve"> </w:t>
+            </w:r>
+            <w:proofErr w:type="spellStart"/>
+            <w:r>
+              <w:rPr>
+                <w:rFonts w:eastAsia="Times New Roman" w:cs="Times New Roman"/>
+                <w:szCs w:val="24"/>
+                <w:lang w:val="en-US" w:eastAsia="en-ID"/>
+              </w:rPr>
+              <w:t>kode</w:t>
+            </w:r>
+            <w:proofErr w:type="spellEnd"/>
+            <w:r>
+              <w:rPr>
+                <w:rFonts w:eastAsia="Times New Roman" w:cs="Times New Roman"/>
+                <w:szCs w:val="24"/>
+                <w:lang w:val="en-US" w:eastAsia="en-ID"/>
+              </w:rPr>
+              <w:t xml:space="preserve"> </w:t>
+            </w:r>
+            <w:proofErr w:type="spellStart"/>
+            <w:r>
+              <w:rPr>
+                <w:rFonts w:eastAsia="Times New Roman" w:cs="Times New Roman"/>
+                <w:szCs w:val="24"/>
+                <w:lang w:val="en-US" w:eastAsia="en-ID"/>
+              </w:rPr>
+              <w:t>tambahan</w:t>
+            </w:r>
+            <w:proofErr w:type="spellEnd"/>
+            <w:r>
+              <w:rPr>
+                <w:rFonts w:eastAsia="Times New Roman" w:cs="Times New Roman"/>
+                <w:szCs w:val="24"/>
+                <w:lang w:val="en-US" w:eastAsia="en-ID"/>
+              </w:rPr>
+              <w:t xml:space="preserve"> / </w:t>
+            </w:r>
+            <w:proofErr w:type="spellStart"/>
+            <w:r>
+              <w:rPr>
+                <w:rFonts w:eastAsia="Times New Roman" w:cs="Times New Roman"/>
+                <w:szCs w:val="24"/>
+                <w:lang w:val="en-US" w:eastAsia="en-ID"/>
+              </w:rPr>
+              <w:t>menggunakan</w:t>
+            </w:r>
+            <w:proofErr w:type="spellEnd"/>
+            <w:r>
+              <w:rPr>
+                <w:rFonts w:eastAsia="Times New Roman" w:cs="Times New Roman"/>
+                <w:szCs w:val="24"/>
+                <w:lang w:val="en-US" w:eastAsia="en-ID"/>
+              </w:rPr>
+              <w:t xml:space="preserve"> next </w:t>
+            </w:r>
           </w:p>
         </w:tc>
       </w:tr>
@@ -3991,6 +6898,31 @@
                 <w:lang w:eastAsia="en-ID"/>
               </w:rPr>
             </w:pPr>
+            <w:r>
+              <w:rPr>
+                <w:rFonts w:eastAsia="Times New Roman" w:cs="Times New Roman"/>
+                <w:szCs w:val="24"/>
+                <w:lang w:eastAsia="en-ID"/>
+              </w:rPr>
+              <w:t>Mengapa dynamic routing penting dalam aplikasi web?</w:t>
+            </w:r>
+            <w:r>
+              <w:rPr>
+                <w:rFonts w:eastAsia="Times New Roman" w:cs="Times New Roman"/>
+                <w:szCs w:val="24"/>
+                <w:lang w:eastAsia="en-ID"/>
+              </w:rPr>
+              <w:br/>
+              <w:t xml:space="preserve">dynamic route penting </w:t>
+            </w:r>
+            <w:r>
+              <w:rPr>
+                <w:rFonts w:eastAsia="Times New Roman" w:cs="Times New Roman"/>
+                <w:szCs w:val="24"/>
+                <w:lang w:eastAsia="en-ID"/>
+              </w:rPr>
+              <w:t xml:space="preserve">karena banyak manfaatnya , seperti struktur link url yang bersih karena mengaksesnya melalui id dan mudah di buat </w:t>
+            </w:r>
           </w:p>
         </w:tc>
       </w:tr>
@@ -4035,14 +6967,141 @@
                 <w:lang w:val="en-US" w:eastAsia="en-ID"/>
               </w:rPr>
             </w:pPr>
-          </w:p>
-        </w:tc>
-      </w:tr>
-      <w:tr>
-        <w:tc>
-          <w:tcPr>
-            <w:tcW w:w="1129" w:type="dxa"/>
-          </w:tcPr>
+            <w:r>
+              <w:rPr>
+                <w:rFonts w:eastAsia="Times New Roman" w:cs="Times New Roman"/>
+                <w:szCs w:val="24"/>
+                <w:lang w:val="en-US" w:eastAsia="en-ID"/>
+              </w:rPr>
+              <w:t xml:space="preserve">Apa </w:t>
+            </w:r>
+            <w:proofErr w:type="spellStart"/>
+            <w:r>
+              <w:rPr>
+                <w:rFonts w:eastAsia="Times New Roman" w:cs="Times New Roman"/>
+                <w:szCs w:val="24"/>
+                <w:lang w:val="en-US" w:eastAsia="en-ID"/>
+              </w:rPr>
+              <w:t>keuntungan</w:t>
+            </w:r>
+            <w:proofErr w:type="spellEnd"/>
+            <w:r>
+              <w:rPr>
+                <w:rFonts w:eastAsia="Times New Roman" w:cs="Times New Roman"/>
+                <w:szCs w:val="24"/>
+                <w:lang w:val="en-US" w:eastAsia="en-ID"/>
+              </w:rPr>
+              <w:t xml:space="preserve"> </w:t>
+            </w:r>
+            <w:proofErr w:type="spellStart"/>
+            <w:r>
+              <w:rPr>
+                <w:rFonts w:eastAsia="Times New Roman" w:cs="Times New Roman"/>
+                <w:szCs w:val="24"/>
+                <w:lang w:val="en-US" w:eastAsia="en-ID"/>
+              </w:rPr>
+              <w:t>menggunakan</w:t>
+            </w:r>
+            <w:proofErr w:type="spellEnd"/>
+            <w:r>
+              <w:rPr>
+                <w:rFonts w:eastAsia="Times New Roman" w:cs="Times New Roman"/>
+                <w:szCs w:val="24"/>
+                <w:lang w:val="en-US" w:eastAsia="en-ID"/>
+              </w:rPr>
+              <w:t xml:space="preserve"> layout global </w:t>
+            </w:r>
+            <w:proofErr w:type="spellStart"/>
+            <w:r>
+              <w:rPr>
+                <w:rFonts w:eastAsia="Times New Roman" w:cs="Times New Roman"/>
+                <w:szCs w:val="24"/>
+                <w:lang w:val="en-US" w:eastAsia="en-ID"/>
+              </w:rPr>
+              <w:t>dibanding</w:t>
+            </w:r>
+            <w:proofErr w:type="spellEnd"/>
+            <w:r>
+              <w:rPr>
+                <w:rFonts w:eastAsia="Times New Roman" w:cs="Times New Roman"/>
+                <w:szCs w:val="24"/>
+                <w:lang w:val="en-US" w:eastAsia="en-ID"/>
+              </w:rPr>
+              <w:t xml:space="preserve"> </w:t>
+            </w:r>
+            <w:proofErr w:type="spellStart"/>
+            <w:r>
+              <w:rPr>
+                <w:rFonts w:eastAsia="Times New Roman" w:cs="Times New Roman"/>
+                <w:szCs w:val="24"/>
+                <w:lang w:val="en-US" w:eastAsia="en-ID"/>
+              </w:rPr>
+              <w:t>memanggil</w:t>
+            </w:r>
+            <w:proofErr w:type="spellEnd"/>
+            <w:r>
+              <w:rPr>
+                <w:rFonts w:eastAsia="Times New Roman" w:cs="Times New Roman"/>
+                <w:szCs w:val="24"/>
+                <w:lang w:val="en-US" w:eastAsia="en-ID"/>
+              </w:rPr>
+              <w:t xml:space="preserve"> </w:t>
+            </w:r>
+            <w:proofErr w:type="spellStart"/>
+            <w:r>
+              <w:rPr>
+                <w:rFonts w:eastAsia="Times New Roman" w:cs="Times New Roman"/>
+                <w:szCs w:val="24"/>
+                <w:lang w:val="en-US" w:eastAsia="en-ID"/>
+              </w:rPr>
+              <w:t>komponen</w:t>
+            </w:r>
+            <w:proofErr w:type="spellEnd"/>
+            <w:r>
+              <w:rPr>
+                <w:rFonts w:eastAsia="Times New Roman" w:cs="Times New Roman"/>
+                <w:szCs w:val="24"/>
+                <w:lang w:val="en-US" w:eastAsia="en-ID"/>
+              </w:rPr>
+              <w:t xml:space="preserve"> </w:t>
+            </w:r>
+            <w:proofErr w:type="spellStart"/>
+            <w:r>
+              <w:rPr>
+                <w:rFonts w:eastAsia="Times New Roman" w:cs="Times New Roman"/>
+                <w:szCs w:val="24"/>
+                <w:lang w:val="en-US" w:eastAsia="en-ID"/>
+              </w:rPr>
+              <w:t>satu</w:t>
+            </w:r>
+            <w:proofErr w:type="spellEnd"/>
+            <w:r>
+              <w:rPr>
+                <w:rFonts w:eastAsia="Times New Roman" w:cs="Times New Roman"/>
+                <w:szCs w:val="24"/>
+                <w:lang w:val="en-US" w:eastAsia="en-ID"/>
+              </w:rPr>
+              <w:t xml:space="preserve"> per </w:t>
+            </w:r>
+            <w:proofErr w:type="spellStart"/>
+            <w:r>
+              <w:rPr>
+                <w:rFonts w:eastAsia="Times New Roman" w:cs="Times New Roman"/>
+                <w:szCs w:val="24"/>
+                <w:lang w:val="en-US" w:eastAsia="en-ID"/>
+              </w:rPr>
+              <w:t>satu</w:t>
+            </w:r>
+            <w:proofErr w:type="spellEnd"/>
+            <w:r>
+              <w:rPr>
+                <w:rFonts w:eastAsia="Times New Roman" w:cs="Times New Roman"/>
+                <w:szCs w:val="24"/>
+                <w:lang w:val="en-US" w:eastAsia="en-ID"/>
+              </w:rPr>
+              <w:t>?</w:t>
+            </w:r>
+          </w:p>
           <w:p>
             <w:pPr>
               <w:spacing w:before="60" w:line="360" w:lineRule="auto"/>
@@ -4054,31 +7113,214 @@
                 <w:lang w:val="en-US" w:eastAsia="en-ID"/>
               </w:rPr>
             </w:pPr>
-            <w:r>
-              <w:rPr>
-                <w:rFonts w:eastAsia="Times New Roman" w:cs="Times New Roman"/>
-                <w:szCs w:val="24"/>
-                <w:lang w:val="en-US" w:eastAsia="en-ID"/>
-              </w:rPr>
-              <w:t>4</w:t>
-            </w:r>
-          </w:p>
-        </w:tc>
-        <w:tc>
-          <w:tcPr>
-            <w:tcW w:w="8499" w:type="dxa"/>
-          </w:tcPr>
-          <w:p>
-            <w:pPr>
-              <w:spacing w:before="60" w:line="360" w:lineRule="auto"/>
-              <w:ind w:firstLine="0"/>
-              <w:jc w:val="left"/>
-              <w:rPr>
-                <w:rFonts w:eastAsia="Times New Roman" w:cs="Times New Roman"/>
-                <w:szCs w:val="24"/>
-                <w:lang w:eastAsia="en-ID"/>
-              </w:rPr>
-            </w:pPr>
+            <w:proofErr w:type="spellStart"/>
+            <w:r>
+              <w:rPr>
+                <w:rFonts w:eastAsia="Times New Roman" w:cs="Times New Roman"/>
+                <w:szCs w:val="24"/>
+                <w:lang w:val="en-US" w:eastAsia="en-ID"/>
+              </w:rPr>
+              <w:t>Keuntungan</w:t>
+            </w:r>
+            <w:proofErr w:type="spellEnd"/>
+            <w:r>
+              <w:rPr>
+                <w:rFonts w:eastAsia="Times New Roman" w:cs="Times New Roman"/>
+                <w:szCs w:val="24"/>
+                <w:lang w:val="en-US" w:eastAsia="en-ID"/>
+              </w:rPr>
+              <w:t xml:space="preserve"> layout global </w:t>
+            </w:r>
+            <w:proofErr w:type="spellStart"/>
+            <w:r>
+              <w:rPr>
+                <w:rFonts w:eastAsia="Times New Roman" w:cs="Times New Roman"/>
+                <w:szCs w:val="24"/>
+                <w:lang w:val="en-US" w:eastAsia="en-ID"/>
+              </w:rPr>
+              <w:t>yaitu</w:t>
+            </w:r>
+            <w:proofErr w:type="spellEnd"/>
+            <w:r>
+              <w:rPr>
+                <w:rFonts w:eastAsia="Times New Roman" w:cs="Times New Roman"/>
+                <w:szCs w:val="24"/>
+                <w:lang w:val="en-US" w:eastAsia="en-ID"/>
+              </w:rPr>
+              <w:t xml:space="preserve"> agar tidak perlu </w:t>
+            </w:r>
+            <w:proofErr w:type="spellStart"/>
+            <w:r>
+              <w:rPr>
+                <w:rFonts w:eastAsia="Times New Roman" w:cs="Times New Roman"/>
+                <w:szCs w:val="24"/>
+                <w:lang w:val="en-US" w:eastAsia="en-ID"/>
+              </w:rPr>
+              <w:t>membuat</w:t>
+            </w:r>
+            <w:proofErr w:type="spellEnd"/>
+            <w:r>
+              <w:rPr>
+                <w:rFonts w:eastAsia="Times New Roman" w:cs="Times New Roman"/>
+                <w:szCs w:val="24"/>
+                <w:lang w:val="en-US" w:eastAsia="en-ID"/>
+              </w:rPr>
+              <w:t xml:space="preserve"> 1 1 </w:t>
+            </w:r>
+            <w:proofErr w:type="spellStart"/>
+            <w:r>
+              <w:rPr>
+                <w:rFonts w:eastAsia="Times New Roman" w:cs="Times New Roman"/>
+                <w:szCs w:val="24"/>
+                <w:lang w:val="en-US" w:eastAsia="en-ID"/>
+              </w:rPr>
+              <w:t>jika</w:t>
+            </w:r>
+            <w:proofErr w:type="spellEnd"/>
+            <w:r>
+              <w:rPr>
+                <w:rFonts w:eastAsia="Times New Roman" w:cs="Times New Roman"/>
+                <w:szCs w:val="24"/>
+                <w:lang w:val="en-US" w:eastAsia="en-ID"/>
+              </w:rPr>
+              <w:t xml:space="preserve"> </w:t>
+            </w:r>
+            <w:proofErr w:type="spellStart"/>
+            <w:r>
+              <w:rPr>
+                <w:rFonts w:eastAsia="Times New Roman" w:cs="Times New Roman"/>
+                <w:szCs w:val="24"/>
+                <w:lang w:val="en-US" w:eastAsia="en-ID"/>
+              </w:rPr>
+              <w:t>ingin</w:t>
+            </w:r>
+            <w:proofErr w:type="spellEnd"/>
+            <w:r>
+              <w:rPr>
+                <w:rFonts w:eastAsia="Times New Roman" w:cs="Times New Roman"/>
+                <w:szCs w:val="24"/>
+                <w:lang w:val="en-US" w:eastAsia="en-ID"/>
+              </w:rPr>
+              <w:t xml:space="preserve"> </w:t>
+            </w:r>
+            <w:proofErr w:type="spellStart"/>
+            <w:r>
+              <w:rPr>
+                <w:rFonts w:eastAsia="Times New Roman" w:cs="Times New Roman"/>
+                <w:szCs w:val="24"/>
+                <w:lang w:val="en-US" w:eastAsia="en-ID"/>
+              </w:rPr>
+              <w:t>digunakan</w:t>
+            </w:r>
+            <w:proofErr w:type="spellEnd"/>
+            <w:r>
+              <w:rPr>
+                <w:rFonts w:eastAsia="Times New Roman" w:cs="Times New Roman"/>
+                <w:szCs w:val="24"/>
+                <w:lang w:val="en-US" w:eastAsia="en-ID"/>
+              </w:rPr>
+              <w:t xml:space="preserve">, </w:t>
+            </w:r>
+            <w:proofErr w:type="spellStart"/>
+            <w:r>
+              <w:rPr>
+                <w:rFonts w:eastAsia="Times New Roman" w:cs="Times New Roman"/>
+                <w:szCs w:val="24"/>
+                <w:lang w:val="en-US" w:eastAsia="en-ID"/>
+              </w:rPr>
+              <w:t>cukup</w:t>
+            </w:r>
+            <w:proofErr w:type="spellEnd"/>
+            <w:r>
+              <w:rPr>
+                <w:rFonts w:eastAsia="Times New Roman" w:cs="Times New Roman"/>
+                <w:szCs w:val="24"/>
+                <w:lang w:val="en-US" w:eastAsia="en-ID"/>
+              </w:rPr>
+              <w:t xml:space="preserve"> </w:t>
+            </w:r>
+            <w:proofErr w:type="spellStart"/>
+            <w:r>
+              <w:rPr>
+                <w:rFonts w:eastAsia="Times New Roman" w:cs="Times New Roman"/>
+                <w:szCs w:val="24"/>
+                <w:lang w:val="en-US" w:eastAsia="en-ID"/>
+              </w:rPr>
+              <w:t>dengan</w:t>
+            </w:r>
+            <w:proofErr w:type="spellEnd"/>
+            <w:r>
+              <w:rPr>
+                <w:rFonts w:eastAsia="Times New Roman" w:cs="Times New Roman"/>
+                <w:szCs w:val="24"/>
+                <w:lang w:val="en-US" w:eastAsia="en-ID"/>
+              </w:rPr>
+              <w:t xml:space="preserve"> </w:t>
+            </w:r>
+            <w:proofErr w:type="spellStart"/>
+            <w:r>
+              <w:rPr>
+                <w:rFonts w:eastAsia="Times New Roman" w:cs="Times New Roman"/>
+                <w:szCs w:val="24"/>
+                <w:lang w:val="en-US" w:eastAsia="en-ID"/>
+              </w:rPr>
+              <w:t>memanggil</w:t>
+            </w:r>
+            <w:proofErr w:type="spellEnd"/>
+            <w:r>
+              <w:rPr>
+                <w:rFonts w:eastAsia="Times New Roman" w:cs="Times New Roman"/>
+                <w:szCs w:val="24"/>
+                <w:lang w:val="en-US" w:eastAsia="en-ID"/>
+              </w:rPr>
+              <w:t xml:space="preserve"> </w:t>
+            </w:r>
+            <w:proofErr w:type="spellStart"/>
+            <w:proofErr w:type="gramStart"/>
+            <w:r>
+              <w:rPr>
+                <w:rFonts w:eastAsia="Times New Roman" w:cs="Times New Roman"/>
+                <w:szCs w:val="24"/>
+                <w:lang w:val="en-US" w:eastAsia="en-ID"/>
+              </w:rPr>
+              <w:t>kodenya</w:t>
+            </w:r>
+            <w:proofErr w:type="spellEnd"/>
+            <w:r>
+              <w:rPr>
+                <w:rFonts w:eastAsia="Times New Roman" w:cs="Times New Roman"/>
+                <w:szCs w:val="24"/>
+                <w:lang w:val="en-US" w:eastAsia="en-ID"/>
+              </w:rPr>
+              <w:t xml:space="preserve"> ,</w:t>
+            </w:r>
+            <w:proofErr w:type="gramEnd"/>
+            <w:r>
+              <w:rPr>
+                <w:rFonts w:eastAsia="Times New Roman" w:cs="Times New Roman"/>
+                <w:szCs w:val="24"/>
+                <w:lang w:val="en-US" w:eastAsia="en-ID"/>
+              </w:rPr>
+              <w:t xml:space="preserve"> dan </w:t>
+            </w:r>
+            <w:proofErr w:type="spellStart"/>
+            <w:r>
+              <w:rPr>
+                <w:rFonts w:eastAsia="Times New Roman" w:cs="Times New Roman"/>
+                <w:szCs w:val="24"/>
+                <w:lang w:val="en-US" w:eastAsia="en-ID"/>
+              </w:rPr>
+              <w:t>efisien</w:t>
+            </w:r>
+            <w:proofErr w:type="spellEnd"/>
+            <w:r>
+              <w:rPr>
+                <w:rFonts w:eastAsia="Times New Roman" w:cs="Times New Roman"/>
+                <w:szCs w:val="24"/>
+                <w:lang w:val="en-US" w:eastAsia="en-ID"/>
+              </w:rPr>
+              <w:t xml:space="preserve"> </w:t>
+            </w:r>
           </w:p>
         </w:tc>
       </w:tr>
@@ -4099,904 +7341,9 @@
         </w:rPr>
       </w:pPr>
     </w:p>
-    <w:p>
-      <w:pPr>
-        <w:spacing w:before="60" w:line="360" w:lineRule="auto"/>
-        <w:ind w:firstLine="0"/>
-        <w:jc w:val="left"/>
-        <w:rPr>
-          <w:rFonts w:eastAsia="Times New Roman" w:cs="Times New Roman"/>
-          <w:b/>
-          <w:bCs/>
-          <w:kern w:val="0"/>
-          <w:szCs w:val="24"/>
-          <w:lang w:eastAsia="en-ID"/>
-          <w14:ligatures w14:val="none"/>
-        </w:rPr>
-      </w:pPr>
-      <w:proofErr w:type="spellStart"/>
-      <w:r>
-        <w:rPr>
-          <w:rFonts w:eastAsia="Times New Roman" w:cs="Times New Roman"/>
-          <w:b/>
-          <w:bCs/>
-          <w:kern w:val="0"/>
-          <w:szCs w:val="24"/>
-          <w:lang w:eastAsia="en-ID"/>
-          <w14:ligatures w14:val="none"/>
-        </w:rPr>
-        <w:t>Praktikum</w:t>
-      </w:r>
-      <w:proofErr w:type="spellEnd"/>
-      <w:r>
-        <w:rPr>
-          <w:rFonts w:eastAsia="Times New Roman" w:cs="Times New Roman"/>
-          <w:b/>
-          <w:bCs/>
-          <w:kern w:val="0"/>
-          <w:szCs w:val="24"/>
-          <w:lang w:eastAsia="en-ID"/>
-          <w14:ligatures w14:val="none"/>
-        </w:rPr>
-        <w:t xml:space="preserve"> Ke-3</w:t>
-      </w:r>
-    </w:p>
-    <w:tbl>
-      <w:tblPr>
-        <w:tblStyle w:val="TableGrid"/>
-        <w:tblW w:w="5000" w:type="pct"/>
-        <w:tblLayout w:type="fixed"/>
-        <w:tblLook w:val="04A0" w:firstRow="1" w:lastRow="0" w:firstColumn="1" w:lastColumn="0" w:noHBand="0" w:noVBand="1"/>
-      </w:tblPr>
-      <w:tblGrid>
-        <w:gridCol w:w="1129"/>
-        <w:gridCol w:w="8499"/>
-      </w:tblGrid>
-      <w:tr>
-        <w:tc>
-          <w:tcPr>
-            <w:tcW w:w="1129" w:type="dxa"/>
-          </w:tcPr>
-          <w:p>
-            <w:pPr>
-              <w:spacing w:before="60" w:line="360" w:lineRule="auto"/>
-              <w:ind w:firstLine="0"/>
-              <w:jc w:val="left"/>
-              <w:rPr>
-                <w:rFonts w:eastAsia="Times New Roman" w:cs="Times New Roman"/>
-                <w:szCs w:val="24"/>
-                <w:lang w:eastAsia="en-ID"/>
-              </w:rPr>
-            </w:pPr>
-            <w:r>
-              <w:rPr>
-                <w:rFonts w:eastAsia="Times New Roman" w:cs="Times New Roman"/>
-                <w:szCs w:val="24"/>
-                <w:lang w:eastAsia="en-ID"/>
-              </w:rPr>
-              <w:t>Langkah</w:t>
-            </w:r>
-          </w:p>
-        </w:tc>
-        <w:tc>
-          <w:tcPr>
-            <w:tcW w:w="8499" w:type="dxa"/>
-          </w:tcPr>
-          <w:p>
-            <w:pPr>
-              <w:spacing w:before="60" w:line="360" w:lineRule="auto"/>
-              <w:ind w:firstLine="0"/>
-              <w:jc w:val="left"/>
-              <w:rPr>
-                <w:rFonts w:eastAsia="Times New Roman" w:cs="Times New Roman"/>
-                <w:szCs w:val="24"/>
-                <w:lang w:eastAsia="en-ID"/>
-              </w:rPr>
-            </w:pPr>
-            <w:r>
-              <w:rPr>
-                <w:rFonts w:eastAsia="Times New Roman" w:cs="Times New Roman"/>
-                <w:szCs w:val="24"/>
-                <w:lang w:eastAsia="en-ID"/>
-              </w:rPr>
-              <w:t>Jawaban/Deskripsi</w:t>
-            </w:r>
-          </w:p>
-        </w:tc>
-      </w:tr>
-      <w:tr>
-        <w:tc>
-          <w:tcPr>
-            <w:tcW w:w="1129" w:type="dxa"/>
-          </w:tcPr>
-          <w:p>
-            <w:pPr>
-              <w:spacing w:before="60" w:line="360" w:lineRule="auto"/>
-              <w:ind w:firstLine="0"/>
-              <w:jc w:val="left"/>
-              <w:rPr>
-                <w:rFonts w:eastAsia="Times New Roman" w:cs="Times New Roman"/>
-                <w:szCs w:val="24"/>
-                <w:lang w:val="en-US" w:eastAsia="en-ID"/>
-              </w:rPr>
-            </w:pPr>
-            <w:r>
-              <w:rPr>
-                <w:rFonts w:eastAsia="Times New Roman" w:cs="Times New Roman"/>
-                <w:szCs w:val="24"/>
-                <w:lang w:val="en-US" w:eastAsia="en-ID"/>
-              </w:rPr>
-              <w:t>1</w:t>
-            </w:r>
-          </w:p>
-        </w:tc>
-        <w:tc>
-          <w:tcPr>
-            <w:tcW w:w="8499" w:type="dxa"/>
-          </w:tcPr>
-          <w:p>
-            <w:pPr>
-              <w:spacing w:before="60" w:line="360" w:lineRule="auto"/>
-              <w:ind w:firstLine="0"/>
-              <w:jc w:val="left"/>
-              <w:rPr>
-                <w:rFonts w:eastAsia="Times New Roman" w:cs="Times New Roman"/>
-                <w:szCs w:val="24"/>
-                <w:lang w:val="en-US" w:eastAsia="en-ID"/>
-              </w:rPr>
-            </w:pPr>
-          </w:p>
-        </w:tc>
-      </w:tr>
-      <w:tr>
-        <w:tc>
-          <w:tcPr>
-            <w:tcW w:w="1129" w:type="dxa"/>
-          </w:tcPr>
-          <w:p>
-            <w:pPr>
-              <w:spacing w:before="60" w:line="360" w:lineRule="auto"/>
-              <w:ind w:firstLine="0"/>
-              <w:jc w:val="left"/>
-              <w:rPr>
-                <w:rFonts w:eastAsia="Times New Roman" w:cs="Times New Roman"/>
-                <w:szCs w:val="24"/>
-                <w:lang w:val="en-US" w:eastAsia="en-ID"/>
-              </w:rPr>
-            </w:pPr>
-            <w:r>
-              <w:rPr>
-                <w:rFonts w:eastAsia="Times New Roman" w:cs="Times New Roman"/>
-                <w:szCs w:val="24"/>
-                <w:lang w:val="en-US" w:eastAsia="en-ID"/>
-              </w:rPr>
-              <w:t>2</w:t>
-            </w:r>
-          </w:p>
-        </w:tc>
-        <w:tc>
-          <w:tcPr>
-            <w:tcW w:w="8499" w:type="dxa"/>
-          </w:tcPr>
-          <w:p>
-            <w:pPr>
-              <w:spacing w:before="60" w:line="360" w:lineRule="auto"/>
-              <w:ind w:firstLine="0"/>
-              <w:jc w:val="left"/>
-              <w:rPr>
-                <w:rFonts w:eastAsia="Times New Roman" w:cs="Times New Roman"/>
-                <w:szCs w:val="24"/>
-                <w:lang w:eastAsia="en-ID"/>
-              </w:rPr>
-            </w:pPr>
-          </w:p>
-        </w:tc>
-      </w:tr>
-      <w:tr>
-        <w:tc>
-          <w:tcPr>
-            <w:tcW w:w="1129" w:type="dxa"/>
-          </w:tcPr>
-          <w:p>
-            <w:pPr>
-              <w:spacing w:before="60" w:line="360" w:lineRule="auto"/>
-              <w:ind w:firstLine="0"/>
-              <w:jc w:val="left"/>
-              <w:rPr>
-                <w:rFonts w:eastAsia="Times New Roman" w:cs="Times New Roman"/>
-                <w:szCs w:val="24"/>
-                <w:lang w:val="en-US" w:eastAsia="en-ID"/>
-              </w:rPr>
-            </w:pPr>
-            <w:r>
-              <w:rPr>
-                <w:rFonts w:eastAsia="Times New Roman" w:cs="Times New Roman"/>
-                <w:szCs w:val="24"/>
-                <w:lang w:val="en-US" w:eastAsia="en-ID"/>
-              </w:rPr>
-              <w:t>3</w:t>
-            </w:r>
-          </w:p>
-        </w:tc>
-        <w:tc>
-          <w:tcPr>
-            <w:tcW w:w="8499" w:type="dxa"/>
-          </w:tcPr>
-          <w:p>
-            <w:pPr>
-              <w:spacing w:before="60" w:line="360" w:lineRule="auto"/>
-              <w:ind w:firstLine="0"/>
-              <w:jc w:val="left"/>
-              <w:rPr>
-                <w:rFonts w:eastAsia="Times New Roman" w:cs="Times New Roman"/>
-                <w:szCs w:val="24"/>
-                <w:lang w:val="en-US" w:eastAsia="en-ID"/>
-              </w:rPr>
-            </w:pPr>
-          </w:p>
-        </w:tc>
-      </w:tr>
-      <w:tr>
-        <w:tc>
-          <w:tcPr>
-            <w:tcW w:w="1129" w:type="dxa"/>
-          </w:tcPr>
-          <w:p>
-            <w:pPr>
-              <w:spacing w:before="60" w:line="360" w:lineRule="auto"/>
-              <w:ind w:firstLine="0"/>
-              <w:jc w:val="left"/>
-              <w:rPr>
-                <w:rFonts w:eastAsia="Times New Roman" w:cs="Times New Roman"/>
-                <w:szCs w:val="24"/>
-                <w:lang w:val="en-US" w:eastAsia="en-ID"/>
-              </w:rPr>
-            </w:pPr>
-            <w:r>
-              <w:rPr>
-                <w:rFonts w:eastAsia="Times New Roman" w:cs="Times New Roman"/>
-                <w:szCs w:val="24"/>
-                <w:lang w:val="en-US" w:eastAsia="en-ID"/>
-              </w:rPr>
-              <w:t>4</w:t>
-            </w:r>
-          </w:p>
-        </w:tc>
-        <w:tc>
-          <w:tcPr>
-            <w:tcW w:w="8499" w:type="dxa"/>
-          </w:tcPr>
-          <w:p>
-            <w:pPr>
-              <w:spacing w:before="60" w:line="360" w:lineRule="auto"/>
-              <w:ind w:firstLine="0"/>
-              <w:jc w:val="left"/>
-              <w:rPr>
-                <w:rFonts w:eastAsia="Times New Roman" w:cs="Times New Roman"/>
-                <w:szCs w:val="24"/>
-                <w:lang w:eastAsia="en-ID"/>
-              </w:rPr>
-            </w:pPr>
-          </w:p>
-        </w:tc>
-      </w:tr>
-    </w:tbl>
-    <w:p>
-      <w:pPr>
-        <w:spacing w:before="60" w:line="360" w:lineRule="auto"/>
-        <w:ind w:firstLine="0"/>
-        <w:jc w:val="left"/>
-        <w:rPr>
-          <w:rFonts w:eastAsia="Times New Roman" w:cs="Times New Roman"/>
-          <w:b/>
-          <w:bCs/>
-          <w:kern w:val="0"/>
-          <w:szCs w:val="24"/>
-          <w:lang w:eastAsia="en-ID"/>
-          <w14:ligatures w14:val="none"/>
-        </w:rPr>
-      </w:pPr>
-    </w:p>
-    <w:p>
-      <w:pPr>
-        <w:spacing w:before="60" w:line="360" w:lineRule="auto"/>
-        <w:ind w:firstLine="0"/>
-        <w:jc w:val="left"/>
-        <w:rPr>
-          <w:rFonts w:eastAsia="Times New Roman" w:cs="Times New Roman"/>
-          <w:b/>
-          <w:bCs/>
-          <w:kern w:val="0"/>
-          <w:szCs w:val="24"/>
-          <w:lang w:eastAsia="en-ID"/>
-          <w14:ligatures w14:val="none"/>
-        </w:rPr>
-      </w:pPr>
-      <w:proofErr w:type="spellStart"/>
-      <w:r>
-        <w:rPr>
-          <w:rFonts w:eastAsia="Times New Roman" w:cs="Times New Roman"/>
-          <w:b/>
-          <w:bCs/>
-          <w:kern w:val="0"/>
-          <w:szCs w:val="24"/>
-          <w:lang w:eastAsia="en-ID"/>
-          <w14:ligatures w14:val="none"/>
-        </w:rPr>
-        <w:t>Praktikum</w:t>
-      </w:r>
-      <w:proofErr w:type="spellEnd"/>
-      <w:r>
-        <w:rPr>
-          <w:rFonts w:eastAsia="Times New Roman" w:cs="Times New Roman"/>
-          <w:b/>
-          <w:bCs/>
-          <w:kern w:val="0"/>
-          <w:szCs w:val="24"/>
-          <w:lang w:eastAsia="en-ID"/>
-          <w14:ligatures w14:val="none"/>
-        </w:rPr>
-        <w:t xml:space="preserve"> Ke-3</w:t>
-      </w:r>
-    </w:p>
-    <w:tbl>
-      <w:tblPr>
-        <w:tblStyle w:val="TableGrid"/>
-        <w:tblW w:w="5000" w:type="pct"/>
-        <w:tblLayout w:type="fixed"/>
-        <w:tblLook w:val="04A0" w:firstRow="1" w:lastRow="0" w:firstColumn="1" w:lastColumn="0" w:noHBand="0" w:noVBand="1"/>
-      </w:tblPr>
-      <w:tblGrid>
-        <w:gridCol w:w="1129"/>
-        <w:gridCol w:w="8499"/>
-      </w:tblGrid>
-      <w:tr>
-        <w:tc>
-          <w:tcPr>
-            <w:tcW w:w="1129" w:type="dxa"/>
-          </w:tcPr>
-          <w:p>
-            <w:pPr>
-              <w:spacing w:before="60" w:line="360" w:lineRule="auto"/>
-              <w:ind w:firstLine="0"/>
-              <w:jc w:val="left"/>
-              <w:rPr>
-                <w:rFonts w:eastAsia="Times New Roman" w:cs="Times New Roman"/>
-                <w:szCs w:val="24"/>
-                <w:lang w:eastAsia="en-ID"/>
-              </w:rPr>
-            </w:pPr>
-            <w:r>
-              <w:rPr>
-                <w:rFonts w:eastAsia="Times New Roman" w:cs="Times New Roman"/>
-                <w:szCs w:val="24"/>
-                <w:lang w:eastAsia="en-ID"/>
-              </w:rPr>
-              <w:lastRenderedPageBreak/>
-              <w:t>Langkah</w:t>
-            </w:r>
-          </w:p>
-        </w:tc>
-        <w:tc>
-          <w:tcPr>
-            <w:tcW w:w="8499" w:type="dxa"/>
-          </w:tcPr>
-          <w:p>
-            <w:pPr>
-              <w:spacing w:before="60" w:line="360" w:lineRule="auto"/>
-              <w:ind w:firstLine="0"/>
-              <w:jc w:val="left"/>
-              <w:rPr>
-                <w:rFonts w:eastAsia="Times New Roman" w:cs="Times New Roman"/>
-                <w:szCs w:val="24"/>
-                <w:lang w:eastAsia="en-ID"/>
-              </w:rPr>
-            </w:pPr>
-            <w:r>
-              <w:rPr>
-                <w:rFonts w:eastAsia="Times New Roman" w:cs="Times New Roman"/>
-                <w:szCs w:val="24"/>
-                <w:lang w:eastAsia="en-ID"/>
-              </w:rPr>
-              <w:t>Jawaban/Deskripsi</w:t>
-            </w:r>
-          </w:p>
-        </w:tc>
-      </w:tr>
-      <w:tr>
-        <w:tc>
-          <w:tcPr>
-            <w:tcW w:w="1129" w:type="dxa"/>
-          </w:tcPr>
-          <w:p>
-            <w:pPr>
-              <w:spacing w:before="60" w:line="360" w:lineRule="auto"/>
-              <w:ind w:firstLine="0"/>
-              <w:jc w:val="left"/>
-              <w:rPr>
-                <w:rFonts w:eastAsia="Times New Roman" w:cs="Times New Roman"/>
-                <w:szCs w:val="24"/>
-                <w:lang w:val="en-US" w:eastAsia="en-ID"/>
-              </w:rPr>
-            </w:pPr>
-            <w:r>
-              <w:rPr>
-                <w:rFonts w:eastAsia="Times New Roman" w:cs="Times New Roman"/>
-                <w:szCs w:val="24"/>
-                <w:lang w:val="en-US" w:eastAsia="en-ID"/>
-              </w:rPr>
-              <w:t>1</w:t>
-            </w:r>
-          </w:p>
-        </w:tc>
-        <w:tc>
-          <w:tcPr>
-            <w:tcW w:w="8499" w:type="dxa"/>
-          </w:tcPr>
-          <w:p>
-            <w:pPr>
-              <w:spacing w:before="60" w:line="360" w:lineRule="auto"/>
-              <w:ind w:firstLine="0"/>
-              <w:jc w:val="left"/>
-              <w:rPr>
-                <w:rFonts w:eastAsia="Times New Roman" w:cs="Times New Roman"/>
-                <w:szCs w:val="24"/>
-                <w:lang w:val="en-US" w:eastAsia="en-ID"/>
-              </w:rPr>
-            </w:pPr>
-          </w:p>
-        </w:tc>
-      </w:tr>
-      <w:tr>
-        <w:tc>
-          <w:tcPr>
-            <w:tcW w:w="1129" w:type="dxa"/>
-          </w:tcPr>
-          <w:p>
-            <w:pPr>
-              <w:spacing w:before="60" w:line="360" w:lineRule="auto"/>
-              <w:ind w:firstLine="0"/>
-              <w:jc w:val="left"/>
-              <w:rPr>
-                <w:rFonts w:eastAsia="Times New Roman" w:cs="Times New Roman"/>
-                <w:szCs w:val="24"/>
-                <w:lang w:val="en-US" w:eastAsia="en-ID"/>
-              </w:rPr>
-            </w:pPr>
-            <w:r>
-              <w:rPr>
-                <w:rFonts w:eastAsia="Times New Roman" w:cs="Times New Roman"/>
-                <w:szCs w:val="24"/>
-                <w:lang w:val="en-US" w:eastAsia="en-ID"/>
-              </w:rPr>
-              <w:t>2</w:t>
-            </w:r>
-          </w:p>
-        </w:tc>
-        <w:tc>
-          <w:tcPr>
-            <w:tcW w:w="8499" w:type="dxa"/>
-          </w:tcPr>
-          <w:p>
-            <w:pPr>
-              <w:spacing w:before="60" w:line="360" w:lineRule="auto"/>
-              <w:ind w:firstLine="0"/>
-              <w:jc w:val="left"/>
-              <w:rPr>
-                <w:rFonts w:eastAsia="Times New Roman" w:cs="Times New Roman"/>
-                <w:szCs w:val="24"/>
-                <w:lang w:eastAsia="en-ID"/>
-              </w:rPr>
-            </w:pPr>
-          </w:p>
-        </w:tc>
-      </w:tr>
-      <w:tr>
-        <w:tc>
-          <w:tcPr>
-            <w:tcW w:w="1129" w:type="dxa"/>
-          </w:tcPr>
-          <w:p>
-            <w:pPr>
-              <w:spacing w:before="60" w:line="360" w:lineRule="auto"/>
-              <w:ind w:firstLine="0"/>
-              <w:jc w:val="left"/>
-              <w:rPr>
-                <w:rFonts w:eastAsia="Times New Roman" w:cs="Times New Roman"/>
-                <w:szCs w:val="24"/>
-                <w:lang w:val="en-US" w:eastAsia="en-ID"/>
-              </w:rPr>
-            </w:pPr>
-            <w:r>
-              <w:rPr>
-                <w:rFonts w:eastAsia="Times New Roman" w:cs="Times New Roman"/>
-                <w:szCs w:val="24"/>
-                <w:lang w:val="en-US" w:eastAsia="en-ID"/>
-              </w:rPr>
-              <w:t>3</w:t>
-            </w:r>
-          </w:p>
-        </w:tc>
-        <w:tc>
-          <w:tcPr>
-            <w:tcW w:w="8499" w:type="dxa"/>
-          </w:tcPr>
-          <w:p>
-            <w:pPr>
-              <w:spacing w:before="60" w:line="360" w:lineRule="auto"/>
-              <w:ind w:firstLine="0"/>
-              <w:jc w:val="left"/>
-              <w:rPr>
-                <w:rFonts w:eastAsia="Times New Roman" w:cs="Times New Roman"/>
-                <w:szCs w:val="24"/>
-                <w:lang w:val="en-US" w:eastAsia="en-ID"/>
-              </w:rPr>
-            </w:pPr>
-          </w:p>
-        </w:tc>
-      </w:tr>
-      <w:tr>
-        <w:tc>
-          <w:tcPr>
-            <w:tcW w:w="1129" w:type="dxa"/>
-          </w:tcPr>
-          <w:p>
-            <w:pPr>
-              <w:spacing w:before="60" w:line="360" w:lineRule="auto"/>
-              <w:ind w:firstLine="0"/>
-              <w:jc w:val="left"/>
-              <w:rPr>
-                <w:rFonts w:eastAsia="Times New Roman" w:cs="Times New Roman"/>
-                <w:szCs w:val="24"/>
-                <w:lang w:val="en-US" w:eastAsia="en-ID"/>
-              </w:rPr>
-            </w:pPr>
-            <w:r>
-              <w:rPr>
-                <w:rFonts w:eastAsia="Times New Roman" w:cs="Times New Roman"/>
-                <w:szCs w:val="24"/>
-                <w:lang w:val="en-US" w:eastAsia="en-ID"/>
-              </w:rPr>
-              <w:t>4</w:t>
-            </w:r>
-          </w:p>
-        </w:tc>
-        <w:tc>
-          <w:tcPr>
-            <w:tcW w:w="8499" w:type="dxa"/>
-          </w:tcPr>
-          <w:p>
-            <w:pPr>
-              <w:spacing w:before="60" w:line="360" w:lineRule="auto"/>
-              <w:ind w:firstLine="0"/>
-              <w:jc w:val="left"/>
-              <w:rPr>
-                <w:rFonts w:eastAsia="Times New Roman" w:cs="Times New Roman"/>
-                <w:szCs w:val="24"/>
-                <w:lang w:eastAsia="en-ID"/>
-              </w:rPr>
-            </w:pPr>
-          </w:p>
-        </w:tc>
-      </w:tr>
-    </w:tbl>
-    <w:p>
-      <w:pPr>
-        <w:spacing w:before="60" w:line="360" w:lineRule="auto"/>
-        <w:ind w:firstLine="0"/>
-        <w:jc w:val="left"/>
-        <w:rPr>
-          <w:rFonts w:eastAsia="Times New Roman" w:cs="Times New Roman"/>
-          <w:b/>
-          <w:bCs/>
-          <w:kern w:val="0"/>
-          <w:szCs w:val="24"/>
-          <w:lang w:eastAsia="en-ID"/>
-          <w14:ligatures w14:val="none"/>
-        </w:rPr>
-      </w:pPr>
-    </w:p>
-    <w:p>
-      <w:pPr>
-        <w:spacing w:before="60" w:line="360" w:lineRule="auto"/>
-        <w:ind w:firstLine="0"/>
-        <w:jc w:val="left"/>
-        <w:rPr>
-          <w:rFonts w:eastAsia="Times New Roman" w:cs="Times New Roman"/>
-          <w:b/>
-          <w:bCs/>
-          <w:kern w:val="0"/>
-          <w:szCs w:val="24"/>
-          <w:lang w:eastAsia="en-ID"/>
-          <w14:ligatures w14:val="none"/>
-        </w:rPr>
-      </w:pPr>
-      <w:proofErr w:type="spellStart"/>
-      <w:r>
-        <w:rPr>
-          <w:rFonts w:eastAsia="Times New Roman" w:cs="Times New Roman"/>
-          <w:b/>
-          <w:bCs/>
-          <w:kern w:val="0"/>
-          <w:szCs w:val="24"/>
-          <w:lang w:eastAsia="en-ID"/>
-          <w14:ligatures w14:val="none"/>
-        </w:rPr>
-        <w:t>Praktikum</w:t>
-      </w:r>
-      <w:proofErr w:type="spellEnd"/>
-      <w:r>
-        <w:rPr>
-          <w:rFonts w:eastAsia="Times New Roman" w:cs="Times New Roman"/>
-          <w:b/>
-          <w:bCs/>
-          <w:kern w:val="0"/>
-          <w:szCs w:val="24"/>
-          <w:lang w:eastAsia="en-ID"/>
-          <w14:ligatures w14:val="none"/>
-        </w:rPr>
-        <w:t xml:space="preserve"> Ke-3</w:t>
-      </w:r>
-    </w:p>
-    <w:tbl>
-      <w:tblPr>
-        <w:tblStyle w:val="TableGrid"/>
-        <w:tblW w:w="5000" w:type="pct"/>
-        <w:tblLayout w:type="fixed"/>
-        <w:tblLook w:val="04A0" w:firstRow="1" w:lastRow="0" w:firstColumn="1" w:lastColumn="0" w:noHBand="0" w:noVBand="1"/>
-      </w:tblPr>
-      <w:tblGrid>
-        <w:gridCol w:w="1129"/>
-        <w:gridCol w:w="8499"/>
-      </w:tblGrid>
-      <w:tr>
-        <w:tc>
-          <w:tcPr>
-            <w:tcW w:w="1129" w:type="dxa"/>
-          </w:tcPr>
-          <w:p>
-            <w:pPr>
-              <w:spacing w:before="60" w:line="360" w:lineRule="auto"/>
-              <w:ind w:firstLine="0"/>
-              <w:jc w:val="left"/>
-              <w:rPr>
-                <w:rFonts w:eastAsia="Times New Roman" w:cs="Times New Roman"/>
-                <w:szCs w:val="24"/>
-                <w:lang w:eastAsia="en-ID"/>
-              </w:rPr>
-            </w:pPr>
-            <w:r>
-              <w:rPr>
-                <w:rFonts w:eastAsia="Times New Roman" w:cs="Times New Roman"/>
-                <w:szCs w:val="24"/>
-                <w:lang w:eastAsia="en-ID"/>
-              </w:rPr>
-              <w:t>Langkah</w:t>
-            </w:r>
-          </w:p>
-        </w:tc>
-        <w:tc>
-          <w:tcPr>
-            <w:tcW w:w="8499" w:type="dxa"/>
-          </w:tcPr>
-          <w:p>
-            <w:pPr>
-              <w:spacing w:before="60" w:line="360" w:lineRule="auto"/>
-              <w:ind w:firstLine="0"/>
-              <w:jc w:val="left"/>
-              <w:rPr>
-                <w:rFonts w:eastAsia="Times New Roman" w:cs="Times New Roman"/>
-                <w:szCs w:val="24"/>
-                <w:lang w:eastAsia="en-ID"/>
-              </w:rPr>
-            </w:pPr>
-            <w:r>
-              <w:rPr>
-                <w:rFonts w:eastAsia="Times New Roman" w:cs="Times New Roman"/>
-                <w:szCs w:val="24"/>
-                <w:lang w:eastAsia="en-ID"/>
-              </w:rPr>
-              <w:t>Jawaban/Deskripsi</w:t>
-            </w:r>
-          </w:p>
-        </w:tc>
-      </w:tr>
-      <w:tr>
-        <w:tc>
-          <w:tcPr>
-            <w:tcW w:w="1129" w:type="dxa"/>
-          </w:tcPr>
-          <w:p>
-            <w:pPr>
-              <w:spacing w:before="60" w:line="360" w:lineRule="auto"/>
-              <w:ind w:firstLine="0"/>
-              <w:jc w:val="left"/>
-              <w:rPr>
-                <w:rFonts w:eastAsia="Times New Roman" w:cs="Times New Roman"/>
-                <w:szCs w:val="24"/>
-                <w:lang w:val="en-US" w:eastAsia="en-ID"/>
-              </w:rPr>
-            </w:pPr>
-            <w:r>
-              <w:rPr>
-                <w:rFonts w:eastAsia="Times New Roman" w:cs="Times New Roman"/>
-                <w:szCs w:val="24"/>
-                <w:lang w:val="en-US" w:eastAsia="en-ID"/>
-              </w:rPr>
-              <w:t>1</w:t>
-            </w:r>
-          </w:p>
-        </w:tc>
-        <w:tc>
-          <w:tcPr>
-            <w:tcW w:w="8499" w:type="dxa"/>
-          </w:tcPr>
-          <w:p>
-            <w:pPr>
-              <w:spacing w:before="60" w:line="360" w:lineRule="auto"/>
-              <w:ind w:firstLine="0"/>
-              <w:jc w:val="left"/>
-              <w:rPr>
-                <w:rFonts w:eastAsia="Times New Roman" w:cs="Times New Roman"/>
-                <w:szCs w:val="24"/>
-                <w:lang w:val="en-US" w:eastAsia="en-ID"/>
-              </w:rPr>
-            </w:pPr>
-          </w:p>
-        </w:tc>
-      </w:tr>
-      <w:tr>
-        <w:tc>
-          <w:tcPr>
-            <w:tcW w:w="1129" w:type="dxa"/>
-          </w:tcPr>
-          <w:p>
-            <w:pPr>
-              <w:spacing w:before="60" w:line="360" w:lineRule="auto"/>
-              <w:ind w:firstLine="0"/>
-              <w:jc w:val="left"/>
-              <w:rPr>
-                <w:rFonts w:eastAsia="Times New Roman" w:cs="Times New Roman"/>
-                <w:szCs w:val="24"/>
-                <w:lang w:val="en-US" w:eastAsia="en-ID"/>
-              </w:rPr>
-            </w:pPr>
-            <w:r>
-              <w:rPr>
-                <w:rFonts w:eastAsia="Times New Roman" w:cs="Times New Roman"/>
-                <w:szCs w:val="24"/>
-                <w:lang w:val="en-US" w:eastAsia="en-ID"/>
-              </w:rPr>
-              <w:t>2</w:t>
-            </w:r>
-          </w:p>
-        </w:tc>
-        <w:tc>
-          <w:tcPr>
-            <w:tcW w:w="8499" w:type="dxa"/>
-          </w:tcPr>
-          <w:p>
-            <w:pPr>
-              <w:spacing w:before="60" w:line="360" w:lineRule="auto"/>
-              <w:ind w:firstLine="0"/>
-              <w:jc w:val="left"/>
-              <w:rPr>
-                <w:rFonts w:eastAsia="Times New Roman" w:cs="Times New Roman"/>
-                <w:szCs w:val="24"/>
-                <w:lang w:eastAsia="en-ID"/>
-              </w:rPr>
-            </w:pPr>
-          </w:p>
-        </w:tc>
-      </w:tr>
-      <w:tr>
-        <w:tc>
-          <w:tcPr>
-            <w:tcW w:w="1129" w:type="dxa"/>
-          </w:tcPr>
-          <w:p>
-            <w:pPr>
-              <w:spacing w:before="60" w:line="360" w:lineRule="auto"/>
-              <w:ind w:firstLine="0"/>
-              <w:jc w:val="left"/>
-              <w:rPr>
-                <w:rFonts w:eastAsia="Times New Roman" w:cs="Times New Roman"/>
-                <w:szCs w:val="24"/>
-                <w:lang w:val="en-US" w:eastAsia="en-ID"/>
-              </w:rPr>
-            </w:pPr>
-            <w:r>
-              <w:rPr>
-                <w:rFonts w:eastAsia="Times New Roman" w:cs="Times New Roman"/>
-                <w:szCs w:val="24"/>
-                <w:lang w:val="en-US" w:eastAsia="en-ID"/>
-              </w:rPr>
-              <w:t>3</w:t>
-            </w:r>
-          </w:p>
-        </w:tc>
-        <w:tc>
-          <w:tcPr>
-            <w:tcW w:w="8499" w:type="dxa"/>
-          </w:tcPr>
-          <w:p>
-            <w:pPr>
-              <w:spacing w:before="60" w:line="360" w:lineRule="auto"/>
-              <w:ind w:firstLine="0"/>
-              <w:jc w:val="left"/>
-              <w:rPr>
-                <w:rFonts w:eastAsia="Times New Roman" w:cs="Times New Roman"/>
-                <w:szCs w:val="24"/>
-                <w:lang w:val="en-US" w:eastAsia="en-ID"/>
-              </w:rPr>
-            </w:pPr>
-          </w:p>
-        </w:tc>
-      </w:tr>
-      <w:tr>
-        <w:tc>
-          <w:tcPr>
-            <w:tcW w:w="1129" w:type="dxa"/>
-          </w:tcPr>
-          <w:p>
-            <w:pPr>
-              <w:spacing w:before="60" w:line="360" w:lineRule="auto"/>
-              <w:ind w:firstLine="0"/>
-              <w:jc w:val="left"/>
-              <w:rPr>
-                <w:rFonts w:eastAsia="Times New Roman" w:cs="Times New Roman"/>
-                <w:szCs w:val="24"/>
-                <w:lang w:val="en-US" w:eastAsia="en-ID"/>
-              </w:rPr>
-            </w:pPr>
-            <w:r>
-              <w:rPr>
-                <w:rFonts w:eastAsia="Times New Roman" w:cs="Times New Roman"/>
-                <w:szCs w:val="24"/>
-                <w:lang w:val="en-US" w:eastAsia="en-ID"/>
-              </w:rPr>
-              <w:t>4</w:t>
-            </w:r>
-          </w:p>
-        </w:tc>
-        <w:tc>
-          <w:tcPr>
-            <w:tcW w:w="8499" w:type="dxa"/>
-          </w:tcPr>
-          <w:p>
-            <w:pPr>
-              <w:spacing w:before="60" w:line="360" w:lineRule="auto"/>
-              <w:ind w:firstLine="0"/>
-              <w:jc w:val="left"/>
-              <w:rPr>
-                <w:rFonts w:eastAsia="Times New Roman" w:cs="Times New Roman"/>
-                <w:szCs w:val="24"/>
-                <w:lang w:eastAsia="en-ID"/>
-              </w:rPr>
-            </w:pPr>
-          </w:p>
-        </w:tc>
-      </w:tr>
-    </w:tbl>
-    <w:p>
-      <w:pPr>
-        <w:spacing w:before="60" w:line="360" w:lineRule="auto"/>
-        <w:ind w:firstLine="0"/>
-        <w:jc w:val="left"/>
-        <w:rPr>
-          <w:rFonts w:eastAsia="Times New Roman" w:cs="Times New Roman"/>
-          <w:b/>
-          <w:bCs/>
-          <w:kern w:val="0"/>
-          <w:szCs w:val="24"/>
-          <w:lang w:eastAsia="en-ID"/>
-          <w14:ligatures w14:val="none"/>
-        </w:rPr>
-      </w:pPr>
-    </w:p>
     <w:sectPr>
-      <w:headerReference w:type="default" r:id="rId9"/>
-      <w:footerReference w:type="default" r:id="rId10"/>
+      <w:headerReference w:type="default" r:id="rId53"/>
+      <w:footerReference w:type="default" r:id="rId54"/>
       <w:pgSz w:w="11906" w:h="16838" w:code="9"/>
       <w:pgMar w:top="1134" w:right="1134" w:bottom="1134" w:left="1134" w:header="567" w:footer="567" w:gutter="0"/>
       <w:cols w:space="708"/>
@@ -9215,6 +11562,7 @@
   <w:style w:type="character" w:default="1" w:styleId="DefaultParagraphFont">
     <w:name w:val="Default Paragraph Font"/>
     <w:uiPriority w:val="1"/>
+    <w:semiHidden/>
     <w:unhideWhenUsed/>
   </w:style>
   <w:style w:type="table" w:default="1" w:styleId="TableNormal">
